--- a/docs/paper/Hybrid Network Monitoring and Policy Orchestration Framework.docx
+++ b/docs/paper/Hybrid Network Monitoring and Policy Orchestration Framework.docx
@@ -118,21 +118,12 @@
           <w:cs/>
         </w:rPr>
       </w:pPr>
-      <w:proofErr w:type="spellStart"/>
-      <w:r>
-        <w:rPr>
-          <w:rFonts w:ascii="TH Sarabun New" w:eastAsia="TH Sarabun New" w:hAnsi="TH Sarabun New" w:cs="TH Sarabun New"/>
-          <w:sz w:val="32"/>
-        </w:rPr>
-        <w:t>ชื่อ-นามสกุล</w:t>
-      </w:r>
-      <w:proofErr w:type="spellEnd"/>
-      <w:r>
-        <w:rPr>
-          <w:rFonts w:ascii="TH Sarabun New" w:eastAsia="TH Sarabun New" w:hAnsi="TH Sarabun New" w:cs="TH Sarabun New"/>
-          <w:sz w:val="32"/>
-        </w:rPr>
-        <w:t xml:space="preserve"> </w:t>
+      <w:r>
+        <w:rPr>
+          <w:rFonts w:ascii="TH Sarabun New" w:eastAsia="TH Sarabun New" w:hAnsi="TH Sarabun New" w:cs="TH Sarabun New"/>
+          <w:sz w:val="32"/>
+        </w:rPr>
+        <w:t xml:space="preserve">ชื่อ-นามสกุล </w:t>
       </w:r>
       <w:r>
         <w:rPr>
@@ -151,21 +142,12 @@
           <w:rFonts w:ascii="TH Sarabun New" w:hAnsi="TH Sarabun New" w:cs="TH Sarabun New"/>
         </w:rPr>
       </w:pPr>
-      <w:proofErr w:type="spellStart"/>
-      <w:r>
-        <w:rPr>
-          <w:rFonts w:ascii="TH Sarabun New" w:eastAsia="TH Sarabun New" w:hAnsi="TH Sarabun New" w:cs="TH Sarabun New"/>
-          <w:sz w:val="32"/>
-        </w:rPr>
-        <w:t>รหัสนักศึกษา</w:t>
-      </w:r>
-      <w:proofErr w:type="spellEnd"/>
-      <w:r>
-        <w:rPr>
-          <w:rFonts w:ascii="TH Sarabun New" w:eastAsia="TH Sarabun New" w:hAnsi="TH Sarabun New" w:cs="TH Sarabun New"/>
-          <w:sz w:val="32"/>
-        </w:rPr>
-        <w:t xml:space="preserve"> </w:t>
+      <w:r>
+        <w:rPr>
+          <w:rFonts w:ascii="TH Sarabun New" w:eastAsia="TH Sarabun New" w:hAnsi="TH Sarabun New" w:cs="TH Sarabun New"/>
+          <w:sz w:val="32"/>
+        </w:rPr>
+        <w:t xml:space="preserve">รหัสนักศึกษา </w:t>
       </w:r>
       <w:r>
         <w:rPr>
@@ -327,7 +309,6 @@
           <w:rFonts w:ascii="TH Sarabun New" w:hAnsi="TH Sarabun New" w:cs="TH Sarabun New"/>
         </w:rPr>
       </w:pPr>
-      <w:proofErr w:type="spellStart"/>
       <w:r>
         <w:rPr>
           <w:rFonts w:ascii="TH Sarabun New" w:eastAsia="TH Sarabun New" w:hAnsi="TH Sarabun New" w:cs="TH Sarabun New"/>
@@ -335,7 +316,6 @@
         </w:rPr>
         <w:t>โครงงานพิเศษนี้เป็นส่วนหนึ่งของการศึกษาตาม</w:t>
       </w:r>
-      <w:proofErr w:type="spellEnd"/>
     </w:p>
     <w:p>
       <w:pPr>
@@ -483,14 +463,59 @@
         <w:lastRenderedPageBreak/>
         <w:br w:type="page"/>
       </w:r>
+      <w:r>
+        <w:rPr>
+          <w:rFonts w:ascii="TH Sarabun New" w:eastAsia="TH Sarabun New" w:hAnsi="TH Sarabun New" w:cs="TH Sarabun New"/>
+          <w:sz w:val="32"/>
+        </w:rPr>
+        <w:lastRenderedPageBreak/>
+        <w:t>หัวข้อโครงงานพิเศษ ระบบบริหารจัดการเครือข่าย IoT อย่างปลอดภัยด้วย SDN และ AI Security Module</w:t>
+      </w:r>
+    </w:p>
+    <w:p>
+      <w:pPr>
+        <w:spacing w:after="0" w:line="240" w:lineRule="auto"/>
+        <w:rPr>
+          <w:rFonts w:ascii="TH Sarabun New" w:eastAsia="TH Sarabun New" w:hAnsi="TH Sarabun New" w:cs="TH Sarabun New"/>
+          <w:sz w:val="32"/>
+        </w:rPr>
+      </w:pPr>
+      <w:r>
+        <w:rPr>
+          <w:rFonts w:ascii="TH Sarabun New" w:eastAsia="TH Sarabun New" w:hAnsi="TH Sarabun New" w:cs="TH Sarabun New"/>
+          <w:sz w:val="32"/>
+        </w:rPr>
+        <w:t xml:space="preserve">ภาษาอังกฤษ </w:t>
+      </w:r>
+      <w:r>
+        <w:rPr>
+          <w:rFonts w:ascii="TH Sarabun New" w:eastAsia="TH Sarabun New" w:hAnsi="TH Sarabun New" w:cs="TH Sarabun New"/>
+          <w:sz w:val="32"/>
+        </w:rPr>
+        <w:t>Hybrid Network Monitoring and Policy Orchestration Framework</w:t>
+      </w:r>
+      <w:r>
+        <w:rPr>
+          <w:rFonts w:ascii="TH Sarabun New" w:eastAsia="TH Sarabun New" w:hAnsi="TH Sarabun New" w:cs="TH Sarabun New"/>
+          <w:sz w:val="32"/>
+        </w:rPr>
+        <w:t xml:space="preserve"> </w:t>
+      </w:r>
+    </w:p>
+    <w:p>
+      <w:pPr>
+        <w:spacing w:after="0" w:line="240" w:lineRule="auto"/>
+        <w:rPr>
+          <w:rFonts w:ascii="TH Sarabun New" w:hAnsi="TH Sarabun New" w:cs="TH Sarabun New"/>
+        </w:rPr>
+      </w:pPr>
       <w:proofErr w:type="spellStart"/>
       <w:r>
         <w:rPr>
           <w:rFonts w:ascii="TH Sarabun New" w:eastAsia="TH Sarabun New" w:hAnsi="TH Sarabun New" w:cs="TH Sarabun New"/>
           <w:sz w:val="32"/>
         </w:rPr>
-        <w:lastRenderedPageBreak/>
-        <w:t>หัวข้อโครงงานพิเศษ</w:t>
+        <w:t>ชื่อนักศึกษา</w:t>
       </w:r>
       <w:proofErr w:type="spellEnd"/>
       <w:r>
@@ -506,7 +531,7 @@
           <w:rFonts w:ascii="TH Sarabun New" w:eastAsia="TH Sarabun New" w:hAnsi="TH Sarabun New" w:cs="TH Sarabun New"/>
           <w:sz w:val="32"/>
         </w:rPr>
-        <w:t>ระบบบริหารจัดการเครือข่าย</w:t>
+        <w:t>นาย</w:t>
       </w:r>
       <w:proofErr w:type="spellEnd"/>
       <w:r>
@@ -514,15 +539,60 @@
           <w:rFonts w:ascii="TH Sarabun New" w:eastAsia="TH Sarabun New" w:hAnsi="TH Sarabun New" w:cs="TH Sarabun New"/>
           <w:sz w:val="32"/>
         </w:rPr>
-        <w:t xml:space="preserve"> IoT </w:t>
-      </w:r>
+        <w:t xml:space="preserve"> </w:t>
+      </w:r>
+      <w:r>
+        <w:rPr>
+          <w:rFonts w:ascii="TH Sarabun New" w:eastAsia="TH Sarabun New" w:hAnsi="TH Sarabun New" w:cs="TH Sarabun New"/>
+          <w:sz w:val="32"/>
+          <w:cs/>
+        </w:rPr>
+        <w:t>เจษฎา</w:t>
+      </w:r>
+      <w:r>
+        <w:rPr>
+          <w:rFonts w:ascii="TH Sarabun New" w:eastAsia="TH Sarabun New" w:hAnsi="TH Sarabun New" w:cs="TH Sarabun New"/>
+          <w:sz w:val="32"/>
+        </w:rPr>
+        <w:t xml:space="preserve">  </w:t>
+      </w:r>
+      <w:r>
+        <w:rPr>
+          <w:rFonts w:ascii="TH Sarabun New" w:eastAsia="TH Sarabun New" w:hAnsi="TH Sarabun New" w:cs="TH Sarabun New" w:hint="cs"/>
+          <w:sz w:val="32"/>
+          <w:cs/>
+        </w:rPr>
+        <w:t>ภูครองทอง</w:t>
+      </w:r>
+      <w:r>
+        <w:rPr>
+          <w:rFonts w:ascii="TH Sarabun New" w:eastAsia="TH Sarabun New" w:hAnsi="TH Sarabun New" w:cs="TH Sarabun New"/>
+          <w:sz w:val="32"/>
+        </w:rPr>
+        <w:t xml:space="preserve">  </w:t>
+      </w:r>
+      <w:r>
+        <w:rPr>
+          <w:rFonts w:ascii="TH Sarabun New" w:eastAsia="TH Sarabun New" w:hAnsi="TH Sarabun New" w:cs="TH Sarabun New"/>
+          <w:sz w:val="32"/>
+        </w:rPr>
+        <w:t>รหัสนักศึกษา 66050066</w:t>
+      </w:r>
+    </w:p>
+    <w:p>
+      <w:pPr>
+        <w:spacing w:after="0" w:line="240" w:lineRule="auto"/>
+        <w:rPr>
+          <w:rFonts w:ascii="TH Sarabun New" w:hAnsi="TH Sarabun New" w:cs="TH Sarabun New"/>
+        </w:rPr>
+      </w:pPr>
       <w:proofErr w:type="spellStart"/>
       <w:r>
         <w:rPr>
           <w:rFonts w:ascii="TH Sarabun New" w:eastAsia="TH Sarabun New" w:hAnsi="TH Sarabun New" w:cs="TH Sarabun New"/>
           <w:sz w:val="32"/>
         </w:rPr>
-        <w:t>อย่างปลอดภัยด้วย</w:t>
+        <w:t>ปริญญา</w:t>
       </w:r>
       <w:proofErr w:type="spellEnd"/>
       <w:r>
@@ -530,7 +600,7 @@
           <w:rFonts w:ascii="TH Sarabun New" w:eastAsia="TH Sarabun New" w:hAnsi="TH Sarabun New" w:cs="TH Sarabun New"/>
           <w:sz w:val="32"/>
         </w:rPr>
-        <w:t xml:space="preserve"> SDN </w:t>
+        <w:t xml:space="preserve"> </w:t>
       </w:r>
       <w:proofErr w:type="spellStart"/>
       <w:r>
@@ -538,7 +608,7 @@
           <w:rFonts w:ascii="TH Sarabun New" w:eastAsia="TH Sarabun New" w:hAnsi="TH Sarabun New" w:cs="TH Sarabun New"/>
           <w:sz w:val="32"/>
         </w:rPr>
-        <w:t>และ</w:t>
+        <w:t>วิทยาศาสตรบัณฑิต</w:t>
       </w:r>
       <w:proofErr w:type="spellEnd"/>
       <w:r>
@@ -546,7 +616,23 @@
           <w:rFonts w:ascii="TH Sarabun New" w:eastAsia="TH Sarabun New" w:hAnsi="TH Sarabun New" w:cs="TH Sarabun New"/>
           <w:sz w:val="32"/>
         </w:rPr>
-        <w:t xml:space="preserve"> AI Security Module</w:t>
+        <w:t xml:space="preserve"> (</w:t>
+      </w:r>
+      <w:proofErr w:type="spellStart"/>
+      <w:r>
+        <w:rPr>
+          <w:rFonts w:ascii="TH Sarabun New" w:eastAsia="TH Sarabun New" w:hAnsi="TH Sarabun New" w:cs="TH Sarabun New"/>
+          <w:sz w:val="32"/>
+        </w:rPr>
+        <w:t>วิทยาการคอมพิวเตอร์</w:t>
+      </w:r>
+      <w:proofErr w:type="spellEnd"/>
+      <w:r>
+        <w:rPr>
+          <w:rFonts w:ascii="TH Sarabun New" w:eastAsia="TH Sarabun New" w:hAnsi="TH Sarabun New" w:cs="TH Sarabun New"/>
+          <w:sz w:val="32"/>
+        </w:rPr>
+        <w:t>)</w:t>
       </w:r>
     </w:p>
     <w:p>
@@ -562,7 +648,7 @@
           <w:rFonts w:ascii="TH Sarabun New" w:eastAsia="TH Sarabun New" w:hAnsi="TH Sarabun New" w:cs="TH Sarabun New"/>
           <w:sz w:val="32"/>
         </w:rPr>
-        <w:t>ภาษาอังกฤษ</w:t>
+        <w:t>ภาควิชา</w:t>
       </w:r>
       <w:proofErr w:type="spellEnd"/>
       <w:r>
@@ -570,8 +656,17 @@
           <w:rFonts w:ascii="TH Sarabun New" w:eastAsia="TH Sarabun New" w:hAnsi="TH Sarabun New" w:cs="TH Sarabun New"/>
           <w:sz w:val="32"/>
         </w:rPr>
-        <w:t xml:space="preserve"> SDN-Based Secure IoT Network Management System using Raspberry Pi Gateway and AI Security Module</w:t>
-      </w:r>
+        <w:t xml:space="preserve"> </w:t>
+      </w:r>
+      <w:proofErr w:type="spellStart"/>
+      <w:r>
+        <w:rPr>
+          <w:rFonts w:ascii="TH Sarabun New" w:eastAsia="TH Sarabun New" w:hAnsi="TH Sarabun New" w:cs="TH Sarabun New"/>
+          <w:sz w:val="32"/>
+        </w:rPr>
+        <w:t>วิทยาการคอมพิวเตอร์</w:t>
+      </w:r>
+      <w:proofErr w:type="spellEnd"/>
     </w:p>
     <w:p>
       <w:pPr>
@@ -586,7 +681,7 @@
           <w:rFonts w:ascii="TH Sarabun New" w:eastAsia="TH Sarabun New" w:hAnsi="TH Sarabun New" w:cs="TH Sarabun New"/>
           <w:sz w:val="32"/>
         </w:rPr>
-        <w:t>ชื่อนักศึกษา</w:t>
+        <w:t>ปีการศึกษา</w:t>
       </w:r>
       <w:proofErr w:type="spellEnd"/>
       <w:r>
@@ -594,231 +689,40 @@
           <w:rFonts w:ascii="TH Sarabun New" w:eastAsia="TH Sarabun New" w:hAnsi="TH Sarabun New" w:cs="TH Sarabun New"/>
           <w:sz w:val="32"/>
         </w:rPr>
+        <w:t xml:space="preserve"> 2569</w:t>
+      </w:r>
+    </w:p>
+    <w:p>
+      <w:pPr>
+        <w:spacing w:after="0" w:line="240" w:lineRule="auto"/>
+        <w:rPr>
+          <w:rFonts w:ascii="TH Sarabun New" w:hAnsi="TH Sarabun New" w:cs="TH Sarabun New" w:hint="cs"/>
+          <w:cs/>
+        </w:rPr>
+      </w:pPr>
+      <w:proofErr w:type="spellStart"/>
+      <w:r>
+        <w:rPr>
+          <w:rFonts w:ascii="TH Sarabun New" w:eastAsia="TH Sarabun New" w:hAnsi="TH Sarabun New" w:cs="TH Sarabun New"/>
+          <w:sz w:val="32"/>
+        </w:rPr>
+        <w:t>อาจารย์ที่ปรึกษา</w:t>
+      </w:r>
+      <w:proofErr w:type="spellEnd"/>
+      <w:r>
+        <w:rPr>
+          <w:rFonts w:ascii="TH Sarabun New" w:eastAsia="TH Sarabun New" w:hAnsi="TH Sarabun New" w:cs="TH Sarabun New"/>
+          <w:sz w:val="32"/>
+        </w:rPr>
         <w:t xml:space="preserve"> </w:t>
       </w:r>
-      <w:proofErr w:type="spellStart"/>
-      <w:r>
-        <w:rPr>
-          <w:rFonts w:ascii="TH Sarabun New" w:eastAsia="TH Sarabun New" w:hAnsi="TH Sarabun New" w:cs="TH Sarabun New"/>
-          <w:sz w:val="32"/>
-        </w:rPr>
-        <w:t>นาย</w:t>
-      </w:r>
-      <w:proofErr w:type="spellEnd"/>
-      <w:r>
-        <w:rPr>
-          <w:rFonts w:ascii="TH Sarabun New" w:eastAsia="TH Sarabun New" w:hAnsi="TH Sarabun New" w:cs="TH Sarabun New"/>
-          <w:sz w:val="32"/>
-        </w:rPr>
-        <w:t xml:space="preserve"> </w:t>
-      </w:r>
-      <w:r>
-        <w:rPr>
-          <w:rFonts w:ascii="TH Sarabun New" w:eastAsia="TH Sarabun New" w:hAnsi="TH Sarabun New" w:cs="TH Sarabun New"/>
-          <w:sz w:val="32"/>
-          <w:cs/>
-        </w:rPr>
-        <w:t>เจษฎา</w:t>
-      </w:r>
-      <w:r>
-        <w:rPr>
-          <w:rFonts w:ascii="TH Sarabun New" w:eastAsia="TH Sarabun New" w:hAnsi="TH Sarabun New" w:cs="TH Sarabun New"/>
-          <w:sz w:val="32"/>
-        </w:rPr>
-        <w:t xml:space="preserve">  </w:t>
-      </w:r>
-      <w:proofErr w:type="spellStart"/>
-      <w:r>
-        <w:rPr>
-          <w:rFonts w:ascii="TH Sarabun New" w:eastAsia="TH Sarabun New" w:hAnsi="TH Sarabun New" w:cs="TH Sarabun New"/>
-          <w:sz w:val="32"/>
-        </w:rPr>
-        <w:t>รหัสนักศึกษา</w:t>
-      </w:r>
-      <w:proofErr w:type="spellEnd"/>
-      <w:r>
-        <w:rPr>
-          <w:rFonts w:ascii="TH Sarabun New" w:eastAsia="TH Sarabun New" w:hAnsi="TH Sarabun New" w:cs="TH Sarabun New"/>
-          <w:sz w:val="32"/>
-        </w:rPr>
-        <w:t xml:space="preserve"> 66050066</w:t>
-      </w:r>
-    </w:p>
-    <w:p>
-      <w:pPr>
-        <w:spacing w:after="0" w:line="240" w:lineRule="auto"/>
-        <w:rPr>
-          <w:rFonts w:ascii="TH Sarabun New" w:hAnsi="TH Sarabun New" w:cs="TH Sarabun New"/>
-        </w:rPr>
-      </w:pPr>
-      <w:proofErr w:type="spellStart"/>
-      <w:r>
-        <w:rPr>
-          <w:rFonts w:ascii="TH Sarabun New" w:eastAsia="TH Sarabun New" w:hAnsi="TH Sarabun New" w:cs="TH Sarabun New"/>
-          <w:sz w:val="32"/>
-        </w:rPr>
-        <w:t>ปริญญา</w:t>
-      </w:r>
-      <w:proofErr w:type="spellEnd"/>
-      <w:r>
-        <w:rPr>
-          <w:rFonts w:ascii="TH Sarabun New" w:eastAsia="TH Sarabun New" w:hAnsi="TH Sarabun New" w:cs="TH Sarabun New"/>
-          <w:sz w:val="32"/>
-        </w:rPr>
-        <w:t xml:space="preserve"> </w:t>
-      </w:r>
-      <w:proofErr w:type="spellStart"/>
-      <w:r>
-        <w:rPr>
-          <w:rFonts w:ascii="TH Sarabun New" w:eastAsia="TH Sarabun New" w:hAnsi="TH Sarabun New" w:cs="TH Sarabun New"/>
-          <w:sz w:val="32"/>
-        </w:rPr>
-        <w:t>วิทยาศาสตรบัณฑิต</w:t>
-      </w:r>
-      <w:proofErr w:type="spellEnd"/>
-      <w:r>
-        <w:rPr>
-          <w:rFonts w:ascii="TH Sarabun New" w:eastAsia="TH Sarabun New" w:hAnsi="TH Sarabun New" w:cs="TH Sarabun New"/>
-          <w:sz w:val="32"/>
-        </w:rPr>
-        <w:t xml:space="preserve"> (</w:t>
-      </w:r>
-      <w:proofErr w:type="spellStart"/>
-      <w:r>
-        <w:rPr>
-          <w:rFonts w:ascii="TH Sarabun New" w:eastAsia="TH Sarabun New" w:hAnsi="TH Sarabun New" w:cs="TH Sarabun New"/>
-          <w:sz w:val="32"/>
-        </w:rPr>
-        <w:t>วิทยาการคอมพิวเตอร์</w:t>
-      </w:r>
-      <w:proofErr w:type="spellEnd"/>
-      <w:r>
-        <w:rPr>
-          <w:rFonts w:ascii="TH Sarabun New" w:eastAsia="TH Sarabun New" w:hAnsi="TH Sarabun New" w:cs="TH Sarabun New"/>
-          <w:sz w:val="32"/>
-        </w:rPr>
-        <w:t>)</w:t>
-      </w:r>
-    </w:p>
-    <w:p>
-      <w:pPr>
-        <w:spacing w:after="0" w:line="240" w:lineRule="auto"/>
-        <w:rPr>
-          <w:rFonts w:ascii="TH Sarabun New" w:hAnsi="TH Sarabun New" w:cs="TH Sarabun New"/>
-        </w:rPr>
-      </w:pPr>
-      <w:proofErr w:type="spellStart"/>
-      <w:r>
-        <w:rPr>
-          <w:rFonts w:ascii="TH Sarabun New" w:eastAsia="TH Sarabun New" w:hAnsi="TH Sarabun New" w:cs="TH Sarabun New"/>
-          <w:sz w:val="32"/>
-        </w:rPr>
-        <w:t>ภาควิชา</w:t>
-      </w:r>
-      <w:proofErr w:type="spellEnd"/>
-      <w:r>
-        <w:rPr>
-          <w:rFonts w:ascii="TH Sarabun New" w:eastAsia="TH Sarabun New" w:hAnsi="TH Sarabun New" w:cs="TH Sarabun New"/>
-          <w:sz w:val="32"/>
-        </w:rPr>
-        <w:t xml:space="preserve"> </w:t>
-      </w:r>
-      <w:proofErr w:type="spellStart"/>
-      <w:r>
-        <w:rPr>
-          <w:rFonts w:ascii="TH Sarabun New" w:eastAsia="TH Sarabun New" w:hAnsi="TH Sarabun New" w:cs="TH Sarabun New"/>
-          <w:sz w:val="32"/>
-        </w:rPr>
-        <w:t>วิทยาการคอมพิวเตอร์</w:t>
-      </w:r>
-      <w:proofErr w:type="spellEnd"/>
-    </w:p>
-    <w:p>
-      <w:pPr>
-        <w:spacing w:after="0" w:line="240" w:lineRule="auto"/>
-        <w:rPr>
-          <w:rFonts w:ascii="TH Sarabun New" w:hAnsi="TH Sarabun New" w:cs="TH Sarabun New"/>
-        </w:rPr>
-      </w:pPr>
-      <w:proofErr w:type="spellStart"/>
-      <w:r>
-        <w:rPr>
-          <w:rFonts w:ascii="TH Sarabun New" w:eastAsia="TH Sarabun New" w:hAnsi="TH Sarabun New" w:cs="TH Sarabun New"/>
-          <w:sz w:val="32"/>
-        </w:rPr>
-        <w:t>ปีการศึกษา</w:t>
-      </w:r>
-      <w:proofErr w:type="spellEnd"/>
-      <w:r>
-        <w:rPr>
-          <w:rFonts w:ascii="TH Sarabun New" w:eastAsia="TH Sarabun New" w:hAnsi="TH Sarabun New" w:cs="TH Sarabun New"/>
-          <w:sz w:val="32"/>
-        </w:rPr>
-        <w:t xml:space="preserve"> 2569</w:t>
-      </w:r>
-    </w:p>
-    <w:p>
-      <w:pPr>
-        <w:spacing w:after="0" w:line="240" w:lineRule="auto"/>
-        <w:rPr>
-          <w:rFonts w:ascii="TH Sarabun New" w:hAnsi="TH Sarabun New" w:cs="TH Sarabun New"/>
-        </w:rPr>
-      </w:pPr>
-      <w:proofErr w:type="spellStart"/>
-      <w:r>
-        <w:rPr>
-          <w:rFonts w:ascii="TH Sarabun New" w:eastAsia="TH Sarabun New" w:hAnsi="TH Sarabun New" w:cs="TH Sarabun New"/>
-          <w:sz w:val="32"/>
-        </w:rPr>
-        <w:t>อาจารย์ที่ปรึกษา</w:t>
-      </w:r>
-      <w:proofErr w:type="spellEnd"/>
-      <w:r>
-        <w:rPr>
-          <w:rFonts w:ascii="TH Sarabun New" w:eastAsia="TH Sarabun New" w:hAnsi="TH Sarabun New" w:cs="TH Sarabun New"/>
-          <w:sz w:val="32"/>
-        </w:rPr>
-        <w:t xml:space="preserve"> ...............................................................</w:t>
-      </w:r>
-    </w:p>
-    <w:p>
-      <w:pPr>
-        <w:spacing w:after="0" w:line="240" w:lineRule="auto"/>
-        <w:rPr>
-          <w:rFonts w:ascii="TH Sarabun New" w:hAnsi="TH Sarabun New" w:cs="TH Sarabun New"/>
-        </w:rPr>
-      </w:pPr>
-      <w:proofErr w:type="spellStart"/>
-      <w:r>
-        <w:rPr>
-          <w:rFonts w:ascii="TH Sarabun New" w:eastAsia="TH Sarabun New" w:hAnsi="TH Sarabun New" w:cs="TH Sarabun New"/>
-          <w:sz w:val="32"/>
-        </w:rPr>
-        <w:t>อาจารย์ที่ปรึกษาร่วม</w:t>
-      </w:r>
-      <w:proofErr w:type="spellEnd"/>
-      <w:r>
-        <w:rPr>
-          <w:rFonts w:ascii="TH Sarabun New" w:eastAsia="TH Sarabun New" w:hAnsi="TH Sarabun New" w:cs="TH Sarabun New"/>
-          <w:sz w:val="32"/>
-        </w:rPr>
-        <w:t xml:space="preserve"> (</w:t>
-      </w:r>
-      <w:proofErr w:type="spellStart"/>
-      <w:r>
-        <w:rPr>
-          <w:rFonts w:ascii="TH Sarabun New" w:eastAsia="TH Sarabun New" w:hAnsi="TH Sarabun New" w:cs="TH Sarabun New"/>
-          <w:sz w:val="32"/>
-        </w:rPr>
-        <w:t>ถ้ามี</w:t>
-      </w:r>
-      <w:proofErr w:type="spellEnd"/>
-      <w:r>
-        <w:rPr>
-          <w:rFonts w:ascii="TH Sarabun New" w:eastAsia="TH Sarabun New" w:hAnsi="TH Sarabun New" w:cs="TH Sarabun New"/>
-          <w:sz w:val="32"/>
-        </w:rPr>
-        <w:t>) ...............................................................</w:t>
+      <w:r>
+        <w:rPr>
+          <w:rFonts w:ascii="TH Sarabun New" w:eastAsia="TH Sarabun New" w:hAnsi="TH Sarabun New" w:cs="TH Sarabun New" w:hint="cs"/>
+          <w:sz w:val="32"/>
+          <w:cs/>
+        </w:rPr>
+        <w:t>ดร.บุญหทัย เครือแก้ว</w:t>
       </w:r>
     </w:p>
     <w:p>
@@ -867,7 +771,7 @@
           <w:rFonts w:ascii="TH Sarabun New" w:eastAsia="TH Sarabun New" w:hAnsi="TH Sarabun New" w:cs="TH Sarabun New"/>
           <w:sz w:val="32"/>
         </w:rPr>
-        <w:t xml:space="preserve"> อนุมัติให้โครงงานพิเศษนี้เป็นส่วนหนึ่งของการศึกษาตามหลักสูตรปริญญาวิทยาศาสตรบัณฑิต </w:t>
+        <w:t xml:space="preserve"> อนุมัติให้โครงงานพิเศษนี้เป็นส่วนหนึ่งของการศึกษาตามหลักสูตรปริญญาวิทยาศาสตร</w:t>
       </w:r>
       <w:proofErr w:type="spellStart"/>
       <w:r>
@@ -875,6 +779,22 @@
           <w:rFonts w:ascii="TH Sarabun New" w:eastAsia="TH Sarabun New" w:hAnsi="TH Sarabun New" w:cs="TH Sarabun New"/>
           <w:sz w:val="32"/>
         </w:rPr>
+        <w:t>บัณฑิต</w:t>
+      </w:r>
+      <w:proofErr w:type="spellEnd"/>
+      <w:r>
+        <w:rPr>
+          <w:rFonts w:ascii="TH Sarabun New" w:eastAsia="TH Sarabun New" w:hAnsi="TH Sarabun New" w:cs="TH Sarabun New"/>
+          <w:sz w:val="32"/>
+        </w:rPr>
+        <w:t xml:space="preserve"> </w:t>
+      </w:r>
+      <w:proofErr w:type="spellStart"/>
+      <w:r>
+        <w:rPr>
+          <w:rFonts w:ascii="TH Sarabun New" w:eastAsia="TH Sarabun New" w:hAnsi="TH Sarabun New" w:cs="TH Sarabun New"/>
+          <w:sz w:val="32"/>
+        </w:rPr>
         <w:t>ประจำปีการศึกษา</w:t>
       </w:r>
       <w:proofErr w:type="spellEnd"/>
@@ -883,7 +803,14 @@
           <w:rFonts w:ascii="TH Sarabun New" w:eastAsia="TH Sarabun New" w:hAnsi="TH Sarabun New" w:cs="TH Sarabun New"/>
           <w:sz w:val="32"/>
         </w:rPr>
-        <w:t xml:space="preserve"> ...............................</w:t>
+        <w:t xml:space="preserve"> </w:t>
+      </w:r>
+      <w:r>
+        <w:rPr>
+          <w:rFonts w:ascii="TH Sarabun New" w:eastAsia="TH Sarabun New" w:hAnsi="TH Sarabun New" w:cs="TH Sarabun New"/>
+          <w:sz w:val="32"/>
+        </w:rPr>
+        <w:t xml:space="preserve"> 2569</w:t>
       </w:r>
     </w:p>
     <w:p>
@@ -977,23 +904,69 @@
             <w:pPr>
               <w:jc w:val="center"/>
               <w:rPr>
-                <w:rFonts w:ascii="TH Sarabun New" w:hAnsi="TH Sarabun New" w:cs="TH Sarabun New"/>
-                <w:b/>
-                <w:bCs/>
-                <w:sz w:val="20"/>
-                <w:szCs w:val="24"/>
-              </w:rPr>
-            </w:pPr>
-            <w:r>
-              <w:rPr>
-                <w:rFonts w:ascii="TH Sarabun New" w:hAnsi="TH Sarabun New" w:cs="TH Sarabun New"/>
+                <w:rFonts w:ascii="TH Sarabun New" w:hAnsi="TH Sarabun New" w:cs="TH Sarabun New" w:hint="cs"/>
                 <w:b/>
                 <w:bCs/>
                 <w:sz w:val="20"/>
                 <w:szCs w:val="24"/>
                 <w:cs/>
               </w:rPr>
-              <w:t>รศ.ดร./ผศ.ดร./ดร./อ. .……………….</w:t>
+            </w:pPr>
+            <w:r>
+              <w:rPr>
+                <w:rFonts w:ascii="TH Sarabun New" w:hAnsi="TH Sarabun New" w:cs="TH Sarabun New"/>
+                <w:b/>
+                <w:bCs/>
+                <w:sz w:val="20"/>
+                <w:szCs w:val="24"/>
+                <w:cs/>
+              </w:rPr>
+              <w:t>รศ.ดร.</w:t>
+            </w:r>
+            <w:r>
+              <w:rPr>
+                <w:rFonts w:ascii="TH Sarabun New" w:hAnsi="TH Sarabun New" w:cs="TH Sarabun New"/>
+                <w:b/>
+                <w:bCs/>
+                <w:sz w:val="20"/>
+                <w:szCs w:val="24"/>
+              </w:rPr>
+              <w:t xml:space="preserve"> </w:t>
+            </w:r>
+            <w:r>
+              <w:rPr>
+                <w:rFonts w:ascii="TH Sarabun New" w:hAnsi="TH Sarabun New" w:cs="TH Sarabun New" w:hint="cs"/>
+                <w:b/>
+                <w:bCs/>
+                <w:sz w:val="20"/>
+                <w:szCs w:val="24"/>
+                <w:cs/>
+              </w:rPr>
+              <w:t xml:space="preserve">วรางคณา </w:t>
+            </w:r>
+            <w:proofErr w:type="spellStart"/>
+            <w:r>
+              <w:rPr>
+                <w:rFonts w:ascii="TH Sarabun New" w:hAnsi="TH Sarabun New" w:cs="TH Sarabun New" w:hint="cs"/>
+                <w:b/>
+                <w:bCs/>
+                <w:sz w:val="20"/>
+                <w:szCs w:val="24"/>
+                <w:cs/>
+              </w:rPr>
+              <w:t>กิ้</w:t>
+            </w:r>
+            <w:proofErr w:type="spellEnd"/>
+            <w:r>
+              <w:rPr>
+                <w:rFonts w:ascii="TH Sarabun New" w:hAnsi="TH Sarabun New" w:cs="TH Sarabun New" w:hint="cs"/>
+                <w:b/>
+                <w:bCs/>
+                <w:sz w:val="20"/>
+                <w:szCs w:val="24"/>
+                <w:cs/>
+              </w:rPr>
+              <w:t>มปาน</w:t>
             </w:r>
           </w:p>
           <w:p>
@@ -1047,23 +1020,58 @@
             <w:pPr>
               <w:jc w:val="center"/>
               <w:rPr>
-                <w:rFonts w:ascii="TH Sarabun New" w:hAnsi="TH Sarabun New" w:cs="TH Sarabun New"/>
-                <w:b/>
-                <w:bCs/>
-                <w:sz w:val="20"/>
-                <w:szCs w:val="24"/>
-              </w:rPr>
-            </w:pPr>
-            <w:r>
-              <w:rPr>
-                <w:rFonts w:ascii="TH Sarabun New" w:hAnsi="TH Sarabun New" w:cs="TH Sarabun New"/>
+                <w:rFonts w:ascii="TH Sarabun New" w:hAnsi="TH Sarabun New" w:cs="TH Sarabun New" w:hint="cs"/>
                 <w:b/>
                 <w:bCs/>
                 <w:sz w:val="20"/>
                 <w:szCs w:val="24"/>
                 <w:cs/>
               </w:rPr>
-              <w:t>ศ.ดร./ผศ.ดร./ดร./อ. .……………….</w:t>
+            </w:pPr>
+            <w:r>
+              <w:rPr>
+                <w:rFonts w:ascii="TH Sarabun New" w:hAnsi="TH Sarabun New" w:cs="TH Sarabun New"/>
+                <w:b/>
+                <w:bCs/>
+                <w:sz w:val="20"/>
+                <w:szCs w:val="24"/>
+                <w:cs/>
+              </w:rPr>
+              <w:t>ดร.</w:t>
+            </w:r>
+            <w:r>
+              <w:rPr>
+                <w:rFonts w:ascii="TH Sarabun New" w:hAnsi="TH Sarabun New" w:cs="TH Sarabun New"/>
+                <w:b/>
+                <w:bCs/>
+                <w:sz w:val="20"/>
+                <w:szCs w:val="24"/>
+              </w:rPr>
+              <w:t xml:space="preserve"> </w:t>
+            </w:r>
+            <w:proofErr w:type="spellStart"/>
+            <w:r>
+              <w:rPr>
+                <w:rFonts w:ascii="TH Sarabun New" w:hAnsi="TH Sarabun New" w:cs="TH Sarabun New" w:hint="cs"/>
+                <w:b/>
+                <w:bCs/>
+                <w:sz w:val="20"/>
+                <w:szCs w:val="24"/>
+                <w:cs/>
+              </w:rPr>
+              <w:t>อัต</w:t>
+            </w:r>
+            <w:proofErr w:type="spellEnd"/>
+            <w:r>
+              <w:rPr>
+                <w:rFonts w:ascii="TH Sarabun New" w:hAnsi="TH Sarabun New" w:cs="TH Sarabun New" w:hint="cs"/>
+                <w:b/>
+                <w:bCs/>
+                <w:sz w:val="20"/>
+                <w:szCs w:val="24"/>
+                <w:cs/>
+              </w:rPr>
+              <w:t>เดช อุดมชัยพร</w:t>
             </w:r>
           </w:p>
           <w:p>
@@ -1117,23 +1125,33 @@
             <w:pPr>
               <w:jc w:val="center"/>
               <w:rPr>
-                <w:rFonts w:ascii="TH Sarabun New" w:hAnsi="TH Sarabun New" w:cs="TH Sarabun New"/>
-                <w:b/>
-                <w:bCs/>
-                <w:sz w:val="20"/>
-                <w:szCs w:val="24"/>
-              </w:rPr>
-            </w:pPr>
-            <w:r>
-              <w:rPr>
-                <w:rFonts w:ascii="TH Sarabun New" w:hAnsi="TH Sarabun New" w:cs="TH Sarabun New"/>
-                <w:b/>
-                <w:bCs/>
-                <w:sz w:val="20"/>
+                <w:rFonts w:ascii="TH Sarabun New" w:hAnsi="TH Sarabun New" w:cs="TH Sarabun New" w:hint="cs"/>
+                <w:b/>
+                <w:bCs/>
+                <w:sz w:val="24"/>
                 <w:szCs w:val="24"/>
                 <w:cs/>
               </w:rPr>
-              <w:t>รศ.ดร./ผศ.ดร./ดร./อ. .……………….</w:t>
+            </w:pPr>
+            <w:r>
+              <w:rPr>
+                <w:rFonts w:ascii="TH Sarabun New" w:hAnsi="TH Sarabun New" w:cs="TH Sarabun New" w:hint="cs"/>
+                <w:b/>
+                <w:bCs/>
+                <w:sz w:val="24"/>
+                <w:szCs w:val="24"/>
+                <w:cs/>
+              </w:rPr>
+              <w:t xml:space="preserve">ดร. </w:t>
+            </w:r>
+            <w:r>
+              <w:rPr>
+                <w:rFonts w:ascii="TH Sarabun New" w:eastAsia="TH Sarabun New" w:hAnsi="TH Sarabun New" w:cs="TH Sarabun New" w:hint="cs"/>
+                <w:sz w:val="24"/>
+                <w:szCs w:val="24"/>
+                <w:cs/>
+              </w:rPr>
+              <w:t>บุญหทัย เครือแก้ว</w:t>
             </w:r>
           </w:p>
           <w:p>
@@ -1178,77 +1196,6 @@
           </w:p>
         </w:tc>
       </w:tr>
-      <w:tr>
-        <w:tc>
-          <w:tcPr>
-            <w:tcW w:w="4508" w:type="dxa"/>
-          </w:tcPr>
-          <w:p>
-            <w:pPr>
-              <w:jc w:val="center"/>
-              <w:rPr>
-                <w:rFonts w:ascii="TH Sarabun New" w:hAnsi="TH Sarabun New" w:cs="TH Sarabun New"/>
-                <w:b/>
-                <w:bCs/>
-                <w:sz w:val="20"/>
-                <w:szCs w:val="24"/>
-              </w:rPr>
-            </w:pPr>
-            <w:r>
-              <w:rPr>
-                <w:rFonts w:ascii="TH Sarabun New" w:hAnsi="TH Sarabun New" w:cs="TH Sarabun New"/>
-                <w:b/>
-                <w:bCs/>
-                <w:sz w:val="20"/>
-                <w:szCs w:val="24"/>
-                <w:cs/>
-              </w:rPr>
-              <w:t>รศ.ดร./ผศ.ดร./ดร./อ. .……………….</w:t>
-            </w:r>
-          </w:p>
-          <w:p>
-            <w:pPr>
-              <w:jc w:val="center"/>
-              <w:rPr>
-                <w:rFonts w:ascii="TH Sarabun New" w:hAnsi="TH Sarabun New" w:cs="TH Sarabun New"/>
-                <w:b/>
-                <w:bCs/>
-                <w:sz w:val="20"/>
-                <w:szCs w:val="24"/>
-                <w:cs/>
-              </w:rPr>
-            </w:pPr>
-            <w:r>
-              <w:rPr>
-                <w:rFonts w:ascii="TH Sarabun New" w:hAnsi="TH Sarabun New" w:cs="TH Sarabun New"/>
-                <w:b/>
-                <w:bCs/>
-                <w:sz w:val="20"/>
-                <w:szCs w:val="24"/>
-                <w:cs/>
-              </w:rPr>
-              <w:t>กรรมการและอาจารย์ที่ปรึกษาร่วม (ถ้ามี)</w:t>
-            </w:r>
-          </w:p>
-        </w:tc>
-        <w:tc>
-          <w:tcPr>
-            <w:tcW w:w="4508" w:type="dxa"/>
-          </w:tcPr>
-          <w:p>
-            <w:pPr>
-              <w:jc w:val="center"/>
-              <w:rPr>
-                <w:rFonts w:ascii="TH Sarabun New" w:hAnsi="TH Sarabun New" w:cs="TH Sarabun New"/>
-                <w:b/>
-                <w:bCs/>
-                <w:sz w:val="20"/>
-                <w:szCs w:val="24"/>
-              </w:rPr>
-            </w:pPr>
-          </w:p>
-        </w:tc>
-      </w:tr>
     </w:tbl>
     <w:p>
       <w:pPr>
@@ -1362,7 +1309,6 @@
     </w:p>
     <w:p>
       <w:pPr>
-        <w:jc w:val="center"/>
         <w:rPr>
           <w:rFonts w:ascii="TH Sarabun New" w:hAnsi="TH Sarabun New" w:cs="TH Sarabun New"/>
           <w:b/>
@@ -1371,18 +1317,20 @@
           <w:szCs w:val="24"/>
         </w:rPr>
       </w:pPr>
-      <w:r>
+    </w:p>
+    <w:p>
+      <w:pPr>
         <w:rPr>
           <w:rFonts w:ascii="TH Sarabun New" w:hAnsi="TH Sarabun New" w:cs="TH Sarabun New"/>
           <w:b/>
           <w:bCs/>
           <w:sz w:val="20"/>
           <w:szCs w:val="24"/>
-          <w:cs/>
-        </w:rPr>
-        <w:t>ลิขสิทธิ์ของคณะวิทยาศาสตร์</w:t>
-      </w:r>
-      <w:r>
+        </w:rPr>
+      </w:pPr>
+    </w:p>
+    <w:p>
+      <w:pPr>
         <w:rPr>
           <w:rFonts w:ascii="TH Sarabun New" w:hAnsi="TH Sarabun New" w:cs="TH Sarabun New"/>
           <w:b/>
@@ -1390,409 +1338,31 @@
           <w:sz w:val="20"/>
           <w:szCs w:val="24"/>
         </w:rPr>
-        <w:t xml:space="preserve"> </w:t>
-      </w:r>
-      <w:r>
+      </w:pPr>
+    </w:p>
+    <w:p>
+      <w:pPr>
+        <w:jc w:val="center"/>
         <w:rPr>
           <w:rFonts w:ascii="TH Sarabun New" w:hAnsi="TH Sarabun New" w:cs="TH Sarabun New"/>
           <w:b/>
           <w:bCs/>
           <w:sz w:val="20"/>
           <w:szCs w:val="24"/>
-          <w:cs/>
-        </w:rPr>
-        <w:br/>
-        <w:t>สถาบันเทคโนโลยีพระจอมเกล้าเจ้าคุณทหารลาดกระบัง</w:t>
-      </w:r>
-    </w:p>
-    <w:p>
-      <w:pPr>
-        <w:spacing w:after="0" w:line="240" w:lineRule="auto"/>
-        <w:rPr>
-          <w:rFonts w:ascii="TH Sarabun New" w:hAnsi="TH Sarabun New" w:cs="TH Sarabun New"/>
-        </w:rPr>
-      </w:pPr>
-      <w:proofErr w:type="spellStart"/>
-      <w:r>
-        <w:rPr>
-          <w:rFonts w:ascii="TH Sarabun New" w:eastAsia="TH Sarabun New" w:hAnsi="TH Sarabun New" w:cs="TH Sarabun New"/>
-          <w:sz w:val="32"/>
-        </w:rPr>
-        <w:lastRenderedPageBreak/>
-        <w:t>หัวข้อโครงงานพิเศษ</w:t>
-      </w:r>
-      <w:proofErr w:type="spellEnd"/>
-      <w:r>
-        <w:rPr>
-          <w:rFonts w:ascii="TH Sarabun New" w:eastAsia="TH Sarabun New" w:hAnsi="TH Sarabun New" w:cs="TH Sarabun New"/>
-          <w:sz w:val="32"/>
-        </w:rPr>
-        <w:t xml:space="preserve"> </w:t>
-      </w:r>
-      <w:proofErr w:type="spellStart"/>
-      <w:r>
-        <w:rPr>
-          <w:rFonts w:ascii="TH Sarabun New" w:eastAsia="TH Sarabun New" w:hAnsi="TH Sarabun New" w:cs="TH Sarabun New"/>
-          <w:sz w:val="32"/>
-        </w:rPr>
-        <w:t>ระบบบริหารจัดการเครือข่าย</w:t>
-      </w:r>
-      <w:proofErr w:type="spellEnd"/>
-      <w:r>
-        <w:rPr>
-          <w:rFonts w:ascii="TH Sarabun New" w:eastAsia="TH Sarabun New" w:hAnsi="TH Sarabun New" w:cs="TH Sarabun New"/>
-          <w:sz w:val="32"/>
-        </w:rPr>
-        <w:t xml:space="preserve"> IoT </w:t>
-      </w:r>
-      <w:proofErr w:type="spellStart"/>
-      <w:r>
-        <w:rPr>
-          <w:rFonts w:ascii="TH Sarabun New" w:eastAsia="TH Sarabun New" w:hAnsi="TH Sarabun New" w:cs="TH Sarabun New"/>
-          <w:sz w:val="32"/>
-        </w:rPr>
-        <w:t>อย่างปลอดภัยด้วย</w:t>
-      </w:r>
-      <w:proofErr w:type="spellEnd"/>
-      <w:r>
-        <w:rPr>
-          <w:rFonts w:ascii="TH Sarabun New" w:eastAsia="TH Sarabun New" w:hAnsi="TH Sarabun New" w:cs="TH Sarabun New"/>
-          <w:sz w:val="32"/>
-        </w:rPr>
-        <w:t xml:space="preserve"> SDN </w:t>
-      </w:r>
-      <w:proofErr w:type="spellStart"/>
-      <w:r>
-        <w:rPr>
-          <w:rFonts w:ascii="TH Sarabun New" w:eastAsia="TH Sarabun New" w:hAnsi="TH Sarabun New" w:cs="TH Sarabun New"/>
-          <w:sz w:val="32"/>
-        </w:rPr>
-        <w:t>และ</w:t>
-      </w:r>
-      <w:proofErr w:type="spellEnd"/>
-      <w:r>
-        <w:rPr>
-          <w:rFonts w:ascii="TH Sarabun New" w:eastAsia="TH Sarabun New" w:hAnsi="TH Sarabun New" w:cs="TH Sarabun New"/>
-          <w:sz w:val="32"/>
-        </w:rPr>
-        <w:t xml:space="preserve"> AI Security Module</w:t>
-      </w:r>
-    </w:p>
-    <w:p>
-      <w:pPr>
-        <w:spacing w:after="0" w:line="240" w:lineRule="auto"/>
-        <w:rPr>
-          <w:rFonts w:ascii="TH Sarabun New" w:hAnsi="TH Sarabun New" w:cs="TH Sarabun New"/>
-        </w:rPr>
-      </w:pPr>
-      <w:proofErr w:type="spellStart"/>
-      <w:r>
-        <w:rPr>
-          <w:rFonts w:ascii="TH Sarabun New" w:eastAsia="TH Sarabun New" w:hAnsi="TH Sarabun New" w:cs="TH Sarabun New"/>
-          <w:sz w:val="32"/>
-        </w:rPr>
-        <w:t>ชื่อนักศึกษา</w:t>
-      </w:r>
-      <w:proofErr w:type="spellEnd"/>
-      <w:r>
-        <w:rPr>
-          <w:rFonts w:ascii="TH Sarabun New" w:eastAsia="TH Sarabun New" w:hAnsi="TH Sarabun New" w:cs="TH Sarabun New"/>
-          <w:sz w:val="32"/>
-        </w:rPr>
-        <w:t xml:space="preserve"> .............................................................................................................................</w:t>
-      </w:r>
-    </w:p>
-    <w:p>
-      <w:pPr>
-        <w:spacing w:after="0" w:line="240" w:lineRule="auto"/>
-        <w:rPr>
-          <w:rFonts w:ascii="TH Sarabun New" w:hAnsi="TH Sarabun New" w:cs="TH Sarabun New"/>
-        </w:rPr>
-      </w:pPr>
-      <w:proofErr w:type="spellStart"/>
-      <w:r>
-        <w:rPr>
-          <w:rFonts w:ascii="TH Sarabun New" w:eastAsia="TH Sarabun New" w:hAnsi="TH Sarabun New" w:cs="TH Sarabun New"/>
-          <w:sz w:val="32"/>
-        </w:rPr>
-        <w:t>ปริญญา</w:t>
-      </w:r>
-      <w:proofErr w:type="spellEnd"/>
-      <w:r>
-        <w:rPr>
-          <w:rFonts w:ascii="TH Sarabun New" w:eastAsia="TH Sarabun New" w:hAnsi="TH Sarabun New" w:cs="TH Sarabun New"/>
-          <w:sz w:val="32"/>
-        </w:rPr>
-        <w:t xml:space="preserve"> </w:t>
-      </w:r>
-      <w:proofErr w:type="spellStart"/>
-      <w:r>
-        <w:rPr>
-          <w:rFonts w:ascii="TH Sarabun New" w:eastAsia="TH Sarabun New" w:hAnsi="TH Sarabun New" w:cs="TH Sarabun New"/>
-          <w:sz w:val="32"/>
-        </w:rPr>
-        <w:t>วิทยาศาสตรบัณฑิต</w:t>
-      </w:r>
-      <w:proofErr w:type="spellEnd"/>
-      <w:r>
-        <w:rPr>
-          <w:rFonts w:ascii="TH Sarabun New" w:eastAsia="TH Sarabun New" w:hAnsi="TH Sarabun New" w:cs="TH Sarabun New"/>
-          <w:sz w:val="32"/>
-        </w:rPr>
-        <w:t xml:space="preserve"> (</w:t>
-      </w:r>
-      <w:proofErr w:type="spellStart"/>
-      <w:r>
-        <w:rPr>
-          <w:rFonts w:ascii="TH Sarabun New" w:eastAsia="TH Sarabun New" w:hAnsi="TH Sarabun New" w:cs="TH Sarabun New"/>
-          <w:sz w:val="32"/>
-        </w:rPr>
-        <w:t>วิทยาการคอมพิวเตอร์</w:t>
-      </w:r>
-      <w:proofErr w:type="spellEnd"/>
-      <w:r>
-        <w:rPr>
-          <w:rFonts w:ascii="TH Sarabun New" w:eastAsia="TH Sarabun New" w:hAnsi="TH Sarabun New" w:cs="TH Sarabun New"/>
-          <w:sz w:val="32"/>
-        </w:rPr>
-        <w:t>)</w:t>
-      </w:r>
-    </w:p>
-    <w:p>
-      <w:pPr>
-        <w:spacing w:after="0" w:line="240" w:lineRule="auto"/>
-        <w:rPr>
-          <w:rFonts w:ascii="TH Sarabun New" w:hAnsi="TH Sarabun New" w:cs="TH Sarabun New"/>
-        </w:rPr>
-      </w:pPr>
-      <w:proofErr w:type="spellStart"/>
-      <w:r>
-        <w:rPr>
-          <w:rFonts w:ascii="TH Sarabun New" w:eastAsia="TH Sarabun New" w:hAnsi="TH Sarabun New" w:cs="TH Sarabun New"/>
-          <w:sz w:val="32"/>
-        </w:rPr>
-        <w:t>ภาควิชา</w:t>
-      </w:r>
-      <w:proofErr w:type="spellEnd"/>
-      <w:r>
-        <w:rPr>
-          <w:rFonts w:ascii="TH Sarabun New" w:eastAsia="TH Sarabun New" w:hAnsi="TH Sarabun New" w:cs="TH Sarabun New"/>
-          <w:sz w:val="32"/>
-        </w:rPr>
-        <w:t xml:space="preserve"> </w:t>
-      </w:r>
-      <w:proofErr w:type="spellStart"/>
-      <w:r>
-        <w:rPr>
-          <w:rFonts w:ascii="TH Sarabun New" w:eastAsia="TH Sarabun New" w:hAnsi="TH Sarabun New" w:cs="TH Sarabun New"/>
-          <w:sz w:val="32"/>
-        </w:rPr>
-        <w:t>วิทยาการคอมพิวเตอร์</w:t>
-      </w:r>
-      <w:proofErr w:type="spellEnd"/>
-    </w:p>
-    <w:p>
-      <w:pPr>
-        <w:spacing w:after="0" w:line="240" w:lineRule="auto"/>
-        <w:rPr>
-          <w:rFonts w:ascii="TH Sarabun New" w:hAnsi="TH Sarabun New" w:cs="TH Sarabun New"/>
-        </w:rPr>
-      </w:pPr>
-      <w:proofErr w:type="spellStart"/>
-      <w:r>
-        <w:rPr>
-          <w:rFonts w:ascii="TH Sarabun New" w:eastAsia="TH Sarabun New" w:hAnsi="TH Sarabun New" w:cs="TH Sarabun New"/>
-          <w:sz w:val="32"/>
-        </w:rPr>
-        <w:t>คณะ</w:t>
-      </w:r>
-      <w:proofErr w:type="spellEnd"/>
-      <w:r>
-        <w:rPr>
-          <w:rFonts w:ascii="TH Sarabun New" w:eastAsia="TH Sarabun New" w:hAnsi="TH Sarabun New" w:cs="TH Sarabun New"/>
-          <w:sz w:val="32"/>
-        </w:rPr>
-        <w:t xml:space="preserve"> </w:t>
-      </w:r>
-      <w:proofErr w:type="spellStart"/>
-      <w:r>
-        <w:rPr>
-          <w:rFonts w:ascii="TH Sarabun New" w:eastAsia="TH Sarabun New" w:hAnsi="TH Sarabun New" w:cs="TH Sarabun New"/>
-          <w:sz w:val="32"/>
-        </w:rPr>
-        <w:t>วิทยาศาสตร์</w:t>
-      </w:r>
-      <w:proofErr w:type="spellEnd"/>
-    </w:p>
-    <w:p>
-      <w:pPr>
-        <w:spacing w:after="0" w:line="240" w:lineRule="auto"/>
-        <w:rPr>
-          <w:rFonts w:ascii="TH Sarabun New" w:hAnsi="TH Sarabun New" w:cs="TH Sarabun New"/>
-        </w:rPr>
-      </w:pPr>
-      <w:proofErr w:type="spellStart"/>
-      <w:r>
-        <w:rPr>
-          <w:rFonts w:ascii="TH Sarabun New" w:eastAsia="TH Sarabun New" w:hAnsi="TH Sarabun New" w:cs="TH Sarabun New"/>
-          <w:sz w:val="32"/>
-        </w:rPr>
-        <w:t>มหาวิทยาลัย</w:t>
-      </w:r>
-      <w:proofErr w:type="spellEnd"/>
-      <w:r>
-        <w:rPr>
-          <w:rFonts w:ascii="TH Sarabun New" w:eastAsia="TH Sarabun New" w:hAnsi="TH Sarabun New" w:cs="TH Sarabun New"/>
-          <w:sz w:val="32"/>
-        </w:rPr>
-        <w:t xml:space="preserve"> </w:t>
-      </w:r>
-      <w:proofErr w:type="spellStart"/>
-      <w:r>
-        <w:rPr>
-          <w:rFonts w:ascii="TH Sarabun New" w:eastAsia="TH Sarabun New" w:hAnsi="TH Sarabun New" w:cs="TH Sarabun New"/>
-          <w:sz w:val="32"/>
-        </w:rPr>
-        <w:t>สถาบันเทคโนโลยีพระจอมเกล้าเจ้าคุณทหารลาดกระบัง</w:t>
-      </w:r>
-      <w:proofErr w:type="spellEnd"/>
-    </w:p>
-    <w:p>
-      <w:pPr>
-        <w:spacing w:after="0" w:line="240" w:lineRule="auto"/>
-        <w:rPr>
-          <w:rFonts w:ascii="TH Sarabun New" w:hAnsi="TH Sarabun New" w:cs="TH Sarabun New"/>
-        </w:rPr>
-      </w:pPr>
-      <w:proofErr w:type="spellStart"/>
-      <w:r>
-        <w:rPr>
-          <w:rFonts w:ascii="TH Sarabun New" w:eastAsia="TH Sarabun New" w:hAnsi="TH Sarabun New" w:cs="TH Sarabun New"/>
-          <w:sz w:val="32"/>
-        </w:rPr>
-        <w:t>ปีการศึกษา</w:t>
-      </w:r>
-      <w:proofErr w:type="spellEnd"/>
-      <w:r>
-        <w:rPr>
-          <w:rFonts w:ascii="TH Sarabun New" w:eastAsia="TH Sarabun New" w:hAnsi="TH Sarabun New" w:cs="TH Sarabun New"/>
-          <w:sz w:val="32"/>
-        </w:rPr>
-        <w:t xml:space="preserve"> ...............................</w:t>
-      </w:r>
-    </w:p>
-    <w:p>
-      <w:pPr>
-        <w:spacing w:after="0" w:line="240" w:lineRule="auto"/>
-        <w:rPr>
-          <w:rFonts w:ascii="TH Sarabun New" w:hAnsi="TH Sarabun New" w:cs="TH Sarabun New"/>
-        </w:rPr>
-      </w:pPr>
-      <w:proofErr w:type="spellStart"/>
-      <w:r>
-        <w:rPr>
-          <w:rFonts w:ascii="TH Sarabun New" w:eastAsia="TH Sarabun New" w:hAnsi="TH Sarabun New" w:cs="TH Sarabun New"/>
-          <w:sz w:val="32"/>
-        </w:rPr>
-        <w:t>อาจารย์ที่ปรึกษา</w:t>
-      </w:r>
-      <w:proofErr w:type="spellEnd"/>
-      <w:r>
-        <w:rPr>
-          <w:rFonts w:ascii="TH Sarabun New" w:eastAsia="TH Sarabun New" w:hAnsi="TH Sarabun New" w:cs="TH Sarabun New"/>
-          <w:sz w:val="32"/>
-        </w:rPr>
-        <w:t xml:space="preserve"> ...............................................................</w:t>
-      </w:r>
-    </w:p>
-    <w:p>
-      <w:pPr>
+        </w:rPr>
+      </w:pPr>
+      <w:r>
         <w:rPr>
           <w:rFonts w:ascii="TH Sarabun New" w:hAnsi="TH Sarabun New" w:cs="TH Sarabun New"/>
           <w:b/>
           <w:bCs/>
           <w:sz w:val="20"/>
           <w:szCs w:val="24"/>
-        </w:rPr>
-      </w:pPr>
-    </w:p>
-    <w:p>
-      <w:pPr>
-        <w:spacing w:after="0" w:line="240" w:lineRule="auto"/>
-        <w:jc w:val="center"/>
-        <w:rPr>
-          <w:rFonts w:ascii="TH Sarabun New" w:hAnsi="TH Sarabun New" w:cs="TH Sarabun New"/>
-        </w:rPr>
-      </w:pPr>
-      <w:proofErr w:type="spellStart"/>
-      <w:r>
-        <w:rPr>
-          <w:rFonts w:ascii="TH Sarabun New" w:eastAsia="TH Sarabun New" w:hAnsi="TH Sarabun New" w:cs="TH Sarabun New"/>
-          <w:b/>
-          <w:sz w:val="36"/>
-        </w:rPr>
-        <w:t>บทคัดย่อ</w:t>
-      </w:r>
-      <w:proofErr w:type="spellEnd"/>
-    </w:p>
-    <w:p>
-      <w:pPr>
-        <w:spacing w:after="0" w:line="240" w:lineRule="auto"/>
-        <w:ind w:firstLine="709"/>
-        <w:rPr>
-          <w:rFonts w:ascii="TH Sarabun New" w:hAnsi="TH Sarabun New" w:cs="TH Sarabun New"/>
-        </w:rPr>
-      </w:pPr>
-      <w:r>
-        <w:rPr>
-          <w:rFonts w:ascii="TH Sarabun New" w:eastAsia="TH Sarabun New" w:hAnsi="TH Sarabun New" w:cs="TH Sarabun New"/>
-          <w:sz w:val="32"/>
-        </w:rPr>
-        <w:t>........................................................................................................................................................................................................................................................................................................................................................................................................................................................................................................................................................................................................................................................................................................................</w:t>
-      </w:r>
-    </w:p>
-    <w:p>
-      <w:pPr>
-        <w:spacing w:after="0" w:line="240" w:lineRule="auto"/>
-        <w:rPr>
-          <w:rFonts w:ascii="TH Sarabun New" w:hAnsi="TH Sarabun New" w:cs="TH Sarabun New"/>
-        </w:rPr>
-      </w:pPr>
-      <w:proofErr w:type="spellStart"/>
-      <w:r>
-        <w:rPr>
-          <w:rFonts w:ascii="TH Sarabun New" w:eastAsia="TH Sarabun New" w:hAnsi="TH Sarabun New" w:cs="TH Sarabun New"/>
-          <w:sz w:val="32"/>
-        </w:rPr>
-        <w:t>คำสำคัญ</w:t>
-      </w:r>
-      <w:proofErr w:type="spellEnd"/>
-      <w:r>
-        <w:rPr>
-          <w:rFonts w:ascii="TH Sarabun New" w:eastAsia="TH Sarabun New" w:hAnsi="TH Sarabun New" w:cs="TH Sarabun New"/>
-          <w:sz w:val="32"/>
-        </w:rPr>
-        <w:t xml:space="preserve"> : SDN, IoT Security, Raspberry Pi Gateway, Open </w:t>
-      </w:r>
-      <w:proofErr w:type="spellStart"/>
-      <w:r>
-        <w:rPr>
-          <w:rFonts w:ascii="TH Sarabun New" w:eastAsia="TH Sarabun New" w:hAnsi="TH Sarabun New" w:cs="TH Sarabun New"/>
-          <w:sz w:val="32"/>
-        </w:rPr>
-        <w:t>vSwitch</w:t>
-      </w:r>
-      <w:proofErr w:type="spellEnd"/>
-      <w:r>
-        <w:rPr>
-          <w:rFonts w:ascii="TH Sarabun New" w:eastAsia="TH Sarabun New" w:hAnsi="TH Sarabun New" w:cs="TH Sarabun New"/>
-          <w:sz w:val="32"/>
-        </w:rPr>
-        <w:t>, OpenFlow, AI Security Module</w:t>
-      </w:r>
-    </w:p>
-    <w:p>
-      <w:pPr>
+          <w:cs/>
+        </w:rPr>
+        <w:t>ลิขสิทธิ์ของคณะวิทยาศาสตร์</w:t>
+      </w:r>
+      <w:r>
         <w:rPr>
           <w:rFonts w:ascii="TH Sarabun New" w:hAnsi="TH Sarabun New" w:cs="TH Sarabun New"/>
           <w:b/>
@@ -1800,7 +1370,8 @@
           <w:sz w:val="20"/>
           <w:szCs w:val="24"/>
         </w:rPr>
-      </w:pPr>
+        <w:t xml:space="preserve"> </w:t>
+      </w:r>
       <w:r>
         <w:rPr>
           <w:rFonts w:ascii="TH Sarabun New" w:hAnsi="TH Sarabun New" w:cs="TH Sarabun New"/>
@@ -1808,14 +1379,38 @@
           <w:bCs/>
           <w:sz w:val="20"/>
           <w:szCs w:val="24"/>
-        </w:rPr>
-        <w:br w:type="page"/>
+          <w:cs/>
+        </w:rPr>
+        <w:br/>
+        <w:t>สถาบันเทคโนโลยีพระจอมเกล้าเจ้าคุณทหารลาดกระบัง</w:t>
       </w:r>
     </w:p>
     <w:p>
       <w:pPr>
         <w:spacing w:after="0" w:line="240" w:lineRule="auto"/>
-        <w:jc w:val="center"/>
+        <w:rPr>
+          <w:rFonts w:ascii="TH Sarabun New" w:hAnsi="TH Sarabun New" w:cs="TH Sarabun New"/>
+        </w:rPr>
+      </w:pPr>
+      <w:r>
+        <w:rPr>
+          <w:rFonts w:ascii="TH Sarabun New" w:eastAsia="TH Sarabun New" w:hAnsi="TH Sarabun New" w:cs="TH Sarabun New"/>
+          <w:sz w:val="32"/>
+        </w:rPr>
+        <w:lastRenderedPageBreak/>
+        <w:t xml:space="preserve">หัวข้อโครงงานพิเศษ </w:t>
+      </w:r>
+      <w:r>
+        <w:rPr>
+          <w:rFonts w:ascii="TH Sarabun New" w:eastAsia="TH Sarabun New" w:hAnsi="TH Sarabun New" w:cs="TH Sarabun New"/>
+          <w:sz w:val="32"/>
+        </w:rPr>
+        <w:t>.......................................................</w:t>
+      </w:r>
+    </w:p>
+    <w:p>
+      <w:pPr>
+        <w:spacing w:after="0" w:line="240" w:lineRule="auto"/>
         <w:rPr>
           <w:rFonts w:ascii="TH Sarabun New" w:hAnsi="TH Sarabun New" w:cs="TH Sarabun New"/>
         </w:rPr>
@@ -1824,140 +1419,281 @@
       <w:r>
         <w:rPr>
           <w:rFonts w:ascii="TH Sarabun New" w:eastAsia="TH Sarabun New" w:hAnsi="TH Sarabun New" w:cs="TH Sarabun New"/>
-          <w:b/>
-          <w:sz w:val="36"/>
-        </w:rPr>
-        <w:lastRenderedPageBreak/>
-        <w:t>กิตติกรรมประกาศ</w:t>
+          <w:sz w:val="32"/>
+        </w:rPr>
+        <w:t>ชื่อนักศึกษา</w:t>
       </w:r>
       <w:proofErr w:type="spellEnd"/>
+      <w:r>
+        <w:rPr>
+          <w:rFonts w:ascii="TH Sarabun New" w:eastAsia="TH Sarabun New" w:hAnsi="TH Sarabun New" w:cs="TH Sarabun New"/>
+          <w:sz w:val="32"/>
+        </w:rPr>
+        <w:t xml:space="preserve"> </w:t>
+      </w:r>
+      <w:proofErr w:type="spellStart"/>
+      <w:r>
+        <w:rPr>
+          <w:rFonts w:ascii="TH Sarabun New" w:eastAsia="TH Sarabun New" w:hAnsi="TH Sarabun New" w:cs="TH Sarabun New"/>
+          <w:sz w:val="32"/>
+        </w:rPr>
+        <w:t>นาย</w:t>
+      </w:r>
+      <w:proofErr w:type="spellEnd"/>
+      <w:r>
+        <w:rPr>
+          <w:rFonts w:ascii="TH Sarabun New" w:eastAsia="TH Sarabun New" w:hAnsi="TH Sarabun New" w:cs="TH Sarabun New"/>
+          <w:sz w:val="32"/>
+        </w:rPr>
+        <w:t xml:space="preserve"> </w:t>
+      </w:r>
+      <w:r>
+        <w:rPr>
+          <w:rFonts w:ascii="TH Sarabun New" w:eastAsia="TH Sarabun New" w:hAnsi="TH Sarabun New" w:cs="TH Sarabun New"/>
+          <w:sz w:val="32"/>
+          <w:cs/>
+        </w:rPr>
+        <w:t>เจษฎา</w:t>
+      </w:r>
+      <w:r>
+        <w:rPr>
+          <w:rFonts w:ascii="TH Sarabun New" w:eastAsia="TH Sarabun New" w:hAnsi="TH Sarabun New" w:cs="TH Sarabun New"/>
+          <w:sz w:val="32"/>
+        </w:rPr>
+        <w:t xml:space="preserve"> </w:t>
+      </w:r>
+      <w:r>
+        <w:rPr>
+          <w:rFonts w:ascii="TH Sarabun New" w:eastAsia="TH Sarabun New" w:hAnsi="TH Sarabun New" w:cs="TH Sarabun New" w:hint="cs"/>
+          <w:sz w:val="32"/>
+          <w:cs/>
+        </w:rPr>
+        <w:t>ภูครองทอง</w:t>
+      </w:r>
+      <w:r>
+        <w:rPr>
+          <w:rFonts w:ascii="TH Sarabun New" w:eastAsia="TH Sarabun New" w:hAnsi="TH Sarabun New" w:cs="TH Sarabun New"/>
+          <w:sz w:val="32"/>
+        </w:rPr>
+        <w:t xml:space="preserve">  รหัสนักศึกษา 66050066</w:t>
+      </w:r>
     </w:p>
     <w:p>
       <w:pPr>
         <w:spacing w:after="0" w:line="240" w:lineRule="auto"/>
-        <w:ind w:firstLine="709"/>
-        <w:rPr>
-          <w:rFonts w:ascii="TH Sarabun New" w:hAnsi="TH Sarabun New" w:cs="TH Sarabun New"/>
-        </w:rPr>
-      </w:pPr>
-      <w:r>
-        <w:rPr>
-          <w:rFonts w:ascii="TH Sarabun New" w:eastAsia="TH Sarabun New" w:hAnsi="TH Sarabun New" w:cs="TH Sarabun New"/>
-          <w:sz w:val="32"/>
-        </w:rPr>
-        <w:t>................................................................................................................................................................................................................................................................................................................................................................................................</w:t>
+        <w:rPr>
+          <w:rFonts w:ascii="TH Sarabun New" w:hAnsi="TH Sarabun New" w:cs="TH Sarabun New"/>
+        </w:rPr>
+      </w:pPr>
+      <w:proofErr w:type="spellStart"/>
+      <w:r>
+        <w:rPr>
+          <w:rFonts w:ascii="TH Sarabun New" w:eastAsia="TH Sarabun New" w:hAnsi="TH Sarabun New" w:cs="TH Sarabun New"/>
+          <w:sz w:val="32"/>
+        </w:rPr>
+        <w:t>ปริญญา</w:t>
+      </w:r>
+      <w:proofErr w:type="spellEnd"/>
+      <w:r>
+        <w:rPr>
+          <w:rFonts w:ascii="TH Sarabun New" w:eastAsia="TH Sarabun New" w:hAnsi="TH Sarabun New" w:cs="TH Sarabun New"/>
+          <w:sz w:val="32"/>
+        </w:rPr>
+        <w:t xml:space="preserve"> </w:t>
+      </w:r>
+      <w:proofErr w:type="spellStart"/>
+      <w:r>
+        <w:rPr>
+          <w:rFonts w:ascii="TH Sarabun New" w:eastAsia="TH Sarabun New" w:hAnsi="TH Sarabun New" w:cs="TH Sarabun New"/>
+          <w:sz w:val="32"/>
+        </w:rPr>
+        <w:t>วิทยาศาสตรบัณฑิต</w:t>
+      </w:r>
+      <w:proofErr w:type="spellEnd"/>
+      <w:r>
+        <w:rPr>
+          <w:rFonts w:ascii="TH Sarabun New" w:eastAsia="TH Sarabun New" w:hAnsi="TH Sarabun New" w:cs="TH Sarabun New"/>
+          <w:sz w:val="32"/>
+        </w:rPr>
+        <w:t xml:space="preserve"> (</w:t>
+      </w:r>
+      <w:proofErr w:type="spellStart"/>
+      <w:r>
+        <w:rPr>
+          <w:rFonts w:ascii="TH Sarabun New" w:eastAsia="TH Sarabun New" w:hAnsi="TH Sarabun New" w:cs="TH Sarabun New"/>
+          <w:sz w:val="32"/>
+        </w:rPr>
+        <w:t>วิทยาการคอมพิวเตอร์</w:t>
+      </w:r>
+      <w:proofErr w:type="spellEnd"/>
+      <w:r>
+        <w:rPr>
+          <w:rFonts w:ascii="TH Sarabun New" w:eastAsia="TH Sarabun New" w:hAnsi="TH Sarabun New" w:cs="TH Sarabun New"/>
+          <w:sz w:val="32"/>
+        </w:rPr>
+        <w:t>)</w:t>
       </w:r>
     </w:p>
     <w:p>
       <w:pPr>
         <w:spacing w:after="0" w:line="240" w:lineRule="auto"/>
-        <w:ind w:firstLine="709"/>
-        <w:rPr>
-          <w:rFonts w:ascii="TH Sarabun New" w:hAnsi="TH Sarabun New" w:cs="TH Sarabun New"/>
-        </w:rPr>
-      </w:pPr>
-      <w:r>
-        <w:rPr>
-          <w:rFonts w:ascii="TH Sarabun New" w:eastAsia="TH Sarabun New" w:hAnsi="TH Sarabun New" w:cs="TH Sarabun New"/>
-          <w:sz w:val="32"/>
-        </w:rPr>
-        <w:t>................................................................................................................................................................................................................................................................................................................................................................................................</w:t>
-      </w:r>
+        <w:rPr>
+          <w:rFonts w:ascii="TH Sarabun New" w:hAnsi="TH Sarabun New" w:cs="TH Sarabun New"/>
+        </w:rPr>
+      </w:pPr>
+      <w:proofErr w:type="spellStart"/>
+      <w:r>
+        <w:rPr>
+          <w:rFonts w:ascii="TH Sarabun New" w:eastAsia="TH Sarabun New" w:hAnsi="TH Sarabun New" w:cs="TH Sarabun New"/>
+          <w:sz w:val="32"/>
+        </w:rPr>
+        <w:t>ภาควิชา</w:t>
+      </w:r>
+      <w:proofErr w:type="spellEnd"/>
+      <w:r>
+        <w:rPr>
+          <w:rFonts w:ascii="TH Sarabun New" w:eastAsia="TH Sarabun New" w:hAnsi="TH Sarabun New" w:cs="TH Sarabun New"/>
+          <w:sz w:val="32"/>
+        </w:rPr>
+        <w:t xml:space="preserve"> </w:t>
+      </w:r>
+      <w:proofErr w:type="spellStart"/>
+      <w:r>
+        <w:rPr>
+          <w:rFonts w:ascii="TH Sarabun New" w:eastAsia="TH Sarabun New" w:hAnsi="TH Sarabun New" w:cs="TH Sarabun New"/>
+          <w:sz w:val="32"/>
+        </w:rPr>
+        <w:t>วิทยาการคอมพิวเตอร์</w:t>
+      </w:r>
+      <w:proofErr w:type="spellEnd"/>
     </w:p>
     <w:p>
       <w:pPr>
         <w:spacing w:after="0" w:line="240" w:lineRule="auto"/>
-        <w:ind w:firstLine="709"/>
-        <w:rPr>
-          <w:rFonts w:ascii="TH Sarabun New" w:hAnsi="TH Sarabun New" w:cs="TH Sarabun New"/>
-        </w:rPr>
-      </w:pPr>
-      <w:r>
-        <w:rPr>
-          <w:rFonts w:ascii="TH Sarabun New" w:eastAsia="TH Sarabun New" w:hAnsi="TH Sarabun New" w:cs="TH Sarabun New"/>
-          <w:sz w:val="32"/>
-        </w:rPr>
-        <w:t>................................................................................................................................................................................................................................................................................................................................................................................................</w:t>
-      </w:r>
+        <w:rPr>
+          <w:rFonts w:ascii="TH Sarabun New" w:hAnsi="TH Sarabun New" w:cs="TH Sarabun New"/>
+        </w:rPr>
+      </w:pPr>
+      <w:proofErr w:type="spellStart"/>
+      <w:r>
+        <w:rPr>
+          <w:rFonts w:ascii="TH Sarabun New" w:eastAsia="TH Sarabun New" w:hAnsi="TH Sarabun New" w:cs="TH Sarabun New"/>
+          <w:sz w:val="32"/>
+        </w:rPr>
+        <w:t>คณะ</w:t>
+      </w:r>
+      <w:proofErr w:type="spellEnd"/>
+      <w:r>
+        <w:rPr>
+          <w:rFonts w:ascii="TH Sarabun New" w:eastAsia="TH Sarabun New" w:hAnsi="TH Sarabun New" w:cs="TH Sarabun New"/>
+          <w:sz w:val="32"/>
+        </w:rPr>
+        <w:t xml:space="preserve"> </w:t>
+      </w:r>
+      <w:proofErr w:type="spellStart"/>
+      <w:r>
+        <w:rPr>
+          <w:rFonts w:ascii="TH Sarabun New" w:eastAsia="TH Sarabun New" w:hAnsi="TH Sarabun New" w:cs="TH Sarabun New"/>
+          <w:sz w:val="32"/>
+        </w:rPr>
+        <w:t>วิทยาศาสตร์</w:t>
+      </w:r>
+      <w:proofErr w:type="spellEnd"/>
     </w:p>
     <w:p>
       <w:pPr>
         <w:spacing w:after="0" w:line="240" w:lineRule="auto"/>
-        <w:ind w:firstLine="709"/>
-        <w:rPr>
-          <w:rFonts w:ascii="TH Sarabun New" w:hAnsi="TH Sarabun New" w:cs="TH Sarabun New"/>
-        </w:rPr>
-      </w:pPr>
-      <w:r>
-        <w:rPr>
-          <w:rFonts w:ascii="TH Sarabun New" w:eastAsia="TH Sarabun New" w:hAnsi="TH Sarabun New" w:cs="TH Sarabun New"/>
-          <w:sz w:val="32"/>
-        </w:rPr>
-        <w:t>................................................................................................................................................................................................................................................................................................................................................................................................</w:t>
-      </w:r>
+        <w:rPr>
+          <w:rFonts w:ascii="TH Sarabun New" w:hAnsi="TH Sarabun New" w:cs="TH Sarabun New"/>
+        </w:rPr>
+      </w:pPr>
+      <w:proofErr w:type="spellStart"/>
+      <w:r>
+        <w:rPr>
+          <w:rFonts w:ascii="TH Sarabun New" w:eastAsia="TH Sarabun New" w:hAnsi="TH Sarabun New" w:cs="TH Sarabun New"/>
+          <w:sz w:val="32"/>
+        </w:rPr>
+        <w:t>มหาวิทยาลัย</w:t>
+      </w:r>
+      <w:proofErr w:type="spellEnd"/>
+      <w:r>
+        <w:rPr>
+          <w:rFonts w:ascii="TH Sarabun New" w:eastAsia="TH Sarabun New" w:hAnsi="TH Sarabun New" w:cs="TH Sarabun New"/>
+          <w:sz w:val="32"/>
+        </w:rPr>
+        <w:t xml:space="preserve"> </w:t>
+      </w:r>
+      <w:proofErr w:type="spellStart"/>
+      <w:r>
+        <w:rPr>
+          <w:rFonts w:ascii="TH Sarabun New" w:eastAsia="TH Sarabun New" w:hAnsi="TH Sarabun New" w:cs="TH Sarabun New"/>
+          <w:sz w:val="32"/>
+        </w:rPr>
+        <w:t>สถาบันเทคโนโลยีพระจอมเกล้าเจ้าคุณทหารลาดกระบัง</w:t>
+      </w:r>
+      <w:proofErr w:type="spellEnd"/>
     </w:p>
     <w:p>
       <w:pPr>
         <w:spacing w:after="0" w:line="240" w:lineRule="auto"/>
-        <w:ind w:firstLine="709"/>
-        <w:rPr>
-          <w:rFonts w:ascii="TH Sarabun New" w:hAnsi="TH Sarabun New" w:cs="TH Sarabun New"/>
-        </w:rPr>
-      </w:pPr>
-      <w:r>
-        <w:rPr>
-          <w:rFonts w:ascii="TH Sarabun New" w:eastAsia="TH Sarabun New" w:hAnsi="TH Sarabun New" w:cs="TH Sarabun New"/>
-          <w:sz w:val="32"/>
-        </w:rPr>
-        <w:t>................................................................................................................................................................................................................................................................................................................................................................................................</w:t>
+        <w:rPr>
+          <w:rFonts w:ascii="TH Sarabun New" w:hAnsi="TH Sarabun New" w:cs="TH Sarabun New"/>
+        </w:rPr>
+      </w:pPr>
+      <w:proofErr w:type="spellStart"/>
+      <w:r>
+        <w:rPr>
+          <w:rFonts w:ascii="TH Sarabun New" w:eastAsia="TH Sarabun New" w:hAnsi="TH Sarabun New" w:cs="TH Sarabun New"/>
+          <w:sz w:val="32"/>
+        </w:rPr>
+        <w:t>ปีการศึกษา</w:t>
+      </w:r>
+      <w:proofErr w:type="spellEnd"/>
+      <w:r>
+        <w:rPr>
+          <w:rFonts w:ascii="TH Sarabun New" w:eastAsia="TH Sarabun New" w:hAnsi="TH Sarabun New" w:cs="TH Sarabun New"/>
+          <w:sz w:val="32"/>
+        </w:rPr>
+        <w:t xml:space="preserve"> </w:t>
+      </w:r>
+      <w:r>
+        <w:rPr>
+          <w:rFonts w:ascii="TH Sarabun New" w:eastAsia="TH Sarabun New" w:hAnsi="TH Sarabun New" w:cs="TH Sarabun New"/>
+          <w:sz w:val="32"/>
+        </w:rPr>
+        <w:t>2569</w:t>
       </w:r>
     </w:p>
     <w:p>
       <w:pPr>
         <w:spacing w:after="0" w:line="240" w:lineRule="auto"/>
-        <w:ind w:firstLine="709"/>
-        <w:rPr>
-          <w:rFonts w:ascii="TH Sarabun New" w:hAnsi="TH Sarabun New" w:cs="TH Sarabun New"/>
-        </w:rPr>
-      </w:pPr>
-      <w:r>
-        <w:rPr>
-          <w:rFonts w:ascii="TH Sarabun New" w:eastAsia="TH Sarabun New" w:hAnsi="TH Sarabun New" w:cs="TH Sarabun New"/>
-          <w:sz w:val="32"/>
-        </w:rPr>
-        <w:t>................................................................................................................................................................................................................................................................................................................................................................................................</w:t>
-      </w:r>
-    </w:p>
-    <w:p>
-      <w:pPr>
-        <w:spacing w:after="0" w:line="240" w:lineRule="auto"/>
-        <w:ind w:firstLine="709"/>
-        <w:rPr>
-          <w:rFonts w:ascii="TH Sarabun New" w:hAnsi="TH Sarabun New" w:cs="TH Sarabun New"/>
-        </w:rPr>
-      </w:pPr>
-      <w:r>
-        <w:rPr>
-          <w:rFonts w:ascii="TH Sarabun New" w:eastAsia="TH Sarabun New" w:hAnsi="TH Sarabun New" w:cs="TH Sarabun New"/>
-          <w:sz w:val="32"/>
-        </w:rPr>
-        <w:t>................................................................................................................................................................................................................................................................................................................................................................................................</w:t>
-      </w:r>
-    </w:p>
-    <w:p>
-      <w:pPr>
-        <w:spacing w:after="0" w:line="240" w:lineRule="auto"/>
-        <w:ind w:firstLine="709"/>
-        <w:rPr>
-          <w:rFonts w:ascii="TH Sarabun New" w:hAnsi="TH Sarabun New" w:cs="TH Sarabun New"/>
-        </w:rPr>
-      </w:pPr>
-      <w:r>
-        <w:rPr>
-          <w:rFonts w:ascii="TH Sarabun New" w:eastAsia="TH Sarabun New" w:hAnsi="TH Sarabun New" w:cs="TH Sarabun New"/>
-          <w:sz w:val="32"/>
-        </w:rPr>
-        <w:t>................................................................................................................................................................................................................................................................................................................................................................................................</w:t>
+        <w:rPr>
+          <w:rFonts w:ascii="TH Sarabun New" w:hAnsi="TH Sarabun New" w:cs="TH Sarabun New"/>
+        </w:rPr>
+      </w:pPr>
+      <w:proofErr w:type="spellStart"/>
+      <w:r>
+        <w:rPr>
+          <w:rFonts w:ascii="TH Sarabun New" w:eastAsia="TH Sarabun New" w:hAnsi="TH Sarabun New" w:cs="TH Sarabun New"/>
+          <w:sz w:val="32"/>
+        </w:rPr>
+        <w:t>อาจารย์ที่ปรึกษา</w:t>
+      </w:r>
+      <w:proofErr w:type="spellEnd"/>
+      <w:r>
+        <w:rPr>
+          <w:rFonts w:ascii="TH Sarabun New" w:eastAsia="TH Sarabun New" w:hAnsi="TH Sarabun New" w:cs="TH Sarabun New"/>
+          <w:sz w:val="32"/>
+        </w:rPr>
+        <w:t xml:space="preserve"> </w:t>
+      </w:r>
+      <w:r>
+        <w:rPr>
+          <w:rFonts w:ascii="TH Sarabun New" w:eastAsia="TH Sarabun New" w:hAnsi="TH Sarabun New" w:cs="TH Sarabun New" w:hint="cs"/>
+          <w:sz w:val="32"/>
+          <w:cs/>
+        </w:rPr>
+        <w:t>ดร.บุญหทัย เครือแก้ว</w:t>
       </w:r>
     </w:p>
     <w:p>
@@ -1974,7 +1710,7 @@
     <w:p>
       <w:pPr>
         <w:spacing w:after="0" w:line="240" w:lineRule="auto"/>
-        <w:jc w:val="right"/>
+        <w:jc w:val="center"/>
         <w:rPr>
           <w:rFonts w:ascii="TH Sarabun New" w:hAnsi="TH Sarabun New" w:cs="TH Sarabun New"/>
         </w:rPr>
@@ -1983,17 +1719,67 @@
       <w:r>
         <w:rPr>
           <w:rFonts w:ascii="TH Sarabun New" w:eastAsia="TH Sarabun New" w:hAnsi="TH Sarabun New" w:cs="TH Sarabun New"/>
-          <w:sz w:val="32"/>
-        </w:rPr>
-        <w:t>ชื่อ-นามสกุล</w:t>
+          <w:b/>
+          <w:sz w:val="36"/>
+        </w:rPr>
+        <w:t>บทคัดย่อ</w:t>
       </w:r>
       <w:proofErr w:type="spellEnd"/>
-      <w:r>
-        <w:rPr>
-          <w:rFonts w:ascii="TH Sarabun New" w:eastAsia="TH Sarabun New" w:hAnsi="TH Sarabun New" w:cs="TH Sarabun New"/>
-          <w:sz w:val="32"/>
-        </w:rPr>
-        <w:t xml:space="preserve"> ...............................................................</w:t>
+    </w:p>
+    <w:p>
+      <w:pPr>
+        <w:spacing w:after="0" w:line="240" w:lineRule="auto"/>
+        <w:ind w:firstLine="709"/>
+        <w:rPr>
+          <w:rFonts w:ascii="TH Sarabun New" w:hAnsi="TH Sarabun New" w:cs="TH Sarabun New"/>
+        </w:rPr>
+      </w:pPr>
+      <w:r>
+        <w:rPr>
+          <w:rFonts w:ascii="TH Sarabun New" w:eastAsia="TH Sarabun New" w:hAnsi="TH Sarabun New" w:cs="TH Sarabun New"/>
+          <w:sz w:val="32"/>
+        </w:rPr>
+        <w:t>........................................................................................................................................................................................................................................................................................................................................................................................................................................................................................................................................................................................................................................................................................................................</w:t>
+      </w:r>
+    </w:p>
+    <w:p>
+      <w:pPr>
+        <w:spacing w:after="0" w:line="240" w:lineRule="auto"/>
+        <w:rPr>
+          <w:rFonts w:ascii="TH Sarabun New" w:hAnsi="TH Sarabun New" w:cs="TH Sarabun New"/>
+        </w:rPr>
+      </w:pPr>
+      <w:proofErr w:type="spellStart"/>
+      <w:r>
+        <w:rPr>
+          <w:rFonts w:ascii="TH Sarabun New" w:eastAsia="TH Sarabun New" w:hAnsi="TH Sarabun New" w:cs="TH Sarabun New"/>
+          <w:sz w:val="32"/>
+        </w:rPr>
+        <w:t>คำสำคัญ</w:t>
+      </w:r>
+      <w:proofErr w:type="spellEnd"/>
+      <w:r>
+        <w:rPr>
+          <w:rFonts w:ascii="TH Sarabun New" w:eastAsia="TH Sarabun New" w:hAnsi="TH Sarabun New" w:cs="TH Sarabun New"/>
+          <w:sz w:val="32"/>
+        </w:rPr>
+        <w:t xml:space="preserve"> : SDN, IoT Security, Raspberry Pi Gateway, Open </w:t>
+      </w:r>
+      <w:proofErr w:type="spellStart"/>
+      <w:r>
+        <w:rPr>
+          <w:rFonts w:ascii="TH Sarabun New" w:eastAsia="TH Sarabun New" w:hAnsi="TH Sarabun New" w:cs="TH Sarabun New"/>
+          <w:sz w:val="32"/>
+        </w:rPr>
+        <w:t>vSwitch</w:t>
+      </w:r>
+      <w:proofErr w:type="spellEnd"/>
+      <w:r>
+        <w:rPr>
+          <w:rFonts w:ascii="TH Sarabun New" w:eastAsia="TH Sarabun New" w:hAnsi="TH Sarabun New" w:cs="TH Sarabun New"/>
+          <w:sz w:val="32"/>
+        </w:rPr>
+        <w:t>, OpenFlow, AI Security Module</w:t>
       </w:r>
     </w:p>
     <w:p>
@@ -2006,9 +1792,7 @@
           <w:szCs w:val="24"/>
         </w:rPr>
       </w:pPr>
-    </w:p>
-    <w:p>
-      <w:pPr>
+      <w:r>
         <w:rPr>
           <w:rFonts w:ascii="TH Sarabun New" w:hAnsi="TH Sarabun New" w:cs="TH Sarabun New"/>
           <w:b/>
@@ -2016,8 +1800,159 @@
           <w:sz w:val="20"/>
           <w:szCs w:val="24"/>
         </w:rPr>
-      </w:pPr>
-      <w:r>
+        <w:br w:type="page"/>
+      </w:r>
+    </w:p>
+    <w:p>
+      <w:pPr>
+        <w:spacing w:after="0" w:line="240" w:lineRule="auto"/>
+        <w:jc w:val="center"/>
+        <w:rPr>
+          <w:rFonts w:ascii="TH Sarabun New" w:hAnsi="TH Sarabun New" w:cs="TH Sarabun New"/>
+        </w:rPr>
+      </w:pPr>
+      <w:proofErr w:type="spellStart"/>
+      <w:r>
+        <w:rPr>
+          <w:rFonts w:ascii="TH Sarabun New" w:eastAsia="TH Sarabun New" w:hAnsi="TH Sarabun New" w:cs="TH Sarabun New"/>
+          <w:b/>
+          <w:sz w:val="36"/>
+        </w:rPr>
+        <w:lastRenderedPageBreak/>
+        <w:t>กิตติกรรมประกาศ</w:t>
+      </w:r>
+      <w:proofErr w:type="spellEnd"/>
+    </w:p>
+    <w:p>
+      <w:pPr>
+        <w:spacing w:after="0" w:line="240" w:lineRule="auto"/>
+        <w:ind w:firstLine="709"/>
+        <w:rPr>
+          <w:rFonts w:ascii="TH Sarabun New" w:hAnsi="TH Sarabun New" w:cs="TH Sarabun New"/>
+        </w:rPr>
+      </w:pPr>
+      <w:r>
+        <w:rPr>
+          <w:rFonts w:ascii="TH Sarabun New" w:eastAsia="TH Sarabun New" w:hAnsi="TH Sarabun New" w:cs="TH Sarabun New"/>
+          <w:sz w:val="32"/>
+        </w:rPr>
+        <w:t>................................................................................................................................................................................................................................................................................................................................................................................................</w:t>
+      </w:r>
+    </w:p>
+    <w:p>
+      <w:pPr>
+        <w:spacing w:after="0" w:line="240" w:lineRule="auto"/>
+        <w:ind w:firstLine="709"/>
+        <w:rPr>
+          <w:rFonts w:ascii="TH Sarabun New" w:hAnsi="TH Sarabun New" w:cs="TH Sarabun New"/>
+        </w:rPr>
+      </w:pPr>
+      <w:r>
+        <w:rPr>
+          <w:rFonts w:ascii="TH Sarabun New" w:eastAsia="TH Sarabun New" w:hAnsi="TH Sarabun New" w:cs="TH Sarabun New"/>
+          <w:sz w:val="32"/>
+        </w:rPr>
+        <w:t>................................................................................................................................................................................................................................................................................................................................................................................................</w:t>
+      </w:r>
+    </w:p>
+    <w:p>
+      <w:pPr>
+        <w:spacing w:after="0" w:line="240" w:lineRule="auto"/>
+        <w:ind w:firstLine="709"/>
+        <w:rPr>
+          <w:rFonts w:ascii="TH Sarabun New" w:hAnsi="TH Sarabun New" w:cs="TH Sarabun New"/>
+        </w:rPr>
+      </w:pPr>
+      <w:r>
+        <w:rPr>
+          <w:rFonts w:ascii="TH Sarabun New" w:eastAsia="TH Sarabun New" w:hAnsi="TH Sarabun New" w:cs="TH Sarabun New"/>
+          <w:sz w:val="32"/>
+        </w:rPr>
+        <w:t>................................................................................................................................................................................................................................................................................................................................................................................................</w:t>
+      </w:r>
+    </w:p>
+    <w:p>
+      <w:pPr>
+        <w:spacing w:after="0" w:line="240" w:lineRule="auto"/>
+        <w:ind w:firstLine="709"/>
+        <w:rPr>
+          <w:rFonts w:ascii="TH Sarabun New" w:hAnsi="TH Sarabun New" w:cs="TH Sarabun New"/>
+        </w:rPr>
+      </w:pPr>
+      <w:r>
+        <w:rPr>
+          <w:rFonts w:ascii="TH Sarabun New" w:eastAsia="TH Sarabun New" w:hAnsi="TH Sarabun New" w:cs="TH Sarabun New"/>
+          <w:sz w:val="32"/>
+        </w:rPr>
+        <w:t>................................................................................................................................................................................................................................................................................................................................................................................................</w:t>
+      </w:r>
+    </w:p>
+    <w:p>
+      <w:pPr>
+        <w:spacing w:after="0" w:line="240" w:lineRule="auto"/>
+        <w:ind w:firstLine="709"/>
+        <w:rPr>
+          <w:rFonts w:ascii="TH Sarabun New" w:hAnsi="TH Sarabun New" w:cs="TH Sarabun New"/>
+        </w:rPr>
+      </w:pPr>
+      <w:r>
+        <w:rPr>
+          <w:rFonts w:ascii="TH Sarabun New" w:eastAsia="TH Sarabun New" w:hAnsi="TH Sarabun New" w:cs="TH Sarabun New"/>
+          <w:sz w:val="32"/>
+        </w:rPr>
+        <w:t>................................................................................................................................................................................................................................................................................................................................................................................................</w:t>
+      </w:r>
+    </w:p>
+    <w:p>
+      <w:pPr>
+        <w:spacing w:after="0" w:line="240" w:lineRule="auto"/>
+        <w:ind w:firstLine="709"/>
+        <w:rPr>
+          <w:rFonts w:ascii="TH Sarabun New" w:hAnsi="TH Sarabun New" w:cs="TH Sarabun New"/>
+        </w:rPr>
+      </w:pPr>
+      <w:r>
+        <w:rPr>
+          <w:rFonts w:ascii="TH Sarabun New" w:eastAsia="TH Sarabun New" w:hAnsi="TH Sarabun New" w:cs="TH Sarabun New"/>
+          <w:sz w:val="32"/>
+        </w:rPr>
+        <w:t>................................................................................................................................................................................................................................................................................................................................................................................................</w:t>
+      </w:r>
+    </w:p>
+    <w:p>
+      <w:pPr>
+        <w:spacing w:after="0" w:line="240" w:lineRule="auto"/>
+        <w:ind w:firstLine="709"/>
+        <w:rPr>
+          <w:rFonts w:ascii="TH Sarabun New" w:hAnsi="TH Sarabun New" w:cs="TH Sarabun New"/>
+        </w:rPr>
+      </w:pPr>
+      <w:r>
+        <w:rPr>
+          <w:rFonts w:ascii="TH Sarabun New" w:eastAsia="TH Sarabun New" w:hAnsi="TH Sarabun New" w:cs="TH Sarabun New"/>
+          <w:sz w:val="32"/>
+        </w:rPr>
+        <w:t>................................................................................................................................................................................................................................................................................................................................................................................................</w:t>
+      </w:r>
+    </w:p>
+    <w:p>
+      <w:pPr>
+        <w:spacing w:after="0" w:line="240" w:lineRule="auto"/>
+        <w:ind w:firstLine="709"/>
+        <w:rPr>
+          <w:rFonts w:ascii="TH Sarabun New" w:hAnsi="TH Sarabun New" w:cs="TH Sarabun New"/>
+        </w:rPr>
+      </w:pPr>
+      <w:r>
+        <w:rPr>
+          <w:rFonts w:ascii="TH Sarabun New" w:eastAsia="TH Sarabun New" w:hAnsi="TH Sarabun New" w:cs="TH Sarabun New"/>
+          <w:sz w:val="32"/>
+        </w:rPr>
+        <w:t>................................................................................................................................................................................................................................................................................................................................................................................................</w:t>
+      </w:r>
+    </w:p>
+    <w:p>
+      <w:pPr>
         <w:rPr>
           <w:rFonts w:ascii="TH Sarabun New" w:hAnsi="TH Sarabun New" w:cs="TH Sarabun New"/>
           <w:b/>
@@ -2025,6 +1960,53 @@
           <w:sz w:val="20"/>
           <w:szCs w:val="24"/>
         </w:rPr>
+      </w:pPr>
+    </w:p>
+    <w:p>
+      <w:pPr>
+        <w:spacing w:after="0" w:line="240" w:lineRule="auto"/>
+        <w:jc w:val="right"/>
+        <w:rPr>
+          <w:rFonts w:ascii="TH Sarabun New" w:hAnsi="TH Sarabun New" w:cs="TH Sarabun New"/>
+        </w:rPr>
+      </w:pPr>
+      <w:r>
+        <w:rPr>
+          <w:rFonts w:ascii="TH Sarabun New" w:eastAsia="TH Sarabun New" w:hAnsi="TH Sarabun New" w:cs="TH Sarabun New"/>
+          <w:sz w:val="32"/>
+        </w:rPr>
+        <w:t>ชื่อ-นามสกุล ...............................................................</w:t>
+      </w:r>
+    </w:p>
+    <w:p>
+      <w:pPr>
+        <w:rPr>
+          <w:rFonts w:ascii="TH Sarabun New" w:hAnsi="TH Sarabun New" w:cs="TH Sarabun New"/>
+          <w:b/>
+          <w:bCs/>
+          <w:sz w:val="20"/>
+          <w:szCs w:val="24"/>
+        </w:rPr>
+      </w:pPr>
+    </w:p>
+    <w:p>
+      <w:pPr>
+        <w:rPr>
+          <w:rFonts w:ascii="TH Sarabun New" w:hAnsi="TH Sarabun New" w:cs="TH Sarabun New"/>
+          <w:b/>
+          <w:bCs/>
+          <w:sz w:val="20"/>
+          <w:szCs w:val="24"/>
+        </w:rPr>
+      </w:pPr>
+      <w:r>
+        <w:rPr>
+          <w:rFonts w:ascii="TH Sarabun New" w:hAnsi="TH Sarabun New" w:cs="TH Sarabun New"/>
+          <w:b/>
+          <w:bCs/>
+          <w:sz w:val="20"/>
+          <w:szCs w:val="24"/>
+        </w:rPr>
         <w:br w:type="page"/>
       </w:r>
     </w:p>
@@ -2047,6 +2029,15 @@
         <w:t>สารบัญ</w:t>
       </w:r>
       <w:proofErr w:type="spellEnd"/>
+    </w:p>
+    <w:p>
+      <w:pPr>
+        <w:spacing w:after="0" w:line="240" w:lineRule="auto"/>
+        <w:jc w:val="center"/>
+        <w:rPr>
+          <w:rFonts w:ascii="TH Sarabun New" w:hAnsi="TH Sarabun New" w:cs="TH Sarabun New"/>
+        </w:rPr>
+      </w:pPr>
     </w:p>
     <w:tbl>
       <w:tblPr>
@@ -2055,13 +2046,13 @@
         <w:tblLook w:val="04A0" w:firstRow="1" w:lastRow="0" w:firstColumn="1" w:lastColumn="0" w:noHBand="0" w:noVBand="1"/>
       </w:tblPr>
       <w:tblGrid>
-        <w:gridCol w:w="4508"/>
-        <w:gridCol w:w="4508"/>
+        <w:gridCol w:w="7508"/>
+        <w:gridCol w:w="1508"/>
       </w:tblGrid>
       <w:tr>
         <w:tc>
           <w:tcPr>
-            <w:tcW w:w="4508" w:type="dxa"/>
+            <w:tcW w:w="7508" w:type="dxa"/>
           </w:tcPr>
           <w:p>
             <w:pPr>
@@ -2087,7 +2078,7 @@
         </w:tc>
         <w:tc>
           <w:tcPr>
-            <w:tcW w:w="4508" w:type="dxa"/>
+            <w:tcW w:w="1508" w:type="dxa"/>
           </w:tcPr>
           <w:p>
             <w:pPr>
@@ -2118,7 +2109,7 @@
       <w:tr>
         <w:tc>
           <w:tcPr>
-            <w:tcW w:w="4508" w:type="dxa"/>
+            <w:tcW w:w="7508" w:type="dxa"/>
           </w:tcPr>
           <w:p>
             <w:pPr>
@@ -2144,7 +2135,7 @@
         </w:tc>
         <w:tc>
           <w:tcPr>
-            <w:tcW w:w="4508" w:type="dxa"/>
+            <w:tcW w:w="1508" w:type="dxa"/>
           </w:tcPr>
           <w:p>
             <w:pPr>
@@ -2174,7 +2165,7 @@
       <w:tr>
         <w:tc>
           <w:tcPr>
-            <w:tcW w:w="4508" w:type="dxa"/>
+            <w:tcW w:w="7508" w:type="dxa"/>
           </w:tcPr>
           <w:p>
             <w:pPr>
@@ -2200,7 +2191,7 @@
         </w:tc>
         <w:tc>
           <w:tcPr>
-            <w:tcW w:w="4508" w:type="dxa"/>
+            <w:tcW w:w="1508" w:type="dxa"/>
           </w:tcPr>
           <w:p>
             <w:pPr>
@@ -2230,7 +2221,7 @@
       <w:tr>
         <w:tc>
           <w:tcPr>
-            <w:tcW w:w="4508" w:type="dxa"/>
+            <w:tcW w:w="7508" w:type="dxa"/>
           </w:tcPr>
           <w:p>
             <w:pPr>
@@ -2257,7 +2248,7 @@
         </w:tc>
         <w:tc>
           <w:tcPr>
-            <w:tcW w:w="4508" w:type="dxa"/>
+            <w:tcW w:w="1508" w:type="dxa"/>
           </w:tcPr>
           <w:p>
             <w:pPr>
@@ -2287,7 +2278,7 @@
       <w:tr>
         <w:tc>
           <w:tcPr>
-            <w:tcW w:w="4508" w:type="dxa"/>
+            <w:tcW w:w="7508" w:type="dxa"/>
           </w:tcPr>
           <w:p>
             <w:pPr>
@@ -2314,7 +2305,7 @@
         </w:tc>
         <w:tc>
           <w:tcPr>
-            <w:tcW w:w="4508" w:type="dxa"/>
+            <w:tcW w:w="1508" w:type="dxa"/>
           </w:tcPr>
           <w:p>
             <w:pPr>
@@ -2344,7 +2335,7 @@
       <w:tr>
         <w:tc>
           <w:tcPr>
-            <w:tcW w:w="4508" w:type="dxa"/>
+            <w:tcW w:w="7508" w:type="dxa"/>
           </w:tcPr>
           <w:p>
             <w:pPr>
@@ -2371,7 +2362,7 @@
         </w:tc>
         <w:tc>
           <w:tcPr>
-            <w:tcW w:w="4508" w:type="dxa"/>
+            <w:tcW w:w="1508" w:type="dxa"/>
           </w:tcPr>
           <w:p>
             <w:pPr>
@@ -2401,7 +2392,7 @@
       <w:tr>
         <w:tc>
           <w:tcPr>
-            <w:tcW w:w="4508" w:type="dxa"/>
+            <w:tcW w:w="7508" w:type="dxa"/>
           </w:tcPr>
           <w:p>
             <w:pPr>
@@ -2526,6 +2517,17 @@
               </w:rPr>
               <w:t>ขอบเขต</w:t>
             </w:r>
+            <w:r>
+              <w:rPr>
+                <w:rFonts w:ascii="TH Sarabun New" w:hAnsi="TH Sarabun New" w:cs="TH Sarabun New" w:hint="cs"/>
+                <w:b/>
+                <w:bCs/>
+                <w:sz w:val="32"/>
+                <w:szCs w:val="32"/>
+                <w:cs/>
+              </w:rPr>
+              <w:t>โครงการ</w:t>
+            </w:r>
           </w:p>
           <w:p>
             <w:pPr>
@@ -2569,7 +2571,7 @@
         </w:tc>
         <w:tc>
           <w:tcPr>
-            <w:tcW w:w="4508" w:type="dxa"/>
+            <w:tcW w:w="1508" w:type="dxa"/>
           </w:tcPr>
           <w:p>
             <w:pPr>
@@ -2676,7 +2678,7 @@
       <w:tr>
         <w:tc>
           <w:tcPr>
-            <w:tcW w:w="4508" w:type="dxa"/>
+            <w:tcW w:w="7508" w:type="dxa"/>
           </w:tcPr>
           <w:p>
             <w:pPr>
@@ -2686,27 +2688,102 @@
                 <w:bCs/>
                 <w:sz w:val="32"/>
                 <w:szCs w:val="32"/>
+              </w:rPr>
+            </w:pPr>
+            <w:r>
+              <w:rPr>
+                <w:rFonts w:ascii="TH Sarabun New" w:hAnsi="TH Sarabun New" w:cs="TH Sarabun New"/>
+                <w:b/>
+                <w:bCs/>
+                <w:sz w:val="32"/>
+                <w:szCs w:val="32"/>
                 <w:cs/>
               </w:rPr>
+              <w:t xml:space="preserve">บทที่ </w:t>
+            </w:r>
+            <w:r>
+              <w:rPr>
+                <w:rFonts w:ascii="TH Sarabun New" w:hAnsi="TH Sarabun New" w:cs="TH Sarabun New"/>
+                <w:b/>
+                <w:bCs/>
+                <w:sz w:val="32"/>
+                <w:szCs w:val="32"/>
+              </w:rPr>
+              <w:t xml:space="preserve">2 </w:t>
+            </w:r>
+            <w:r>
+              <w:rPr>
+                <w:rFonts w:ascii="TH Sarabun New" w:hAnsi="TH Sarabun New" w:cs="TH Sarabun New"/>
+                <w:b/>
+                <w:bCs/>
+                <w:sz w:val="32"/>
+                <w:szCs w:val="32"/>
+                <w:cs/>
+              </w:rPr>
+              <w:t>ทฤษฎีและงานวิจัยที่เกี่ยวข้อง</w:t>
+            </w:r>
+            <w:r>
+              <w:rPr>
+                <w:rFonts w:ascii="TH Sarabun New" w:hAnsi="TH Sarabun New" w:cs="TH Sarabun New"/>
+                <w:b/>
+                <w:bCs/>
+                <w:sz w:val="32"/>
+                <w:szCs w:val="32"/>
+                <w:cs/>
+              </w:rPr>
+              <w:br/>
+            </w:r>
+            <w:r>
+              <w:rPr>
+                <w:rFonts w:ascii="TH Sarabun New" w:hAnsi="TH Sarabun New" w:cs="TH Sarabun New" w:hint="cs"/>
+                <w:b/>
+                <w:bCs/>
+                <w:sz w:val="32"/>
+                <w:szCs w:val="32"/>
+                <w:cs/>
+              </w:rPr>
+              <w:t xml:space="preserve">          2.1 </w:t>
+            </w:r>
+            <w:r>
+              <w:rPr>
+                <w:rFonts w:ascii="TH Sarabun New" w:hAnsi="TH Sarabun New" w:cs="TH Sarabun New"/>
+                <w:b/>
+                <w:bCs/>
+                <w:sz w:val="32"/>
+                <w:szCs w:val="32"/>
+              </w:rPr>
+              <w:t>Network Architecture</w:t>
+            </w:r>
+          </w:p>
+          <w:p>
+            <w:pPr>
+              <w:rPr>
+                <w:rFonts w:ascii="TH Sarabun New" w:hAnsi="TH Sarabun New" w:cs="TH Sarabun New"/>
+                <w:b/>
+                <w:bCs/>
+                <w:sz w:val="32"/>
+                <w:szCs w:val="32"/>
+              </w:rPr>
             </w:pPr>
             <w:r>
               <w:rPr>
-                <w:rFonts w:ascii="TH Sarabun New" w:hAnsi="TH Sarabun New" w:cs="TH Sarabun New"/>
+                <w:rFonts w:ascii="TH Sarabun New" w:hAnsi="TH Sarabun New" w:cs="TH Sarabun New" w:hint="cs"/>
                 <w:b/>
                 <w:bCs/>
                 <w:sz w:val="32"/>
                 <w:szCs w:val="32"/>
                 <w:cs/>
               </w:rPr>
-              <w:t xml:space="preserve">บทที่ </w:t>
-            </w:r>
-            <w:r>
-              <w:rPr>
-                <w:rFonts w:ascii="TH Sarabun New" w:hAnsi="TH Sarabun New" w:cs="TH Sarabun New"/>
-                <w:b/>
-                <w:bCs/>
-                <w:sz w:val="32"/>
-                <w:szCs w:val="32"/>
+              <w:t xml:space="preserve">          2.</w:t>
+            </w:r>
+            <w:r>
+              <w:rPr>
+                <w:rFonts w:ascii="TH Sarabun New" w:hAnsi="TH Sarabun New" w:cs="TH Sarabun New" w:hint="cs"/>
+                <w:b/>
+                <w:bCs/>
+                <w:sz w:val="32"/>
+                <w:szCs w:val="32"/>
+                <w:cs/>
               </w:rPr>
               <w:t xml:space="preserve">2 </w:t>
             </w:r>
@@ -2717,15 +2794,254 @@
                 <w:bCs/>
                 <w:sz w:val="32"/>
                 <w:szCs w:val="32"/>
+              </w:rPr>
+              <w:t>Software-Defined Networking</w:t>
+            </w:r>
+          </w:p>
+          <w:p>
+            <w:pPr>
+              <w:rPr>
+                <w:rFonts w:ascii="TH Sarabun New" w:hAnsi="TH Sarabun New" w:cs="TH Sarabun New"/>
+                <w:b/>
+                <w:bCs/>
+                <w:sz w:val="32"/>
+                <w:szCs w:val="32"/>
+              </w:rPr>
+            </w:pPr>
+            <w:r>
+              <w:rPr>
+                <w:rFonts w:ascii="TH Sarabun New" w:hAnsi="TH Sarabun New" w:cs="TH Sarabun New" w:hint="cs"/>
+                <w:b/>
+                <w:bCs/>
+                <w:sz w:val="32"/>
+                <w:szCs w:val="32"/>
                 <w:cs/>
               </w:rPr>
-              <w:t>ทฤษฎีและงานวิจัยที่เกี่ยวข้อง</w:t>
+              <w:t xml:space="preserve">          2.</w:t>
+            </w:r>
+            <w:r>
+              <w:rPr>
+                <w:rFonts w:ascii="TH Sarabun New" w:hAnsi="TH Sarabun New" w:cs="TH Sarabun New" w:hint="cs"/>
+                <w:b/>
+                <w:bCs/>
+                <w:sz w:val="32"/>
+                <w:szCs w:val="32"/>
+                <w:cs/>
+              </w:rPr>
+              <w:t xml:space="preserve">3 </w:t>
+            </w:r>
+            <w:r>
+              <w:rPr>
+                <w:rFonts w:ascii="TH Sarabun New" w:hAnsi="TH Sarabun New" w:cs="TH Sarabun New"/>
+                <w:b/>
+                <w:bCs/>
+                <w:sz w:val="32"/>
+                <w:szCs w:val="32"/>
+              </w:rPr>
+              <w:t>Network Monitoring</w:t>
+            </w:r>
+          </w:p>
+          <w:p>
+            <w:pPr>
+              <w:rPr>
+                <w:rFonts w:ascii="TH Sarabun New" w:hAnsi="TH Sarabun New" w:cs="TH Sarabun New"/>
+                <w:b/>
+                <w:bCs/>
+                <w:sz w:val="32"/>
+                <w:szCs w:val="32"/>
+              </w:rPr>
+            </w:pPr>
+            <w:r>
+              <w:rPr>
+                <w:rFonts w:ascii="TH Sarabun New" w:hAnsi="TH Sarabun New" w:cs="TH Sarabun New" w:hint="cs"/>
+                <w:b/>
+                <w:bCs/>
+                <w:sz w:val="32"/>
+                <w:szCs w:val="32"/>
+                <w:cs/>
+              </w:rPr>
+              <w:t xml:space="preserve">          2.</w:t>
+            </w:r>
+            <w:r>
+              <w:rPr>
+                <w:rFonts w:ascii="TH Sarabun New" w:hAnsi="TH Sarabun New" w:cs="TH Sarabun New" w:hint="cs"/>
+                <w:b/>
+                <w:bCs/>
+                <w:sz w:val="32"/>
+                <w:szCs w:val="32"/>
+                <w:cs/>
+              </w:rPr>
+              <w:t xml:space="preserve">4 </w:t>
+            </w:r>
+            <w:r>
+              <w:rPr>
+                <w:rFonts w:ascii="TH Sarabun New" w:hAnsi="TH Sarabun New" w:cs="TH Sarabun New"/>
+                <w:b/>
+                <w:bCs/>
+                <w:sz w:val="32"/>
+                <w:szCs w:val="32"/>
+              </w:rPr>
+              <w:t>Network Monitoring Technologies</w:t>
+            </w:r>
+          </w:p>
+          <w:p>
+            <w:pPr>
+              <w:rPr>
+                <w:rFonts w:ascii="TH Sarabun New" w:hAnsi="TH Sarabun New" w:cs="TH Sarabun New" w:hint="cs"/>
+                <w:b/>
+                <w:bCs/>
+                <w:sz w:val="32"/>
+                <w:szCs w:val="32"/>
+                <w:cs/>
+              </w:rPr>
+            </w:pPr>
+            <w:r>
+              <w:rPr>
+                <w:rFonts w:ascii="TH Sarabun New" w:hAnsi="TH Sarabun New" w:cs="TH Sarabun New"/>
+                <w:b/>
+                <w:bCs/>
+                <w:sz w:val="32"/>
+                <w:szCs w:val="32"/>
+              </w:rPr>
+              <w:t xml:space="preserve">          </w:t>
+            </w:r>
+            <w:r>
+              <w:rPr>
+                <w:rFonts w:ascii="TH Sarabun New" w:hAnsi="TH Sarabun New" w:cs="TH Sarabun New"/>
+                <w:b/>
+                <w:bCs/>
+                <w:sz w:val="32"/>
+                <w:szCs w:val="32"/>
+              </w:rPr>
+              <w:t>2.5 Network Data &amp; Normalization</w:t>
+            </w:r>
+            <w:r>
+              <w:rPr>
+                <w:rFonts w:ascii="TH Sarabun New" w:hAnsi="TH Sarabun New" w:cs="TH Sarabun New"/>
+                <w:b/>
+                <w:bCs/>
+                <w:sz w:val="32"/>
+                <w:szCs w:val="32"/>
+                <w:cs/>
+              </w:rPr>
+              <w:br/>
+            </w:r>
+            <w:r>
+              <w:rPr>
+                <w:rFonts w:ascii="TH Sarabun New" w:hAnsi="TH Sarabun New" w:cs="TH Sarabun New"/>
+                <w:b/>
+                <w:bCs/>
+                <w:sz w:val="32"/>
+                <w:szCs w:val="32"/>
+                <w:cs/>
+              </w:rPr>
+              <w:tab/>
+            </w:r>
+            <w:r>
+              <w:rPr>
+                <w:rFonts w:ascii="TH Sarabun New" w:hAnsi="TH Sarabun New" w:cs="TH Sarabun New"/>
+                <w:b/>
+                <w:bCs/>
+                <w:sz w:val="32"/>
+                <w:szCs w:val="32"/>
+              </w:rPr>
+              <w:t>2.6 Network Risk Analysis</w:t>
+            </w:r>
+            <w:r>
+              <w:rPr>
+                <w:rFonts w:ascii="TH Sarabun New" w:hAnsi="TH Sarabun New" w:cs="TH Sarabun New"/>
+                <w:b/>
+                <w:bCs/>
+                <w:sz w:val="32"/>
+                <w:szCs w:val="32"/>
+              </w:rPr>
+              <w:br/>
+            </w:r>
+            <w:r>
+              <w:rPr>
+                <w:rFonts w:ascii="TH Sarabun New" w:hAnsi="TH Sarabun New" w:cs="TH Sarabun New"/>
+                <w:b/>
+                <w:bCs/>
+                <w:sz w:val="32"/>
+                <w:szCs w:val="32"/>
+              </w:rPr>
+              <w:tab/>
+            </w:r>
+            <w:r>
+              <w:rPr>
+                <w:rFonts w:ascii="TH Sarabun New" w:hAnsi="TH Sarabun New" w:cs="TH Sarabun New"/>
+                <w:b/>
+                <w:bCs/>
+                <w:sz w:val="32"/>
+                <w:szCs w:val="32"/>
+              </w:rPr>
+              <w:t>2.7 Rule &amp; Policy Orchestration</w:t>
+            </w:r>
+            <w:r>
+              <w:rPr>
+                <w:rFonts w:ascii="TH Sarabun New" w:hAnsi="TH Sarabun New" w:cs="TH Sarabun New"/>
+                <w:b/>
+                <w:bCs/>
+                <w:sz w:val="32"/>
+                <w:szCs w:val="32"/>
+              </w:rPr>
+              <w:br/>
+            </w:r>
+            <w:r>
+              <w:rPr>
+                <w:rFonts w:ascii="TH Sarabun New" w:hAnsi="TH Sarabun New" w:cs="TH Sarabun New"/>
+                <w:b/>
+                <w:bCs/>
+                <w:sz w:val="32"/>
+                <w:szCs w:val="32"/>
+              </w:rPr>
+              <w:tab/>
+            </w:r>
+            <w:r>
+              <w:rPr>
+                <w:rFonts w:ascii="TH Sarabun New" w:hAnsi="TH Sarabun New" w:cs="TH Sarabun New"/>
+                <w:b/>
+                <w:bCs/>
+                <w:sz w:val="32"/>
+                <w:szCs w:val="32"/>
+              </w:rPr>
+              <w:t>2.8 Network Enforcement</w:t>
+            </w:r>
+            <w:r>
+              <w:rPr>
+                <w:rFonts w:ascii="TH Sarabun New" w:hAnsi="TH Sarabun New" w:cs="TH Sarabun New"/>
+                <w:b/>
+                <w:bCs/>
+                <w:sz w:val="32"/>
+                <w:szCs w:val="32"/>
+              </w:rPr>
+              <w:br/>
+            </w:r>
+            <w:r>
+              <w:rPr>
+                <w:rFonts w:ascii="TH Sarabun New" w:hAnsi="TH Sarabun New" w:cs="TH Sarabun New"/>
+                <w:b/>
+                <w:bCs/>
+                <w:sz w:val="32"/>
+                <w:szCs w:val="32"/>
+              </w:rPr>
+              <w:tab/>
+            </w:r>
+            <w:r>
+              <w:rPr>
+                <w:rFonts w:ascii="TH Sarabun New" w:hAnsi="TH Sarabun New" w:cs="TH Sarabun New"/>
+                <w:b/>
+                <w:bCs/>
+                <w:sz w:val="32"/>
+                <w:szCs w:val="32"/>
+              </w:rPr>
+              <w:t>2.9 Related Systems</w:t>
             </w:r>
           </w:p>
         </w:tc>
         <w:tc>
           <w:tcPr>
-            <w:tcW w:w="4508" w:type="dxa"/>
+            <w:tcW w:w="1508" w:type="dxa"/>
           </w:tcPr>
           <w:p>
             <w:pPr>
@@ -2753,10 +3069,90 @@
           </w:p>
         </w:tc>
       </w:tr>
+    </w:tbl>
+    <w:p>
+      <w:pPr>
+        <w:spacing w:after="0" w:line="240" w:lineRule="auto"/>
+        <w:jc w:val="center"/>
+        <w:rPr>
+          <w:rFonts w:ascii="TH Sarabun New" w:hAnsi="TH Sarabun New" w:cs="TH Sarabun New" w:hint="cs"/>
+          <w:b/>
+          <w:bCs/>
+          <w:sz w:val="36"/>
+          <w:szCs w:val="36"/>
+        </w:rPr>
+      </w:pPr>
+      <w:r>
+        <w:br w:type="page"/>
+      </w:r>
+      <w:r>
+        <w:rPr>
+          <w:rFonts w:ascii="TH Sarabun New" w:eastAsia="TH Sarabun New" w:hAnsi="TH Sarabun New" w:cs="TH Sarabun New"/>
+          <w:b/>
+          <w:bCs/>
+          <w:sz w:val="36"/>
+          <w:szCs w:val="36"/>
+        </w:rPr>
+        <w:lastRenderedPageBreak/>
+        <w:t>สารบั</w:t>
+      </w:r>
+      <w:r>
+        <w:rPr>
+          <w:rFonts w:ascii="TH Sarabun New" w:eastAsia="TH Sarabun New" w:hAnsi="TH Sarabun New" w:cs="TH Sarabun New" w:hint="cs"/>
+          <w:b/>
+          <w:bCs/>
+          <w:sz w:val="36"/>
+          <w:szCs w:val="36"/>
+          <w:cs/>
+        </w:rPr>
+        <w:t xml:space="preserve">ญ </w:t>
+      </w:r>
+      <w:r>
+        <w:rPr>
+          <w:rFonts w:ascii="TH Sarabun New" w:eastAsia="TH Sarabun New" w:hAnsi="TH Sarabun New" w:cs="TH Sarabun New"/>
+          <w:b/>
+          <w:bCs/>
+          <w:sz w:val="36"/>
+          <w:szCs w:val="36"/>
+        </w:rPr>
+        <w:t>(</w:t>
+      </w:r>
+      <w:r>
+        <w:rPr>
+          <w:rFonts w:ascii="TH Sarabun New" w:eastAsia="TH Sarabun New" w:hAnsi="TH Sarabun New" w:cs="TH Sarabun New" w:hint="cs"/>
+          <w:b/>
+          <w:bCs/>
+          <w:sz w:val="36"/>
+          <w:szCs w:val="36"/>
+          <w:cs/>
+        </w:rPr>
+        <w:t>ต่อ</w:t>
+      </w:r>
+      <w:r>
+        <w:rPr>
+          <w:rFonts w:ascii="TH Sarabun New" w:eastAsia="TH Sarabun New" w:hAnsi="TH Sarabun New" w:cs="TH Sarabun New"/>
+          <w:b/>
+          <w:bCs/>
+          <w:sz w:val="36"/>
+          <w:szCs w:val="36"/>
+        </w:rPr>
+        <w:t>)</w:t>
+      </w:r>
+    </w:p>
+    <w:tbl>
+      <w:tblPr>
+        <w:tblStyle w:val="TableGrid"/>
+        <w:tblW w:w="0" w:type="auto"/>
+        <w:tblLook w:val="04A0" w:firstRow="1" w:lastRow="0" w:firstColumn="1" w:lastColumn="0" w:noHBand="0" w:noVBand="1"/>
+      </w:tblPr>
+      <w:tblGrid>
+        <w:gridCol w:w="7508"/>
+        <w:gridCol w:w="1508"/>
+      </w:tblGrid>
       <w:tr>
         <w:tc>
           <w:tcPr>
-            <w:tcW w:w="4508" w:type="dxa"/>
+            <w:tcW w:w="7508" w:type="dxa"/>
           </w:tcPr>
           <w:p>
             <w:pPr>
@@ -2796,14 +3192,46 @@
                 <w:bCs/>
                 <w:sz w:val="32"/>
                 <w:szCs w:val="32"/>
+                <w:highlight w:val="cyan"/>
                 <w:cs/>
               </w:rPr>
               <w:t>วิธีการดำเนินงานวิจัย</w:t>
+            </w:r>
+            <w:r>
+              <w:rPr>
+                <w:rFonts w:ascii="TH Sarabun New" w:hAnsi="TH Sarabun New" w:cs="TH Sarabun New"/>
+                <w:b/>
+                <w:bCs/>
+                <w:sz w:val="32"/>
+                <w:szCs w:val="32"/>
+                <w:highlight w:val="cyan"/>
+              </w:rPr>
+              <w:t xml:space="preserve"> (Software Development)</w:t>
             </w:r>
           </w:p>
           <w:p>
             <w:pPr>
               <w:rPr>
+                <w:rFonts w:ascii="TH Sarabun New" w:hAnsi="TH Sarabun New" w:cs="TH Sarabun New"/>
+                <w:b/>
+                <w:bCs/>
+                <w:sz w:val="32"/>
+                <w:szCs w:val="32"/>
+              </w:rPr>
+            </w:pPr>
+            <w:r>
+              <w:rPr>
+                <w:rFonts w:ascii="TH Sarabun New" w:hAnsi="TH Sarabun New" w:cs="TH Sarabun New"/>
+                <w:b/>
+                <w:bCs/>
+                <w:sz w:val="32"/>
+                <w:szCs w:val="32"/>
+                <w:cs/>
+              </w:rPr>
+              <w:tab/>
+            </w:r>
+            <w:r>
+              <w:rPr>
                 <w:rFonts w:ascii="TH Sarabun New" w:hAnsi="TH Sarabun New" w:cs="TH Sarabun New" w:hint="cs"/>
                 <w:b/>
                 <w:bCs/>
@@ -2811,9 +3239,52 @@
                 <w:szCs w:val="32"/>
                 <w:cs/>
               </w:rPr>
+              <w:t xml:space="preserve">3.1 </w:t>
+            </w:r>
+            <w:r>
+              <w:rPr>
+                <w:rFonts w:ascii="TH Sarabun New" w:hAnsi="TH Sarabun New" w:cs="TH Sarabun New"/>
+                <w:b/>
+                <w:bCs/>
+                <w:sz w:val="32"/>
+                <w:szCs w:val="32"/>
+              </w:rPr>
+              <w:t>Software Development Methodology</w:t>
+            </w:r>
+            <w:r>
+              <w:rPr>
+                <w:rFonts w:ascii="TH Sarabun New" w:hAnsi="TH Sarabun New" w:cs="TH Sarabun New"/>
+                <w:b/>
+                <w:bCs/>
+                <w:sz w:val="32"/>
+                <w:szCs w:val="32"/>
+              </w:rPr>
+              <w:t xml:space="preserve"> (SDLC)</w:t>
+            </w:r>
+          </w:p>
+          <w:p>
+            <w:pPr>
+              <w:rPr>
+                <w:rFonts w:ascii="TH Sarabun New" w:hAnsi="TH Sarabun New" w:cs="TH Sarabun New"/>
+                <w:b/>
+                <w:bCs/>
+                <w:sz w:val="32"/>
+                <w:szCs w:val="32"/>
+              </w:rPr>
             </w:pPr>
             <w:r>
               <w:rPr>
+                <w:rFonts w:ascii="TH Sarabun New" w:hAnsi="TH Sarabun New" w:cs="TH Sarabun New"/>
+                <w:b/>
+                <w:bCs/>
+                <w:sz w:val="32"/>
+                <w:szCs w:val="32"/>
+                <w:cs/>
+              </w:rPr>
+              <w:tab/>
+            </w:r>
+            <w:r>
+              <w:rPr>
                 <w:rFonts w:ascii="TH Sarabun New" w:hAnsi="TH Sarabun New" w:cs="TH Sarabun New" w:hint="cs"/>
                 <w:b/>
                 <w:bCs/>
@@ -2821,13 +3292,1169 @@
                 <w:szCs w:val="32"/>
                 <w:cs/>
               </w:rPr>
-              <w:t>3. ภา</w:t>
+              <w:t xml:space="preserve">3.2 </w:t>
+            </w:r>
+            <w:r>
+              <w:rPr>
+                <w:rFonts w:ascii="TH Sarabun New" w:hAnsi="TH Sarabun New" w:cs="TH Sarabun New" w:hint="cs"/>
+                <w:b/>
+                <w:bCs/>
+                <w:sz w:val="32"/>
+                <w:szCs w:val="32"/>
+                <w:cs/>
+              </w:rPr>
+              <w:t>การวิเคราะห์ความต้องการระบบ</w:t>
+            </w:r>
+            <w:r>
+              <w:rPr>
+                <w:rFonts w:ascii="TH Sarabun New" w:hAnsi="TH Sarabun New" w:cs="TH Sarabun New"/>
+                <w:b/>
+                <w:bCs/>
+                <w:sz w:val="32"/>
+                <w:szCs w:val="32"/>
+              </w:rPr>
+              <w:t xml:space="preserve"> (</w:t>
+            </w:r>
+            <w:r>
+              <w:rPr>
+                <w:rFonts w:ascii="TH Sarabun New" w:hAnsi="TH Sarabun New" w:cs="TH Sarabun New"/>
+                <w:b/>
+                <w:bCs/>
+                <w:sz w:val="32"/>
+                <w:szCs w:val="32"/>
+              </w:rPr>
+              <w:t>System Requirements Analysis</w:t>
+            </w:r>
+            <w:r>
+              <w:rPr>
+                <w:rFonts w:ascii="TH Sarabun New" w:hAnsi="TH Sarabun New" w:cs="TH Sarabun New"/>
+                <w:b/>
+                <w:bCs/>
+                <w:sz w:val="32"/>
+                <w:szCs w:val="32"/>
+              </w:rPr>
+              <w:t>)</w:t>
+            </w:r>
+          </w:p>
+          <w:p>
+            <w:pPr>
+              <w:rPr>
+                <w:rFonts w:ascii="TH Sarabun New" w:hAnsi="TH Sarabun New" w:cs="TH Sarabun New"/>
+                <w:b/>
+                <w:bCs/>
+                <w:sz w:val="32"/>
+                <w:szCs w:val="32"/>
+              </w:rPr>
+            </w:pPr>
+            <w:r>
+              <w:rPr>
+                <w:rFonts w:ascii="TH Sarabun New" w:hAnsi="TH Sarabun New" w:cs="TH Sarabun New"/>
+                <w:b/>
+                <w:bCs/>
+                <w:sz w:val="32"/>
+                <w:szCs w:val="32"/>
+              </w:rPr>
+              <w:tab/>
+            </w:r>
+            <w:r>
+              <w:rPr>
+                <w:rFonts w:ascii="TH Sarabun New" w:hAnsi="TH Sarabun New" w:cs="TH Sarabun New"/>
+                <w:b/>
+                <w:bCs/>
+                <w:sz w:val="32"/>
+                <w:szCs w:val="32"/>
+              </w:rPr>
+              <w:tab/>
+              <w:t>3.2.1 System R</w:t>
+            </w:r>
+            <w:r>
+              <w:rPr>
+                <w:rFonts w:ascii="TH Sarabun New" w:hAnsi="TH Sarabun New" w:cs="TH Sarabun New"/>
+                <w:b/>
+                <w:bCs/>
+                <w:sz w:val="32"/>
+                <w:szCs w:val="32"/>
+              </w:rPr>
+              <w:t>equirement</w:t>
+            </w:r>
+          </w:p>
+          <w:p>
+            <w:pPr>
+              <w:rPr>
+                <w:rFonts w:ascii="TH Sarabun New" w:hAnsi="TH Sarabun New" w:cs="TH Sarabun New"/>
+                <w:b/>
+                <w:bCs/>
+                <w:sz w:val="32"/>
+                <w:szCs w:val="32"/>
+              </w:rPr>
+            </w:pPr>
+            <w:r>
+              <w:rPr>
+                <w:rFonts w:ascii="TH Sarabun New" w:hAnsi="TH Sarabun New" w:cs="TH Sarabun New"/>
+                <w:b/>
+                <w:bCs/>
+                <w:sz w:val="32"/>
+                <w:szCs w:val="32"/>
+              </w:rPr>
+              <w:tab/>
+            </w:r>
+            <w:r>
+              <w:rPr>
+                <w:rFonts w:ascii="TH Sarabun New" w:hAnsi="TH Sarabun New" w:cs="TH Sarabun New"/>
+                <w:b/>
+                <w:bCs/>
+                <w:sz w:val="32"/>
+                <w:szCs w:val="32"/>
+              </w:rPr>
+              <w:tab/>
+              <w:t>3.2.1</w:t>
+            </w:r>
+            <w:r>
+              <w:rPr>
+                <w:rFonts w:ascii="TH Sarabun New" w:hAnsi="TH Sarabun New" w:cs="TH Sarabun New" w:hint="cs"/>
+                <w:b/>
+                <w:bCs/>
+                <w:sz w:val="32"/>
+                <w:szCs w:val="32"/>
+                <w:cs/>
+              </w:rPr>
+              <w:t xml:space="preserve"> </w:t>
+            </w:r>
+            <w:r>
+              <w:rPr>
+                <w:rFonts w:ascii="TH Sarabun New" w:hAnsi="TH Sarabun New" w:cs="TH Sarabun New"/>
+                <w:b/>
+                <w:bCs/>
+                <w:sz w:val="32"/>
+                <w:szCs w:val="32"/>
+              </w:rPr>
+              <w:t>Functional &amp; Non-Functional</w:t>
+            </w:r>
+            <w:r>
+              <w:rPr>
+                <w:rFonts w:ascii="TH Sarabun New" w:hAnsi="TH Sarabun New" w:cs="TH Sarabun New"/>
+                <w:b/>
+                <w:bCs/>
+                <w:sz w:val="32"/>
+                <w:szCs w:val="32"/>
+                <w:highlight w:val="red"/>
+              </w:rPr>
+              <w:t xml:space="preserve"> </w:t>
+            </w:r>
+          </w:p>
+          <w:p>
+            <w:pPr>
+              <w:rPr>
+                <w:rFonts w:ascii="TH Sarabun New" w:hAnsi="TH Sarabun New" w:cs="TH Sarabun New"/>
+                <w:b/>
+                <w:bCs/>
+                <w:sz w:val="32"/>
+                <w:szCs w:val="32"/>
+              </w:rPr>
+            </w:pPr>
+            <w:r>
+              <w:rPr>
+                <w:rFonts w:ascii="TH Sarabun New" w:hAnsi="TH Sarabun New" w:cs="TH Sarabun New"/>
+                <w:b/>
+                <w:bCs/>
+                <w:sz w:val="32"/>
+                <w:szCs w:val="32"/>
+              </w:rPr>
+              <w:tab/>
+              <w:t>3.</w:t>
+            </w:r>
+            <w:r>
+              <w:rPr>
+                <w:rFonts w:ascii="TH Sarabun New" w:hAnsi="TH Sarabun New" w:cs="TH Sarabun New"/>
+                <w:b/>
+                <w:bCs/>
+                <w:sz w:val="32"/>
+                <w:szCs w:val="32"/>
+              </w:rPr>
+              <w:t>3</w:t>
+            </w:r>
+            <w:r>
+              <w:rPr>
+                <w:rFonts w:ascii="TH Sarabun New" w:hAnsi="TH Sarabun New" w:cs="TH Sarabun New"/>
+                <w:b/>
+                <w:bCs/>
+                <w:sz w:val="32"/>
+                <w:szCs w:val="32"/>
+              </w:rPr>
+              <w:t xml:space="preserve"> </w:t>
+            </w:r>
+            <w:r>
+              <w:rPr>
+                <w:rFonts w:ascii="TH Sarabun New" w:hAnsi="TH Sarabun New" w:cs="TH Sarabun New"/>
+                <w:b/>
+                <w:bCs/>
+                <w:sz w:val="32"/>
+                <w:szCs w:val="32"/>
+              </w:rPr>
+              <w:t>System Architecture</w:t>
+            </w:r>
+          </w:p>
+          <w:p>
+            <w:pPr>
+              <w:rPr>
+                <w:rFonts w:ascii="TH Sarabun New" w:hAnsi="TH Sarabun New" w:cs="TH Sarabun New"/>
+                <w:b/>
+                <w:bCs/>
+                <w:sz w:val="32"/>
+                <w:szCs w:val="32"/>
+              </w:rPr>
+            </w:pPr>
+            <w:r>
+              <w:rPr>
+                <w:rFonts w:ascii="TH Sarabun New" w:hAnsi="TH Sarabun New" w:cs="TH Sarabun New"/>
+                <w:b/>
+                <w:bCs/>
+                <w:sz w:val="32"/>
+                <w:szCs w:val="32"/>
+              </w:rPr>
+              <w:tab/>
+            </w:r>
+            <w:r>
+              <w:rPr>
+                <w:rFonts w:ascii="TH Sarabun New" w:hAnsi="TH Sarabun New" w:cs="TH Sarabun New"/>
+                <w:b/>
+                <w:bCs/>
+                <w:sz w:val="32"/>
+                <w:szCs w:val="32"/>
+              </w:rPr>
+              <w:tab/>
+              <w:t>3.3.1 Overall system Architecture</w:t>
+            </w:r>
+          </w:p>
+          <w:p>
+            <w:pPr>
+              <w:rPr>
+                <w:rFonts w:ascii="TH Sarabun New" w:hAnsi="TH Sarabun New" w:cs="TH Sarabun New"/>
+                <w:b/>
+                <w:bCs/>
+                <w:sz w:val="32"/>
+                <w:szCs w:val="32"/>
+              </w:rPr>
+            </w:pPr>
+            <w:r>
+              <w:rPr>
+                <w:rFonts w:ascii="TH Sarabun New" w:hAnsi="TH Sarabun New" w:cs="TH Sarabun New"/>
+                <w:b/>
+                <w:bCs/>
+                <w:sz w:val="32"/>
+                <w:szCs w:val="32"/>
+              </w:rPr>
+              <w:tab/>
+            </w:r>
+            <w:r>
+              <w:rPr>
+                <w:rFonts w:ascii="TH Sarabun New" w:hAnsi="TH Sarabun New" w:cs="TH Sarabun New"/>
+                <w:b/>
+                <w:bCs/>
+                <w:sz w:val="32"/>
+                <w:szCs w:val="32"/>
+              </w:rPr>
+              <w:tab/>
+            </w:r>
+            <w:r>
+              <w:rPr>
+                <w:rFonts w:ascii="TH Sarabun New" w:hAnsi="TH Sarabun New" w:cs="TH Sarabun New"/>
+                <w:b/>
+                <w:bCs/>
+                <w:sz w:val="32"/>
+                <w:szCs w:val="32"/>
+              </w:rPr>
+              <w:t>3.</w:t>
+            </w:r>
+            <w:r>
+              <w:rPr>
+                <w:rFonts w:ascii="TH Sarabun New" w:hAnsi="TH Sarabun New" w:cs="TH Sarabun New"/>
+                <w:b/>
+                <w:bCs/>
+                <w:sz w:val="32"/>
+                <w:szCs w:val="32"/>
+              </w:rPr>
+              <w:t>3.</w:t>
+            </w:r>
+            <w:r>
+              <w:rPr>
+                <w:rFonts w:ascii="TH Sarabun New" w:hAnsi="TH Sarabun New" w:cs="TH Sarabun New"/>
+                <w:b/>
+                <w:bCs/>
+                <w:sz w:val="32"/>
+                <w:szCs w:val="32"/>
+              </w:rPr>
+              <w:t>2</w:t>
+            </w:r>
+            <w:r>
+              <w:rPr>
+                <w:rFonts w:ascii="TH Sarabun New" w:hAnsi="TH Sarabun New" w:cs="TH Sarabun New"/>
+                <w:b/>
+                <w:bCs/>
+                <w:sz w:val="32"/>
+                <w:szCs w:val="32"/>
+              </w:rPr>
+              <w:t xml:space="preserve"> Technology &amp; Tool Selection</w:t>
+            </w:r>
+          </w:p>
+          <w:p>
+            <w:pPr>
+              <w:rPr>
+                <w:rFonts w:ascii="TH Sarabun New" w:hAnsi="TH Sarabun New" w:cs="TH Sarabun New"/>
+                <w:b/>
+                <w:bCs/>
+                <w:sz w:val="32"/>
+                <w:szCs w:val="32"/>
+              </w:rPr>
+            </w:pPr>
+            <w:r>
+              <w:rPr>
+                <w:rFonts w:ascii="TH Sarabun New" w:hAnsi="TH Sarabun New" w:cs="TH Sarabun New"/>
+                <w:b/>
+                <w:bCs/>
+                <w:sz w:val="32"/>
+                <w:szCs w:val="32"/>
+              </w:rPr>
+              <w:tab/>
+              <w:t>3.</w:t>
+            </w:r>
+            <w:r>
+              <w:rPr>
+                <w:rFonts w:ascii="TH Sarabun New" w:hAnsi="TH Sarabun New" w:cs="TH Sarabun New"/>
+                <w:b/>
+                <w:bCs/>
+                <w:sz w:val="32"/>
+                <w:szCs w:val="32"/>
+              </w:rPr>
+              <w:t>4</w:t>
+            </w:r>
+            <w:r>
+              <w:rPr>
+                <w:rFonts w:ascii="TH Sarabun New" w:hAnsi="TH Sarabun New" w:cs="TH Sarabun New"/>
+                <w:b/>
+                <w:bCs/>
+                <w:sz w:val="32"/>
+                <w:szCs w:val="32"/>
+              </w:rPr>
+              <w:t xml:space="preserve"> </w:t>
+            </w:r>
+            <w:r>
+              <w:rPr>
+                <w:rFonts w:ascii="TH Sarabun New" w:hAnsi="TH Sarabun New" w:cs="TH Sarabun New"/>
+                <w:b/>
+                <w:bCs/>
+                <w:sz w:val="32"/>
+                <w:szCs w:val="32"/>
+              </w:rPr>
+              <w:t xml:space="preserve">System </w:t>
+            </w:r>
+            <w:r>
+              <w:rPr>
+                <w:rFonts w:ascii="TH Sarabun New" w:hAnsi="TH Sarabun New" w:cs="TH Sarabun New"/>
+                <w:b/>
+                <w:bCs/>
+                <w:sz w:val="32"/>
+                <w:szCs w:val="32"/>
+              </w:rPr>
+              <w:t>Flow Process &amp; Data Flow Design</w:t>
+            </w:r>
+          </w:p>
+          <w:p>
+            <w:pPr>
+              <w:rPr>
+                <w:rFonts w:ascii="TH Sarabun New" w:hAnsi="TH Sarabun New" w:cs="TH Sarabun New"/>
+                <w:b/>
+                <w:bCs/>
+                <w:sz w:val="32"/>
+                <w:szCs w:val="32"/>
+              </w:rPr>
+            </w:pPr>
+            <w:r>
+              <w:rPr>
+                <w:rFonts w:ascii="TH Sarabun New" w:hAnsi="TH Sarabun New" w:cs="TH Sarabun New"/>
+                <w:b/>
+                <w:bCs/>
+                <w:sz w:val="32"/>
+                <w:szCs w:val="32"/>
+              </w:rPr>
+              <w:tab/>
+            </w:r>
+            <w:r>
+              <w:rPr>
+                <w:rFonts w:ascii="TH Sarabun New" w:hAnsi="TH Sarabun New" w:cs="TH Sarabun New"/>
+                <w:b/>
+                <w:bCs/>
+                <w:sz w:val="32"/>
+                <w:szCs w:val="32"/>
+              </w:rPr>
+              <w:tab/>
+            </w:r>
+            <w:r>
+              <w:rPr>
+                <w:rFonts w:ascii="TH Sarabun New" w:hAnsi="TH Sarabun New" w:cs="TH Sarabun New"/>
+                <w:b/>
+                <w:bCs/>
+                <w:sz w:val="32"/>
+                <w:szCs w:val="32"/>
+              </w:rPr>
+              <w:t xml:space="preserve">3.4.1 </w:t>
+            </w:r>
+            <w:r>
+              <w:rPr>
+                <w:rFonts w:ascii="TH Sarabun New" w:hAnsi="TH Sarabun New" w:cs="TH Sarabun New"/>
+                <w:b/>
+                <w:bCs/>
+                <w:sz w:val="32"/>
+                <w:szCs w:val="32"/>
+              </w:rPr>
+              <w:t>Context Diagram</w:t>
+            </w:r>
+          </w:p>
+          <w:p>
+            <w:pPr>
+              <w:rPr>
+                <w:rFonts w:ascii="TH Sarabun New" w:hAnsi="TH Sarabun New" w:cs="TH Sarabun New"/>
+                <w:b/>
+                <w:bCs/>
+                <w:sz w:val="32"/>
+                <w:szCs w:val="32"/>
+              </w:rPr>
+            </w:pPr>
+            <w:r>
+              <w:rPr>
+                <w:rFonts w:ascii="TH Sarabun New" w:hAnsi="TH Sarabun New" w:cs="TH Sarabun New"/>
+                <w:b/>
+                <w:bCs/>
+                <w:sz w:val="32"/>
+                <w:szCs w:val="32"/>
+              </w:rPr>
+              <w:tab/>
+            </w:r>
+            <w:r>
+              <w:rPr>
+                <w:rFonts w:ascii="TH Sarabun New" w:hAnsi="TH Sarabun New" w:cs="TH Sarabun New"/>
+                <w:b/>
+                <w:bCs/>
+                <w:sz w:val="32"/>
+                <w:szCs w:val="32"/>
+              </w:rPr>
+              <w:tab/>
+              <w:t xml:space="preserve">3.4.2 </w:t>
+            </w:r>
+            <w:r>
+              <w:rPr>
+                <w:rFonts w:ascii="TH Sarabun New" w:hAnsi="TH Sarabun New" w:cs="TH Sarabun New"/>
+                <w:b/>
+                <w:bCs/>
+                <w:sz w:val="32"/>
+                <w:szCs w:val="32"/>
+              </w:rPr>
+              <w:t xml:space="preserve">DFD </w:t>
+            </w:r>
+          </w:p>
+          <w:p>
+            <w:pPr>
+              <w:rPr>
+                <w:rFonts w:ascii="TH Sarabun New" w:hAnsi="TH Sarabun New" w:cs="TH Sarabun New"/>
+                <w:b/>
+                <w:bCs/>
+                <w:sz w:val="32"/>
+                <w:szCs w:val="32"/>
+              </w:rPr>
+            </w:pPr>
+            <w:r>
+              <w:rPr>
+                <w:rFonts w:ascii="TH Sarabun New" w:hAnsi="TH Sarabun New" w:cs="TH Sarabun New"/>
+                <w:b/>
+                <w:bCs/>
+                <w:sz w:val="32"/>
+                <w:szCs w:val="32"/>
+              </w:rPr>
+              <w:tab/>
+            </w:r>
+            <w:r>
+              <w:rPr>
+                <w:rFonts w:ascii="TH Sarabun New" w:hAnsi="TH Sarabun New" w:cs="TH Sarabun New"/>
+                <w:b/>
+                <w:bCs/>
+                <w:sz w:val="32"/>
+                <w:szCs w:val="32"/>
+              </w:rPr>
+              <w:tab/>
+            </w:r>
+            <w:r>
+              <w:rPr>
+                <w:rFonts w:ascii="TH Sarabun New" w:hAnsi="TH Sarabun New" w:cs="TH Sarabun New"/>
+                <w:b/>
+                <w:bCs/>
+                <w:sz w:val="32"/>
+                <w:szCs w:val="32"/>
+              </w:rPr>
+              <w:tab/>
+            </w:r>
+            <w:r>
+              <w:rPr>
+                <w:rFonts w:ascii="TH Sarabun New" w:hAnsi="TH Sarabun New" w:cs="TH Sarabun New"/>
+                <w:b/>
+                <w:bCs/>
+                <w:sz w:val="32"/>
+                <w:szCs w:val="32"/>
+              </w:rPr>
+              <w:t>DFD Level 0</w:t>
+            </w:r>
+          </w:p>
+          <w:p>
+            <w:pPr>
+              <w:rPr>
+                <w:rFonts w:ascii="TH Sarabun New" w:hAnsi="TH Sarabun New" w:cs="TH Sarabun New"/>
+                <w:b/>
+                <w:bCs/>
+                <w:sz w:val="32"/>
+                <w:szCs w:val="32"/>
+              </w:rPr>
+            </w:pPr>
+            <w:r>
+              <w:rPr>
+                <w:rFonts w:ascii="TH Sarabun New" w:hAnsi="TH Sarabun New" w:cs="TH Sarabun New"/>
+                <w:b/>
+                <w:bCs/>
+                <w:sz w:val="32"/>
+                <w:szCs w:val="32"/>
+              </w:rPr>
+              <w:tab/>
+            </w:r>
+            <w:r>
+              <w:rPr>
+                <w:rFonts w:ascii="TH Sarabun New" w:hAnsi="TH Sarabun New" w:cs="TH Sarabun New"/>
+                <w:b/>
+                <w:bCs/>
+                <w:sz w:val="32"/>
+                <w:szCs w:val="32"/>
+              </w:rPr>
+              <w:tab/>
+            </w:r>
+            <w:r>
+              <w:rPr>
+                <w:rFonts w:ascii="TH Sarabun New" w:hAnsi="TH Sarabun New" w:cs="TH Sarabun New"/>
+                <w:b/>
+                <w:bCs/>
+                <w:sz w:val="32"/>
+                <w:szCs w:val="32"/>
+              </w:rPr>
+              <w:tab/>
+              <w:t>DFD Level 1</w:t>
+            </w:r>
+          </w:p>
+          <w:p>
+            <w:pPr>
+              <w:rPr>
+                <w:rFonts w:ascii="TH Sarabun New" w:hAnsi="TH Sarabun New" w:cs="TH Sarabun New" w:hint="cs"/>
+                <w:b/>
+                <w:bCs/>
+                <w:sz w:val="32"/>
+                <w:szCs w:val="32"/>
+                <w:cs/>
+              </w:rPr>
+            </w:pPr>
+            <w:r>
+              <w:rPr>
+                <w:rFonts w:ascii="TH Sarabun New" w:hAnsi="TH Sarabun New" w:cs="TH Sarabun New"/>
+                <w:b/>
+                <w:bCs/>
+                <w:sz w:val="32"/>
+                <w:szCs w:val="32"/>
+              </w:rPr>
+              <w:tab/>
+              <w:t>3.5 System Behavioral Design</w:t>
+            </w:r>
+          </w:p>
+          <w:p>
+            <w:pPr>
+              <w:rPr>
+                <w:rFonts w:ascii="TH Sarabun New" w:hAnsi="TH Sarabun New" w:cs="TH Sarabun New"/>
+                <w:b/>
+                <w:bCs/>
+                <w:sz w:val="32"/>
+                <w:szCs w:val="32"/>
+              </w:rPr>
+            </w:pPr>
+            <w:r>
+              <w:rPr>
+                <w:rFonts w:ascii="TH Sarabun New" w:hAnsi="TH Sarabun New" w:cs="TH Sarabun New"/>
+                <w:b/>
+                <w:bCs/>
+                <w:sz w:val="32"/>
+                <w:szCs w:val="32"/>
+              </w:rPr>
+              <w:tab/>
+            </w:r>
+            <w:r>
+              <w:rPr>
+                <w:rFonts w:ascii="TH Sarabun New" w:hAnsi="TH Sarabun New" w:cs="TH Sarabun New"/>
+                <w:b/>
+                <w:bCs/>
+                <w:sz w:val="32"/>
+                <w:szCs w:val="32"/>
+              </w:rPr>
+              <w:tab/>
+            </w:r>
+            <w:r>
+              <w:rPr>
+                <w:rFonts w:ascii="TH Sarabun New" w:hAnsi="TH Sarabun New" w:cs="TH Sarabun New"/>
+                <w:b/>
+                <w:bCs/>
+                <w:sz w:val="32"/>
+                <w:szCs w:val="32"/>
+                <w:highlight w:val="darkYellow"/>
+              </w:rPr>
+              <w:t>3.4.1</w:t>
+            </w:r>
+            <w:r>
+              <w:rPr>
+                <w:rFonts w:ascii="TH Sarabun New" w:hAnsi="TH Sarabun New" w:cs="TH Sarabun New"/>
+                <w:b/>
+                <w:bCs/>
+                <w:sz w:val="32"/>
+                <w:szCs w:val="32"/>
+                <w:highlight w:val="darkYellow"/>
+              </w:rPr>
+              <w:t xml:space="preserve"> </w:t>
+            </w:r>
+            <w:r>
+              <w:rPr>
+                <w:rFonts w:ascii="TH Sarabun New" w:hAnsi="TH Sarabun New" w:cs="TH Sarabun New"/>
+                <w:b/>
+                <w:bCs/>
+                <w:sz w:val="32"/>
+                <w:szCs w:val="32"/>
+                <w:highlight w:val="darkYellow"/>
+              </w:rPr>
+              <w:t>Use Case Diagram</w:t>
+            </w:r>
+            <w:r>
+              <w:rPr>
+                <w:rFonts w:ascii="TH Sarabun New" w:hAnsi="TH Sarabun New" w:cs="TH Sarabun New"/>
+                <w:b/>
+                <w:bCs/>
+                <w:sz w:val="32"/>
+                <w:szCs w:val="32"/>
+              </w:rPr>
+              <w:br/>
+            </w:r>
+            <w:r>
+              <w:rPr>
+                <w:rFonts w:ascii="TH Sarabun New" w:hAnsi="TH Sarabun New" w:cs="TH Sarabun New"/>
+                <w:b/>
+                <w:bCs/>
+                <w:sz w:val="32"/>
+                <w:szCs w:val="32"/>
+              </w:rPr>
+              <w:tab/>
+            </w:r>
+            <w:r>
+              <w:rPr>
+                <w:rFonts w:ascii="TH Sarabun New" w:hAnsi="TH Sarabun New" w:cs="TH Sarabun New"/>
+                <w:b/>
+                <w:bCs/>
+                <w:sz w:val="32"/>
+                <w:szCs w:val="32"/>
+              </w:rPr>
+              <w:tab/>
+            </w:r>
+            <w:r>
+              <w:rPr>
+                <w:rFonts w:ascii="TH Sarabun New" w:hAnsi="TH Sarabun New" w:cs="TH Sarabun New"/>
+                <w:b/>
+                <w:bCs/>
+                <w:sz w:val="32"/>
+                <w:szCs w:val="32"/>
+              </w:rPr>
+              <w:tab/>
+            </w:r>
+            <w:r>
+              <w:rPr>
+                <w:rFonts w:ascii="TH Sarabun New" w:hAnsi="TH Sarabun New" w:cs="TH Sarabun New"/>
+                <w:b/>
+                <w:bCs/>
+                <w:sz w:val="32"/>
+                <w:szCs w:val="32"/>
+                <w:highlight w:val="darkYellow"/>
+              </w:rPr>
+              <w:t>Use case Scenario</w:t>
+            </w:r>
+          </w:p>
+          <w:p>
+            <w:pPr>
+              <w:rPr>
+                <w:rFonts w:ascii="TH Sarabun New" w:hAnsi="TH Sarabun New" w:cs="TH Sarabun New"/>
+                <w:b/>
+                <w:bCs/>
+                <w:sz w:val="32"/>
+                <w:szCs w:val="32"/>
+              </w:rPr>
+            </w:pPr>
+            <w:r>
+              <w:rPr>
+                <w:rFonts w:ascii="TH Sarabun New" w:hAnsi="TH Sarabun New" w:cs="TH Sarabun New"/>
+                <w:b/>
+                <w:bCs/>
+                <w:sz w:val="32"/>
+                <w:szCs w:val="32"/>
+              </w:rPr>
+              <w:tab/>
+            </w:r>
+            <w:r>
+              <w:rPr>
+                <w:rFonts w:ascii="TH Sarabun New" w:hAnsi="TH Sarabun New" w:cs="TH Sarabun New"/>
+                <w:b/>
+                <w:bCs/>
+                <w:sz w:val="32"/>
+                <w:szCs w:val="32"/>
+              </w:rPr>
+              <w:tab/>
+            </w:r>
+            <w:r>
+              <w:rPr>
+                <w:rFonts w:ascii="TH Sarabun New" w:hAnsi="TH Sarabun New" w:cs="TH Sarabun New"/>
+                <w:b/>
+                <w:bCs/>
+                <w:sz w:val="32"/>
+                <w:szCs w:val="32"/>
+              </w:rPr>
+              <w:t xml:space="preserve">3.4.3 </w:t>
+            </w:r>
+            <w:r>
+              <w:rPr>
+                <w:rFonts w:ascii="TH Sarabun New" w:hAnsi="TH Sarabun New" w:cs="TH Sarabun New"/>
+                <w:b/>
+                <w:bCs/>
+                <w:sz w:val="32"/>
+                <w:szCs w:val="32"/>
+              </w:rPr>
+              <w:t>Activity Diagram</w:t>
+            </w:r>
+          </w:p>
+          <w:p>
+            <w:pPr>
+              <w:rPr>
+                <w:rFonts w:ascii="TH Sarabun New" w:hAnsi="TH Sarabun New" w:cs="TH Sarabun New"/>
+                <w:b/>
+                <w:bCs/>
+                <w:sz w:val="32"/>
+                <w:szCs w:val="32"/>
+              </w:rPr>
+            </w:pPr>
+            <w:r>
+              <w:rPr>
+                <w:rFonts w:ascii="TH Sarabun New" w:hAnsi="TH Sarabun New" w:cs="TH Sarabun New"/>
+                <w:b/>
+                <w:bCs/>
+                <w:sz w:val="32"/>
+                <w:szCs w:val="32"/>
+              </w:rPr>
+              <w:tab/>
+            </w:r>
+            <w:r>
+              <w:rPr>
+                <w:rFonts w:ascii="TH Sarabun New" w:hAnsi="TH Sarabun New" w:cs="TH Sarabun New"/>
+                <w:b/>
+                <w:bCs/>
+                <w:sz w:val="32"/>
+                <w:szCs w:val="32"/>
+              </w:rPr>
+              <w:tab/>
+            </w:r>
+            <w:r>
+              <w:rPr>
+                <w:rFonts w:ascii="TH Sarabun New" w:hAnsi="TH Sarabun New" w:cs="TH Sarabun New"/>
+                <w:b/>
+                <w:bCs/>
+                <w:sz w:val="32"/>
+                <w:szCs w:val="32"/>
+                <w:highlight w:val="darkYellow"/>
+              </w:rPr>
+              <w:t>3.5.1 Class Diagram</w:t>
+            </w:r>
+          </w:p>
+          <w:p>
+            <w:pPr>
+              <w:rPr>
+                <w:rFonts w:ascii="TH Sarabun New" w:hAnsi="TH Sarabun New" w:cs="TH Sarabun New"/>
+                <w:b/>
+                <w:bCs/>
+                <w:sz w:val="32"/>
+                <w:szCs w:val="32"/>
+              </w:rPr>
+            </w:pPr>
+            <w:r>
+              <w:rPr>
+                <w:rFonts w:ascii="TH Sarabun New" w:hAnsi="TH Sarabun New" w:cs="TH Sarabun New"/>
+                <w:b/>
+                <w:bCs/>
+                <w:sz w:val="32"/>
+                <w:szCs w:val="32"/>
+              </w:rPr>
+              <w:tab/>
+            </w:r>
+            <w:r>
+              <w:rPr>
+                <w:rFonts w:ascii="TH Sarabun New" w:hAnsi="TH Sarabun New" w:cs="TH Sarabun New"/>
+                <w:b/>
+                <w:bCs/>
+                <w:sz w:val="32"/>
+                <w:szCs w:val="32"/>
+              </w:rPr>
+              <w:tab/>
+            </w:r>
+            <w:r>
+              <w:rPr>
+                <w:rFonts w:ascii="TH Sarabun New" w:hAnsi="TH Sarabun New" w:cs="TH Sarabun New" w:hint="cs"/>
+                <w:b/>
+                <w:bCs/>
+                <w:sz w:val="32"/>
+                <w:szCs w:val="32"/>
+                <w:cs/>
+              </w:rPr>
+              <w:t xml:space="preserve">3.6.2 </w:t>
+            </w:r>
+            <w:r>
+              <w:rPr>
+                <w:rFonts w:ascii="TH Sarabun New" w:hAnsi="TH Sarabun New" w:cs="TH Sarabun New"/>
+                <w:b/>
+                <w:bCs/>
+                <w:sz w:val="32"/>
+                <w:szCs w:val="32"/>
+              </w:rPr>
+              <w:t>Sequence Diagrams</w:t>
+            </w:r>
+            <w:r>
+              <w:rPr>
+                <w:rFonts w:ascii="TH Sarabun New" w:hAnsi="TH Sarabun New" w:cs="TH Sarabun New"/>
+                <w:b/>
+                <w:bCs/>
+                <w:sz w:val="32"/>
+                <w:szCs w:val="32"/>
+              </w:rPr>
+              <w:br/>
+            </w:r>
+            <w:r>
+              <w:rPr>
+                <w:rFonts w:ascii="TH Sarabun New" w:hAnsi="TH Sarabun New" w:cs="TH Sarabun New"/>
+                <w:b/>
+                <w:bCs/>
+                <w:sz w:val="32"/>
+                <w:szCs w:val="32"/>
+              </w:rPr>
+              <w:tab/>
+            </w:r>
+            <w:r>
+              <w:rPr>
+                <w:rFonts w:ascii="TH Sarabun New" w:hAnsi="TH Sarabun New" w:cs="TH Sarabun New"/>
+                <w:b/>
+                <w:bCs/>
+                <w:sz w:val="32"/>
+                <w:szCs w:val="32"/>
+              </w:rPr>
+              <w:tab/>
+            </w:r>
+            <w:r>
+              <w:rPr>
+                <w:rFonts w:ascii="TH Sarabun New" w:hAnsi="TH Sarabun New" w:cs="TH Sarabun New"/>
+                <w:b/>
+                <w:bCs/>
+                <w:sz w:val="32"/>
+                <w:szCs w:val="32"/>
+              </w:rPr>
+              <w:t xml:space="preserve">3.6.3 </w:t>
+            </w:r>
+            <w:r>
+              <w:rPr>
+                <w:rFonts w:ascii="TH Sarabun New" w:hAnsi="TH Sarabun New" w:cs="TH Sarabun New"/>
+                <w:b/>
+                <w:bCs/>
+                <w:sz w:val="32"/>
+                <w:szCs w:val="32"/>
+              </w:rPr>
+              <w:t>State Diagrams</w:t>
+            </w:r>
+            <w:r>
+              <w:rPr>
+                <w:rFonts w:ascii="TH Sarabun New" w:hAnsi="TH Sarabun New" w:cs="TH Sarabun New"/>
+                <w:b/>
+                <w:bCs/>
+                <w:sz w:val="32"/>
+                <w:szCs w:val="32"/>
+                <w:cs/>
+              </w:rPr>
+              <w:tab/>
+            </w:r>
+          </w:p>
+          <w:p>
+            <w:pPr>
+              <w:tabs>
+                <w:tab w:val="left" w:pos="720"/>
+                <w:tab w:val="left" w:pos="1440"/>
+                <w:tab w:val="left" w:pos="2160"/>
+                <w:tab w:val="left" w:pos="2880"/>
+                <w:tab w:val="left" w:pos="3600"/>
+                <w:tab w:val="left" w:pos="4287"/>
+              </w:tabs>
+              <w:rPr>
+                <w:rFonts w:ascii="TH Sarabun New" w:hAnsi="TH Sarabun New" w:cs="TH Sarabun New"/>
+                <w:b/>
+                <w:bCs/>
+                <w:sz w:val="32"/>
+                <w:szCs w:val="32"/>
+              </w:rPr>
+            </w:pPr>
+            <w:r>
+              <w:rPr>
+                <w:rFonts w:ascii="TH Sarabun New" w:hAnsi="TH Sarabun New" w:cs="TH Sarabun New"/>
+                <w:b/>
+                <w:bCs/>
+                <w:sz w:val="32"/>
+                <w:szCs w:val="32"/>
+                <w:cs/>
+              </w:rPr>
+              <w:tab/>
+            </w:r>
+            <w:r>
+              <w:rPr>
+                <w:rFonts w:ascii="TH Sarabun New" w:hAnsi="TH Sarabun New" w:cs="TH Sarabun New" w:hint="cs"/>
+                <w:b/>
+                <w:bCs/>
+                <w:sz w:val="32"/>
+                <w:szCs w:val="32"/>
+                <w:cs/>
+              </w:rPr>
+              <w:t xml:space="preserve">3.7 </w:t>
+            </w:r>
+            <w:r>
+              <w:rPr>
+                <w:rFonts w:ascii="TH Sarabun New" w:hAnsi="TH Sarabun New" w:cs="TH Sarabun New"/>
+                <w:b/>
+                <w:bCs/>
+                <w:sz w:val="32"/>
+                <w:szCs w:val="32"/>
+              </w:rPr>
+              <w:t>Data Architecture &amp; Database Design</w:t>
+            </w:r>
+            <w:r>
+              <w:rPr>
+                <w:rFonts w:ascii="TH Sarabun New" w:hAnsi="TH Sarabun New" w:cs="TH Sarabun New"/>
+                <w:b/>
+                <w:bCs/>
+                <w:sz w:val="32"/>
+                <w:szCs w:val="32"/>
+              </w:rPr>
+              <w:t xml:space="preserve"> (ER Diagram)</w:t>
+            </w:r>
+          </w:p>
+          <w:p>
+            <w:pPr>
+              <w:tabs>
+                <w:tab w:val="left" w:pos="720"/>
+                <w:tab w:val="left" w:pos="1440"/>
+                <w:tab w:val="left" w:pos="2160"/>
+                <w:tab w:val="left" w:pos="2880"/>
+                <w:tab w:val="left" w:pos="3600"/>
+                <w:tab w:val="left" w:pos="4287"/>
+              </w:tabs>
+              <w:rPr>
+                <w:rFonts w:ascii="TH Sarabun New" w:hAnsi="TH Sarabun New" w:cs="TH Sarabun New"/>
+                <w:b/>
+                <w:bCs/>
+                <w:sz w:val="32"/>
+                <w:szCs w:val="32"/>
+              </w:rPr>
+            </w:pPr>
+            <w:r>
+              <w:rPr>
+                <w:rFonts w:ascii="TH Sarabun New" w:hAnsi="TH Sarabun New" w:cs="TH Sarabun New"/>
+                <w:b/>
+                <w:bCs/>
+                <w:sz w:val="32"/>
+                <w:szCs w:val="32"/>
+              </w:rPr>
+              <w:tab/>
+            </w:r>
+            <w:r>
+              <w:rPr>
+                <w:rFonts w:ascii="TH Sarabun New" w:hAnsi="TH Sarabun New" w:cs="TH Sarabun New"/>
+                <w:b/>
+                <w:bCs/>
+                <w:sz w:val="32"/>
+                <w:szCs w:val="32"/>
+                <w:highlight w:val="darkYellow"/>
+              </w:rPr>
+              <w:t xml:space="preserve">3.8 </w:t>
+            </w:r>
+            <w:r>
+              <w:rPr>
+                <w:rFonts w:ascii="TH Sarabun New" w:hAnsi="TH Sarabun New" w:cs="TH Sarabun New"/>
+                <w:b/>
+                <w:bCs/>
+                <w:sz w:val="32"/>
+                <w:szCs w:val="32"/>
+                <w:highlight w:val="darkYellow"/>
+              </w:rPr>
+              <w:t>System Deployment Design</w:t>
+            </w:r>
+          </w:p>
+          <w:p>
+            <w:pPr>
+              <w:tabs>
+                <w:tab w:val="left" w:pos="720"/>
+                <w:tab w:val="left" w:pos="1440"/>
+                <w:tab w:val="left" w:pos="2160"/>
+                <w:tab w:val="left" w:pos="2880"/>
+                <w:tab w:val="left" w:pos="3600"/>
+                <w:tab w:val="left" w:pos="4287"/>
+              </w:tabs>
+              <w:rPr>
+                <w:rFonts w:ascii="TH Sarabun New" w:hAnsi="TH Sarabun New" w:cs="TH Sarabun New"/>
+                <w:b/>
+                <w:bCs/>
+                <w:sz w:val="32"/>
+                <w:szCs w:val="32"/>
+              </w:rPr>
+            </w:pPr>
+            <w:r>
+              <w:rPr>
+                <w:rFonts w:ascii="TH Sarabun New" w:hAnsi="TH Sarabun New" w:cs="TH Sarabun New"/>
+                <w:b/>
+                <w:bCs/>
+                <w:sz w:val="32"/>
+                <w:szCs w:val="32"/>
+              </w:rPr>
+              <w:tab/>
+            </w:r>
+            <w:r>
+              <w:rPr>
+                <w:rFonts w:ascii="TH Sarabun New" w:hAnsi="TH Sarabun New" w:cs="TH Sarabun New"/>
+                <w:b/>
+                <w:bCs/>
+                <w:sz w:val="32"/>
+                <w:szCs w:val="32"/>
+                <w:highlight w:val="darkYellow"/>
+              </w:rPr>
+              <w:t>3.</w:t>
+            </w:r>
+            <w:r>
+              <w:rPr>
+                <w:rFonts w:ascii="TH Sarabun New" w:hAnsi="TH Sarabun New" w:cs="TH Sarabun New"/>
+                <w:b/>
+                <w:bCs/>
+                <w:sz w:val="32"/>
+                <w:szCs w:val="32"/>
+                <w:highlight w:val="darkYellow"/>
+              </w:rPr>
+              <w:t>9</w:t>
+            </w:r>
+            <w:r>
+              <w:rPr>
+                <w:rFonts w:ascii="TH Sarabun New" w:hAnsi="TH Sarabun New" w:cs="TH Sarabun New"/>
+                <w:b/>
+                <w:bCs/>
+                <w:sz w:val="32"/>
+                <w:szCs w:val="32"/>
+                <w:highlight w:val="darkYellow"/>
+              </w:rPr>
+              <w:t xml:space="preserve"> UX / UI</w:t>
+            </w:r>
+            <w:r>
+              <w:rPr>
+                <w:rFonts w:ascii="TH Sarabun New" w:hAnsi="TH Sarabun New" w:cs="TH Sarabun New"/>
+                <w:b/>
+                <w:bCs/>
+                <w:sz w:val="32"/>
+                <w:szCs w:val="32"/>
+                <w:highlight w:val="darkYellow"/>
+              </w:rPr>
+              <w:t xml:space="preserve"> Design</w:t>
+            </w:r>
+          </w:p>
+          <w:p>
+            <w:pPr>
+              <w:tabs>
+                <w:tab w:val="left" w:pos="720"/>
+                <w:tab w:val="left" w:pos="1440"/>
+                <w:tab w:val="left" w:pos="2160"/>
+                <w:tab w:val="left" w:pos="2880"/>
+                <w:tab w:val="left" w:pos="3600"/>
+                <w:tab w:val="left" w:pos="4287"/>
+              </w:tabs>
+              <w:rPr>
+                <w:rFonts w:ascii="TH Sarabun New" w:hAnsi="TH Sarabun New" w:cs="TH Sarabun New" w:hint="cs"/>
+                <w:b/>
+                <w:bCs/>
+                <w:sz w:val="32"/>
+                <w:szCs w:val="32"/>
+              </w:rPr>
+            </w:pPr>
+            <w:r>
+              <w:rPr>
+                <w:rFonts w:ascii="TH Sarabun New" w:hAnsi="TH Sarabun New" w:cs="TH Sarabun New"/>
+                <w:b/>
+                <w:bCs/>
+                <w:sz w:val="32"/>
+                <w:szCs w:val="32"/>
+                <w:cs/>
+              </w:rPr>
+              <w:tab/>
+            </w:r>
+            <w:r>
+              <w:rPr>
+                <w:rFonts w:ascii="TH Sarabun New" w:hAnsi="TH Sarabun New" w:cs="TH Sarabun New" w:hint="cs"/>
+                <w:b/>
+                <w:bCs/>
+                <w:sz w:val="32"/>
+                <w:szCs w:val="32"/>
+                <w:highlight w:val="darkYellow"/>
+                <w:cs/>
+              </w:rPr>
+              <w:t>3.</w:t>
+            </w:r>
+            <w:r>
+              <w:rPr>
+                <w:rFonts w:ascii="TH Sarabun New" w:hAnsi="TH Sarabun New" w:cs="TH Sarabun New" w:hint="cs"/>
+                <w:b/>
+                <w:bCs/>
+                <w:sz w:val="32"/>
+                <w:szCs w:val="32"/>
+                <w:highlight w:val="darkYellow"/>
+                <w:cs/>
+              </w:rPr>
+              <w:t>10</w:t>
+            </w:r>
+            <w:r>
+              <w:rPr>
+                <w:rFonts w:ascii="TH Sarabun New" w:hAnsi="TH Sarabun New" w:cs="TH Sarabun New" w:hint="cs"/>
+                <w:b/>
+                <w:bCs/>
+                <w:sz w:val="32"/>
+                <w:szCs w:val="32"/>
+                <w:highlight w:val="darkYellow"/>
+                <w:cs/>
+              </w:rPr>
+              <w:t xml:space="preserve"> </w:t>
+            </w:r>
+            <w:r>
+              <w:rPr>
+                <w:rFonts w:ascii="TH Sarabun New" w:hAnsi="TH Sarabun New" w:cs="TH Sarabun New"/>
+                <w:b/>
+                <w:bCs/>
+                <w:sz w:val="32"/>
+                <w:szCs w:val="32"/>
+                <w:highlight w:val="darkYellow"/>
+              </w:rPr>
+              <w:t>Testing &amp; Evaluation Design</w:t>
             </w:r>
           </w:p>
         </w:tc>
         <w:tc>
           <w:tcPr>
-            <w:tcW w:w="4508" w:type="dxa"/>
+            <w:tcW w:w="1508" w:type="dxa"/>
           </w:tcPr>
           <w:p>
             <w:pPr>
@@ -2856,7 +4483,7 @@
             <w:pPr>
               <w:jc w:val="right"/>
               <w:rPr>
-                <w:rFonts w:ascii="TH Sarabun New" w:hAnsi="TH Sarabun New" w:cs="TH Sarabun New" w:hint="cs"/>
+                <w:rFonts w:ascii="TH Sarabun New" w:hAnsi="TH Sarabun New" w:cs="TH Sarabun New"/>
                 <w:b/>
                 <w:bCs/>
                 <w:sz w:val="32"/>
@@ -2869,7 +4496,7 @@
       <w:tr>
         <w:tc>
           <w:tcPr>
-            <w:tcW w:w="4508" w:type="dxa"/>
+            <w:tcW w:w="7508" w:type="dxa"/>
           </w:tcPr>
           <w:p>
             <w:pPr>
@@ -2879,8 +4506,50 @@
                 <w:bCs/>
                 <w:sz w:val="32"/>
                 <w:szCs w:val="32"/>
+              </w:rPr>
+            </w:pPr>
+            <w:r>
+              <w:rPr>
+                <w:rFonts w:ascii="TH Sarabun New" w:hAnsi="TH Sarabun New" w:cs="TH Sarabun New"/>
+                <w:b/>
+                <w:bCs/>
+                <w:sz w:val="32"/>
+                <w:szCs w:val="32"/>
                 <w:cs/>
               </w:rPr>
+              <w:t xml:space="preserve">บทที่ </w:t>
+            </w:r>
+            <w:r>
+              <w:rPr>
+                <w:rFonts w:ascii="TH Sarabun New" w:hAnsi="TH Sarabun New" w:cs="TH Sarabun New"/>
+                <w:b/>
+                <w:bCs/>
+                <w:sz w:val="32"/>
+                <w:szCs w:val="32"/>
+              </w:rPr>
+              <w:t xml:space="preserve">4 </w:t>
+            </w:r>
+            <w:r>
+              <w:rPr>
+                <w:rFonts w:ascii="TH Sarabun New" w:hAnsi="TH Sarabun New" w:cs="TH Sarabun New"/>
+                <w:b/>
+                <w:bCs/>
+                <w:sz w:val="32"/>
+                <w:szCs w:val="32"/>
+                <w:cs/>
+              </w:rPr>
+              <w:t>ผลการวิจัยและการอภิปรายผล</w:t>
+            </w:r>
+          </w:p>
+          <w:p>
+            <w:pPr>
+              <w:rPr>
+                <w:rFonts w:ascii="TH Sarabun New" w:hAnsi="TH Sarabun New" w:cs="TH Sarabun New"/>
+                <w:b/>
+                <w:bCs/>
+                <w:sz w:val="32"/>
+                <w:szCs w:val="32"/>
+              </w:rPr>
             </w:pPr>
             <w:r>
               <w:rPr>
@@ -2891,34 +4560,556 @@
                 <w:szCs w:val="32"/>
                 <w:cs/>
               </w:rPr>
-              <w:t xml:space="preserve">บทที่ </w:t>
-            </w:r>
-            <w:r>
-              <w:rPr>
-                <w:rFonts w:ascii="TH Sarabun New" w:hAnsi="TH Sarabun New" w:cs="TH Sarabun New"/>
-                <w:b/>
-                <w:bCs/>
-                <w:sz w:val="32"/>
-                <w:szCs w:val="32"/>
-              </w:rPr>
-              <w:t xml:space="preserve">4 </w:t>
-            </w:r>
-            <w:r>
-              <w:rPr>
-                <w:rFonts w:ascii="TH Sarabun New" w:hAnsi="TH Sarabun New" w:cs="TH Sarabun New"/>
+              <w:tab/>
+            </w:r>
+            <w:r>
+              <w:rPr>
+                <w:rFonts w:ascii="TH Sarabun New" w:hAnsi="TH Sarabun New" w:cs="TH Sarabun New" w:hint="cs"/>
                 <w:b/>
                 <w:bCs/>
                 <w:sz w:val="32"/>
                 <w:szCs w:val="32"/>
                 <w:cs/>
               </w:rPr>
-              <w:t>ผลการวิจัยและการอภิปรายผล</w:t>
+              <w:t xml:space="preserve">4.1 </w:t>
+            </w:r>
+            <w:r>
+              <w:rPr>
+                <w:rFonts w:ascii="TH Sarabun New" w:hAnsi="TH Sarabun New" w:cs="TH Sarabun New"/>
+                <w:b/>
+                <w:bCs/>
+                <w:sz w:val="32"/>
+                <w:szCs w:val="32"/>
+              </w:rPr>
+              <w:t>Development Environment</w:t>
+            </w:r>
+          </w:p>
+          <w:p>
+            <w:pPr>
+              <w:rPr>
+                <w:rFonts w:ascii="TH Sarabun New" w:hAnsi="TH Sarabun New" w:cs="TH Sarabun New"/>
+                <w:b/>
+                <w:bCs/>
+                <w:sz w:val="32"/>
+                <w:szCs w:val="32"/>
+              </w:rPr>
+            </w:pPr>
+            <w:r>
+              <w:rPr>
+                <w:rFonts w:ascii="TH Sarabun New" w:hAnsi="TH Sarabun New" w:cs="TH Sarabun New"/>
+                <w:b/>
+                <w:bCs/>
+                <w:sz w:val="32"/>
+                <w:szCs w:val="32"/>
+              </w:rPr>
+              <w:tab/>
+              <w:t xml:space="preserve">4.2 </w:t>
+            </w:r>
+            <w:r>
+              <w:rPr>
+                <w:rFonts w:ascii="TH Sarabun New" w:hAnsi="TH Sarabun New" w:cs="TH Sarabun New"/>
+                <w:b/>
+                <w:bCs/>
+                <w:sz w:val="32"/>
+                <w:szCs w:val="32"/>
+              </w:rPr>
+              <w:t>Framework Implementation</w:t>
+            </w:r>
+          </w:p>
+          <w:p>
+            <w:pPr>
+              <w:rPr>
+                <w:rFonts w:ascii="TH Sarabun New" w:hAnsi="TH Sarabun New" w:cs="TH Sarabun New"/>
+                <w:b/>
+                <w:bCs/>
+                <w:sz w:val="32"/>
+                <w:szCs w:val="32"/>
+              </w:rPr>
+            </w:pPr>
+            <w:r>
+              <w:rPr>
+                <w:rFonts w:ascii="TH Sarabun New" w:hAnsi="TH Sarabun New" w:cs="TH Sarabun New"/>
+                <w:b/>
+                <w:bCs/>
+                <w:sz w:val="32"/>
+                <w:szCs w:val="32"/>
+              </w:rPr>
+              <w:tab/>
+              <w:t>4.3</w:t>
+            </w:r>
+            <w:r>
+              <w:t xml:space="preserve"> </w:t>
+            </w:r>
+            <w:r>
+              <w:rPr>
+                <w:rFonts w:ascii="TH Sarabun New" w:hAnsi="TH Sarabun New" w:cs="TH Sarabun New"/>
+                <w:b/>
+                <w:bCs/>
+                <w:sz w:val="32"/>
+                <w:szCs w:val="32"/>
+              </w:rPr>
+              <w:t>Monitoring &amp; Data Processing Results</w:t>
+            </w:r>
+          </w:p>
+          <w:p>
+            <w:pPr>
+              <w:rPr>
+                <w:rFonts w:ascii="TH Sarabun New" w:hAnsi="TH Sarabun New" w:cs="TH Sarabun New"/>
+                <w:b/>
+                <w:bCs/>
+                <w:sz w:val="32"/>
+                <w:szCs w:val="32"/>
+              </w:rPr>
+            </w:pPr>
+            <w:r>
+              <w:rPr>
+                <w:rFonts w:ascii="TH Sarabun New" w:hAnsi="TH Sarabun New" w:cs="TH Sarabun New"/>
+                <w:b/>
+                <w:bCs/>
+                <w:sz w:val="32"/>
+                <w:szCs w:val="32"/>
+              </w:rPr>
+              <w:tab/>
+              <w:t xml:space="preserve">4.4 </w:t>
+            </w:r>
+            <w:r>
+              <w:rPr>
+                <w:rFonts w:ascii="TH Sarabun New" w:hAnsi="TH Sarabun New" w:cs="TH Sarabun New"/>
+                <w:b/>
+                <w:bCs/>
+                <w:sz w:val="32"/>
+                <w:szCs w:val="32"/>
+              </w:rPr>
+              <w:t>Risk Analysis Results</w:t>
+            </w:r>
+          </w:p>
+          <w:p>
+            <w:pPr>
+              <w:rPr>
+                <w:rFonts w:ascii="TH Sarabun New" w:hAnsi="TH Sarabun New" w:cs="TH Sarabun New"/>
+                <w:b/>
+                <w:bCs/>
+                <w:sz w:val="32"/>
+                <w:szCs w:val="32"/>
+              </w:rPr>
+            </w:pPr>
+            <w:r>
+              <w:rPr>
+                <w:rFonts w:ascii="TH Sarabun New" w:hAnsi="TH Sarabun New" w:cs="TH Sarabun New"/>
+                <w:b/>
+                <w:bCs/>
+                <w:sz w:val="32"/>
+                <w:szCs w:val="32"/>
+              </w:rPr>
+              <w:tab/>
+              <w:t xml:space="preserve">4.5 </w:t>
+            </w:r>
+            <w:r>
+              <w:rPr>
+                <w:rFonts w:ascii="TH Sarabun New" w:hAnsi="TH Sarabun New" w:cs="TH Sarabun New"/>
+                <w:b/>
+                <w:bCs/>
+                <w:sz w:val="32"/>
+                <w:szCs w:val="32"/>
+              </w:rPr>
+              <w:t>Rule Decision &amp; Enforcement Results</w:t>
+            </w:r>
+          </w:p>
+          <w:p>
+            <w:pPr>
+              <w:rPr>
+                <w:rFonts w:ascii="TH Sarabun New" w:hAnsi="TH Sarabun New" w:cs="TH Sarabun New"/>
+                <w:b/>
+                <w:bCs/>
+                <w:sz w:val="32"/>
+                <w:szCs w:val="32"/>
+              </w:rPr>
+            </w:pPr>
+            <w:r>
+              <w:rPr>
+                <w:rFonts w:ascii="TH Sarabun New" w:hAnsi="TH Sarabun New" w:cs="TH Sarabun New"/>
+                <w:b/>
+                <w:bCs/>
+                <w:sz w:val="32"/>
+                <w:szCs w:val="32"/>
+              </w:rPr>
+              <w:tab/>
+              <w:t xml:space="preserve">4.6 </w:t>
+            </w:r>
+            <w:r>
+              <w:rPr>
+                <w:rFonts w:ascii="TH Sarabun New" w:hAnsi="TH Sarabun New" w:cs="TH Sarabun New"/>
+                <w:b/>
+                <w:bCs/>
+                <w:sz w:val="32"/>
+                <w:szCs w:val="32"/>
+              </w:rPr>
+              <w:t>Functional Testing Results</w:t>
+            </w:r>
+          </w:p>
+          <w:p>
+            <w:pPr>
+              <w:rPr>
+                <w:rFonts w:ascii="TH Sarabun New" w:hAnsi="TH Sarabun New" w:cs="TH Sarabun New"/>
+                <w:b/>
+                <w:bCs/>
+                <w:sz w:val="32"/>
+                <w:szCs w:val="32"/>
+              </w:rPr>
+            </w:pPr>
+            <w:r>
+              <w:rPr>
+                <w:rFonts w:ascii="TH Sarabun New" w:hAnsi="TH Sarabun New" w:cs="TH Sarabun New"/>
+                <w:b/>
+                <w:bCs/>
+                <w:sz w:val="32"/>
+                <w:szCs w:val="32"/>
+              </w:rPr>
+              <w:lastRenderedPageBreak/>
+              <w:tab/>
+              <w:t xml:space="preserve">4.7 </w:t>
+            </w:r>
+            <w:r>
+              <w:rPr>
+                <w:rFonts w:ascii="TH Sarabun New" w:hAnsi="TH Sarabun New" w:cs="TH Sarabun New"/>
+                <w:b/>
+                <w:bCs/>
+                <w:sz w:val="32"/>
+                <w:szCs w:val="32"/>
+              </w:rPr>
+              <w:t>Performance Evaluation</w:t>
+            </w:r>
+          </w:p>
+          <w:p>
+            <w:pPr>
+              <w:rPr>
+                <w:rFonts w:ascii="TH Sarabun New" w:hAnsi="TH Sarabun New" w:cs="TH Sarabun New" w:hint="cs"/>
+                <w:b/>
+                <w:bCs/>
+                <w:sz w:val="32"/>
+                <w:szCs w:val="32"/>
+                <w:cs/>
+              </w:rPr>
+            </w:pPr>
+            <w:r>
+              <w:rPr>
+                <w:rFonts w:ascii="TH Sarabun New" w:hAnsi="TH Sarabun New" w:cs="TH Sarabun New"/>
+                <w:b/>
+                <w:bCs/>
+                <w:sz w:val="32"/>
+                <w:szCs w:val="32"/>
+              </w:rPr>
+              <w:tab/>
+              <w:t xml:space="preserve">4.8 </w:t>
+            </w:r>
+            <w:r>
+              <w:rPr>
+                <w:rFonts w:ascii="TH Sarabun New" w:hAnsi="TH Sarabun New" w:cs="TH Sarabun New"/>
+                <w:b/>
+                <w:bCs/>
+                <w:sz w:val="32"/>
+                <w:szCs w:val="32"/>
+              </w:rPr>
+              <w:t>Discussion &amp; Limitations</w:t>
             </w:r>
           </w:p>
         </w:tc>
         <w:tc>
           <w:tcPr>
-            <w:tcW w:w="4508" w:type="dxa"/>
+            <w:tcW w:w="1508" w:type="dxa"/>
+          </w:tcPr>
+          <w:p>
+            <w:pPr>
+              <w:jc w:val="right"/>
+              <w:rPr>
+                <w:rFonts w:ascii="TH Sarabun New" w:hAnsi="TH Sarabun New" w:cs="TH Sarabun New"/>
+                <w:b/>
+                <w:bCs/>
+                <w:sz w:val="32"/>
+                <w:szCs w:val="32"/>
+              </w:rPr>
+            </w:pPr>
+          </w:p>
+        </w:tc>
+      </w:tr>
+    </w:tbl>
+    <w:p>
+      <w:pPr>
+        <w:jc w:val="center"/>
+      </w:pPr>
+      <w:r>
+        <w:br w:type="page"/>
+      </w:r>
+      <w:r>
+        <w:rPr>
+          <w:rFonts w:ascii="TH Sarabun New" w:eastAsia="TH Sarabun New" w:hAnsi="TH Sarabun New" w:cs="TH Sarabun New"/>
+          <w:b/>
+          <w:bCs/>
+          <w:sz w:val="36"/>
+          <w:szCs w:val="36"/>
+        </w:rPr>
+        <w:lastRenderedPageBreak/>
+        <w:t>สารบั</w:t>
+      </w:r>
+      <w:r>
+        <w:rPr>
+          <w:rFonts w:ascii="TH Sarabun New" w:eastAsia="TH Sarabun New" w:hAnsi="TH Sarabun New" w:cs="TH Sarabun New" w:hint="cs"/>
+          <w:b/>
+          <w:bCs/>
+          <w:sz w:val="36"/>
+          <w:szCs w:val="36"/>
+          <w:cs/>
+        </w:rPr>
+        <w:t xml:space="preserve">ญ </w:t>
+      </w:r>
+      <w:r>
+        <w:rPr>
+          <w:rFonts w:ascii="TH Sarabun New" w:eastAsia="TH Sarabun New" w:hAnsi="TH Sarabun New" w:cs="TH Sarabun New"/>
+          <w:b/>
+          <w:bCs/>
+          <w:sz w:val="36"/>
+          <w:szCs w:val="36"/>
+        </w:rPr>
+        <w:t>(</w:t>
+      </w:r>
+      <w:r>
+        <w:rPr>
+          <w:rFonts w:ascii="TH Sarabun New" w:eastAsia="TH Sarabun New" w:hAnsi="TH Sarabun New" w:cs="TH Sarabun New" w:hint="cs"/>
+          <w:b/>
+          <w:bCs/>
+          <w:sz w:val="36"/>
+          <w:szCs w:val="36"/>
+          <w:cs/>
+        </w:rPr>
+        <w:t>ต่อ</w:t>
+      </w:r>
+      <w:r>
+        <w:rPr>
+          <w:rFonts w:ascii="TH Sarabun New" w:eastAsia="TH Sarabun New" w:hAnsi="TH Sarabun New" w:cs="TH Sarabun New"/>
+          <w:b/>
+          <w:bCs/>
+          <w:sz w:val="36"/>
+          <w:szCs w:val="36"/>
+        </w:rPr>
+        <w:t>)</w:t>
+      </w:r>
+    </w:p>
+    <w:tbl>
+      <w:tblPr>
+        <w:tblStyle w:val="TableGrid"/>
+        <w:tblW w:w="0" w:type="auto"/>
+        <w:tblLook w:val="04A0" w:firstRow="1" w:lastRow="0" w:firstColumn="1" w:lastColumn="0" w:noHBand="0" w:noVBand="1"/>
+      </w:tblPr>
+      <w:tblGrid>
+        <w:gridCol w:w="7508"/>
+        <w:gridCol w:w="1508"/>
+      </w:tblGrid>
+      <w:tr>
+        <w:tc>
+          <w:tcPr>
+            <w:tcW w:w="7508" w:type="dxa"/>
+          </w:tcPr>
+          <w:p>
+            <w:pPr>
+              <w:rPr>
+                <w:rFonts w:ascii="TH Sarabun New" w:hAnsi="TH Sarabun New" w:cs="TH Sarabun New"/>
+                <w:b/>
+                <w:bCs/>
+                <w:sz w:val="32"/>
+                <w:szCs w:val="32"/>
+              </w:rPr>
+            </w:pPr>
+            <w:r>
+              <w:rPr>
+                <w:rFonts w:ascii="TH Sarabun New" w:hAnsi="TH Sarabun New" w:cs="TH Sarabun New"/>
+                <w:b/>
+                <w:bCs/>
+                <w:sz w:val="32"/>
+                <w:szCs w:val="32"/>
+                <w:cs/>
+              </w:rPr>
+              <w:t>บทที่</w:t>
+            </w:r>
+            <w:r>
+              <w:rPr>
+                <w:rFonts w:ascii="TH Sarabun New" w:hAnsi="TH Sarabun New" w:cs="TH Sarabun New"/>
+                <w:b/>
+                <w:bCs/>
+                <w:sz w:val="32"/>
+                <w:szCs w:val="32"/>
+              </w:rPr>
+              <w:t xml:space="preserve">5 </w:t>
+            </w:r>
+            <w:r>
+              <w:rPr>
+                <w:rFonts w:ascii="TH Sarabun New" w:hAnsi="TH Sarabun New" w:cs="TH Sarabun New"/>
+                <w:b/>
+                <w:bCs/>
+                <w:sz w:val="32"/>
+                <w:szCs w:val="32"/>
+                <w:cs/>
+              </w:rPr>
+              <w:t>สรุปผลการวิจัยและข้อเสนอแนะ</w:t>
+            </w:r>
+          </w:p>
+          <w:p>
+            <w:pPr>
+              <w:rPr>
+                <w:rFonts w:ascii="TH Sarabun New" w:hAnsi="TH Sarabun New" w:cs="TH Sarabun New"/>
+                <w:b/>
+                <w:bCs/>
+                <w:sz w:val="32"/>
+                <w:szCs w:val="32"/>
+              </w:rPr>
+            </w:pPr>
+            <w:r>
+              <w:rPr>
+                <w:rFonts w:ascii="TH Sarabun New" w:hAnsi="TH Sarabun New" w:cs="TH Sarabun New"/>
+                <w:b/>
+                <w:bCs/>
+                <w:sz w:val="32"/>
+                <w:szCs w:val="32"/>
+                <w:cs/>
+              </w:rPr>
+              <w:tab/>
+            </w:r>
+            <w:r>
+              <w:rPr>
+                <w:rFonts w:ascii="TH Sarabun New" w:hAnsi="TH Sarabun New" w:cs="TH Sarabun New" w:hint="cs"/>
+                <w:b/>
+                <w:bCs/>
+                <w:sz w:val="32"/>
+                <w:szCs w:val="32"/>
+                <w:cs/>
+              </w:rPr>
+              <w:t>5.1</w:t>
+            </w:r>
+            <w:r>
+              <w:t xml:space="preserve"> </w:t>
+            </w:r>
+            <w:r>
+              <w:rPr>
+                <w:rFonts w:ascii="TH Sarabun New" w:hAnsi="TH Sarabun New" w:cs="TH Sarabun New"/>
+                <w:b/>
+                <w:bCs/>
+                <w:sz w:val="32"/>
+                <w:szCs w:val="32"/>
+              </w:rPr>
+              <w:t>Summary of Project</w:t>
+            </w:r>
+          </w:p>
+          <w:p>
+            <w:pPr>
+              <w:rPr>
+                <w:rFonts w:ascii="TH Sarabun New" w:hAnsi="TH Sarabun New" w:cs="TH Sarabun New"/>
+                <w:b/>
+                <w:bCs/>
+                <w:sz w:val="32"/>
+                <w:szCs w:val="32"/>
+              </w:rPr>
+            </w:pPr>
+            <w:r>
+              <w:rPr>
+                <w:rFonts w:ascii="TH Sarabun New" w:hAnsi="TH Sarabun New" w:cs="TH Sarabun New"/>
+                <w:b/>
+                <w:bCs/>
+                <w:sz w:val="32"/>
+                <w:szCs w:val="32"/>
+              </w:rPr>
+              <w:tab/>
+              <w:t xml:space="preserve">5.2 </w:t>
+            </w:r>
+            <w:r>
+              <w:rPr>
+                <w:rFonts w:ascii="TH Sarabun New" w:hAnsi="TH Sarabun New" w:cs="TH Sarabun New"/>
+                <w:b/>
+                <w:bCs/>
+                <w:sz w:val="32"/>
+                <w:szCs w:val="32"/>
+              </w:rPr>
+              <w:t>Achievement of Objectives</w:t>
+            </w:r>
+          </w:p>
+          <w:p>
+            <w:pPr>
+              <w:rPr>
+                <w:rFonts w:ascii="TH Sarabun New" w:hAnsi="TH Sarabun New" w:cs="TH Sarabun New"/>
+                <w:b/>
+                <w:bCs/>
+                <w:sz w:val="32"/>
+                <w:szCs w:val="32"/>
+              </w:rPr>
+            </w:pPr>
+            <w:r>
+              <w:rPr>
+                <w:rFonts w:ascii="TH Sarabun New" w:hAnsi="TH Sarabun New" w:cs="TH Sarabun New"/>
+                <w:b/>
+                <w:bCs/>
+                <w:sz w:val="32"/>
+                <w:szCs w:val="32"/>
+                <w:cs/>
+              </w:rPr>
+              <w:tab/>
+            </w:r>
+            <w:r>
+              <w:rPr>
+                <w:rFonts w:ascii="TH Sarabun New" w:hAnsi="TH Sarabun New" w:cs="TH Sarabun New" w:hint="cs"/>
+                <w:b/>
+                <w:bCs/>
+                <w:sz w:val="32"/>
+                <w:szCs w:val="32"/>
+                <w:cs/>
+              </w:rPr>
+              <w:t xml:space="preserve">5.3 </w:t>
+            </w:r>
+            <w:r>
+              <w:rPr>
+                <w:rFonts w:ascii="TH Sarabun New" w:hAnsi="TH Sarabun New" w:cs="TH Sarabun New"/>
+                <w:b/>
+                <w:bCs/>
+                <w:sz w:val="32"/>
+                <w:szCs w:val="32"/>
+              </w:rPr>
+              <w:t>Project Limitations</w:t>
+            </w:r>
+          </w:p>
+          <w:p>
+            <w:pPr>
+              <w:rPr>
+                <w:rFonts w:ascii="TH Sarabun New" w:hAnsi="TH Sarabun New" w:cs="TH Sarabun New" w:hint="cs"/>
+                <w:b/>
+                <w:bCs/>
+                <w:sz w:val="32"/>
+                <w:szCs w:val="32"/>
+                <w:cs/>
+              </w:rPr>
+            </w:pPr>
+            <w:r>
+              <w:rPr>
+                <w:rFonts w:ascii="TH Sarabun New" w:hAnsi="TH Sarabun New" w:cs="TH Sarabun New"/>
+                <w:b/>
+                <w:bCs/>
+                <w:sz w:val="32"/>
+                <w:szCs w:val="32"/>
+              </w:rPr>
+              <w:tab/>
+              <w:t xml:space="preserve">5.4 </w:t>
+            </w:r>
+            <w:r>
+              <w:rPr>
+                <w:rFonts w:ascii="TH Sarabun New" w:hAnsi="TH Sarabun New" w:cs="TH Sarabun New"/>
+                <w:b/>
+                <w:bCs/>
+                <w:sz w:val="32"/>
+                <w:szCs w:val="32"/>
+              </w:rPr>
+              <w:t>Future Improvements</w:t>
+            </w:r>
+          </w:p>
+        </w:tc>
+        <w:tc>
+          <w:tcPr>
+            <w:tcW w:w="1508" w:type="dxa"/>
           </w:tcPr>
           <w:p>
             <w:pPr>
@@ -2937,12 +5128,12 @@
       <w:tr>
         <w:tc>
           <w:tcPr>
-            <w:tcW w:w="4508" w:type="dxa"/>
+            <w:tcW w:w="7508" w:type="dxa"/>
           </w:tcPr>
           <w:p>
             <w:pPr>
               <w:rPr>
-                <w:rFonts w:ascii="TH Sarabun New" w:hAnsi="TH Sarabun New" w:cs="TH Sarabun New"/>
+                <w:rFonts w:ascii="TH Sarabun New" w:hAnsi="TH Sarabun New" w:cs="TH Sarabun New" w:hint="cs"/>
                 <w:b/>
                 <w:bCs/>
                 <w:sz w:val="32"/>
@@ -2959,34 +5150,13 @@
                 <w:szCs w:val="32"/>
                 <w:cs/>
               </w:rPr>
-              <w:t>บทที่</w:t>
-            </w:r>
-            <w:r>
-              <w:rPr>
-                <w:rFonts w:ascii="TH Sarabun New" w:hAnsi="TH Sarabun New" w:cs="TH Sarabun New"/>
-                <w:b/>
-                <w:bCs/>
-                <w:sz w:val="32"/>
-                <w:szCs w:val="32"/>
-              </w:rPr>
-              <w:t xml:space="preserve">5 </w:t>
-            </w:r>
-            <w:r>
-              <w:rPr>
-                <w:rFonts w:ascii="TH Sarabun New" w:hAnsi="TH Sarabun New" w:cs="TH Sarabun New"/>
-                <w:b/>
-                <w:bCs/>
-                <w:sz w:val="32"/>
-                <w:szCs w:val="32"/>
-                <w:cs/>
-              </w:rPr>
-              <w:t>สรุปผลการวิจัยและข้อเสนอแนะ</w:t>
+              <w:t>เอกสารอ้างอิง</w:t>
             </w:r>
           </w:p>
         </w:tc>
         <w:tc>
           <w:tcPr>
-            <w:tcW w:w="4508" w:type="dxa"/>
+            <w:tcW w:w="1508" w:type="dxa"/>
           </w:tcPr>
           <w:p>
             <w:pPr>
@@ -3005,7 +5175,7 @@
       <w:tr>
         <w:tc>
           <w:tcPr>
-            <w:tcW w:w="4508" w:type="dxa"/>
+            <w:tcW w:w="7508" w:type="dxa"/>
           </w:tcPr>
           <w:p>
             <w:pPr>
@@ -3027,60 +5197,13 @@
                 <w:szCs w:val="32"/>
                 <w:cs/>
               </w:rPr>
-              <w:t>เอกสารอ้างอิง</w:t>
+              <w:t>ภาคผนวก</w:t>
             </w:r>
           </w:p>
         </w:tc>
         <w:tc>
           <w:tcPr>
-            <w:tcW w:w="4508" w:type="dxa"/>
-          </w:tcPr>
-          <w:p>
-            <w:pPr>
-              <w:jc w:val="right"/>
-              <w:rPr>
-                <w:rFonts w:ascii="TH Sarabun New" w:hAnsi="TH Sarabun New" w:cs="TH Sarabun New"/>
-                <w:b/>
-                <w:bCs/>
-                <w:sz w:val="32"/>
-                <w:szCs w:val="32"/>
-              </w:rPr>
-            </w:pPr>
-          </w:p>
-        </w:tc>
-      </w:tr>
-      <w:tr>
-        <w:tc>
-          <w:tcPr>
-            <w:tcW w:w="4508" w:type="dxa"/>
-          </w:tcPr>
-          <w:p>
-            <w:pPr>
-              <w:rPr>
-                <w:rFonts w:ascii="TH Sarabun New" w:hAnsi="TH Sarabun New" w:cs="TH Sarabun New"/>
-                <w:b/>
-                <w:bCs/>
-                <w:sz w:val="32"/>
-                <w:szCs w:val="32"/>
-                <w:cs/>
-              </w:rPr>
-            </w:pPr>
-            <w:r>
-              <w:rPr>
-                <w:rFonts w:ascii="TH Sarabun New" w:hAnsi="TH Sarabun New" w:cs="TH Sarabun New"/>
-                <w:b/>
-                <w:bCs/>
-                <w:sz w:val="32"/>
-                <w:szCs w:val="32"/>
-                <w:cs/>
-              </w:rPr>
-              <w:t>ภาคผนวก</w:t>
-            </w:r>
-          </w:p>
-        </w:tc>
-        <w:tc>
-          <w:tcPr>
-            <w:tcW w:w="4508" w:type="dxa"/>
+            <w:tcW w:w="1508" w:type="dxa"/>
           </w:tcPr>
           <w:p>
             <w:pPr>
@@ -3721,27 +5844,19 @@
       </w:pPr>
       <w:r>
         <w:rPr>
-          <w:rFonts w:ascii="TH Sarabun New" w:hAnsi="TH Sarabun New" w:cs="TH Sarabun New"/>
-          <w:sz w:val="28"/>
-          <w:cs/>
-        </w:rPr>
-        <w:t>ปัจจุบันระบบเครือข่ายคอมพิวเตอร์เป็นโครงสร้างพื้นฐานที่สำคัญสำหรับการดำเนินงานขององค์กร โดยภายในเครือข่ายประกอบด้วยอุปกรณ์</w:t>
-      </w:r>
-      <w:r>
-        <w:rPr>
           <w:rFonts w:ascii="TH Sarabun New" w:hAnsi="TH Sarabun New" w:cs="TH Sarabun New" w:hint="cs"/>
           <w:sz w:val="28"/>
           <w:cs/>
         </w:rPr>
-        <w:t>และ</w:t>
-      </w:r>
-      <w:r>
-        <w:rPr>
-          <w:rFonts w:ascii="TH Sarabun New" w:hAnsi="TH Sarabun New" w:cs="TH Sarabun New"/>
-          <w:sz w:val="28"/>
-          <w:cs/>
-        </w:rPr>
-        <w:t xml:space="preserve">ระบบที่หลากหลาย </w:t>
+        <w:t>ใน</w:t>
+      </w:r>
+      <w:r>
+        <w:rPr>
+          <w:rFonts w:ascii="TH Sarabun New" w:hAnsi="TH Sarabun New" w:cs="TH Sarabun New"/>
+          <w:sz w:val="28"/>
+          <w:cs/>
+        </w:rPr>
+        <w:t>ปัจจุบันระบบเครือข่ายคอมพิวเตอร์เป็นโครงสร้างพื้นฐานที่สำคัญต่อการดำเนินงานขององค์กร โดยระบบเครือข่ายประกอบด้วยอุปกรณ์หลากหลายประเภท</w:t>
       </w:r>
       <w:r>
         <w:rPr>
@@ -3749,11 +5864,33 @@
           <w:sz w:val="28"/>
           <w:cs/>
         </w:rPr>
-        <w:t>ไม่ว่าจะเป็น</w:t>
-      </w:r>
-      <w:r>
-        <w:rPr>
-          <w:rFonts w:ascii="TH Sarabun New" w:hAnsi="TH Sarabun New" w:cs="TH Sarabun New"/>
+        <w:t xml:space="preserve">ตัวอย่างเช่น </w:t>
+      </w:r>
+      <w:r>
+        <w:rPr>
+          <w:rFonts w:ascii="TH Sarabun New" w:hAnsi="TH Sarabun New" w:cs="TH Sarabun New"/>
+          <w:sz w:val="28"/>
+        </w:rPr>
+        <w:t>Router , Switch</w:t>
+      </w:r>
+      <w:r>
+        <w:rPr>
+          <w:rFonts w:ascii="TH Sarabun New" w:hAnsi="TH Sarabun New" w:cs="TH Sarabun New" w:hint="cs"/>
+          <w:sz w:val="28"/>
+          <w:cs/>
+        </w:rPr>
+        <w:t xml:space="preserve"> หรือ</w:t>
+      </w:r>
+      <w:r>
+        <w:rPr>
+          <w:rFonts w:ascii="TH Sarabun New" w:hAnsi="TH Sarabun New" w:cs="TH Sarabun New"/>
+          <w:sz w:val="28"/>
+        </w:rPr>
+        <w:t xml:space="preserve"> Firewall</w:t>
+      </w:r>
+      <w:r>
+        <w:rPr>
+          <w:rFonts w:ascii="TH Sarabun New" w:hAnsi="TH Sarabun New" w:cs="TH Sarabun New" w:hint="cs"/>
           <w:sz w:val="28"/>
           <w:cs/>
         </w:rPr>
@@ -3763,8 +5900,31 @@
         <w:rPr>
           <w:rFonts w:ascii="TH Sarabun New" w:hAnsi="TH Sarabun New" w:cs="TH Sarabun New"/>
           <w:sz w:val="28"/>
-        </w:rPr>
-        <w:t>Router, Switch</w:t>
+          <w:cs/>
+        </w:rPr>
+        <w:t xml:space="preserve">รวมถึงอุปกรณ์แบบ </w:t>
+      </w:r>
+      <w:r>
+        <w:rPr>
+          <w:rFonts w:ascii="TH Sarabun New" w:hAnsi="TH Sarabun New" w:cs="TH Sarabun New"/>
+          <w:sz w:val="28"/>
+        </w:rPr>
+        <w:t>Software-Defined Networking</w:t>
+      </w:r>
+      <w:r>
+        <w:rPr>
+          <w:rFonts w:ascii="TH Sarabun New" w:hAnsi="TH Sarabun New" w:cs="TH Sarabun New"/>
+          <w:sz w:val="28"/>
+        </w:rPr>
+        <w:t xml:space="preserve"> </w:t>
+      </w:r>
+      <w:r>
+        <w:rPr>
+          <w:rFonts w:ascii="TH Sarabun New" w:hAnsi="TH Sarabun New" w:cs="TH Sarabun New"/>
+          <w:sz w:val="28"/>
+          <w:cs/>
+        </w:rPr>
+        <w:t>ซึ่งอาจ</w:t>
       </w:r>
       <w:r>
         <w:rPr>
@@ -3772,60 +5932,30 @@
           <w:sz w:val="28"/>
           <w:cs/>
         </w:rPr>
-        <w:t xml:space="preserve"> หรือ</w:t>
-      </w:r>
-      <w:r>
-        <w:rPr>
-          <w:rFonts w:ascii="TH Sarabun New" w:hAnsi="TH Sarabun New" w:cs="TH Sarabun New"/>
-          <w:sz w:val="28"/>
-        </w:rPr>
-        <w:t xml:space="preserve"> Firewall </w:t>
-      </w:r>
-      <w:r>
-        <w:rPr>
-          <w:rFonts w:ascii="TH Sarabun New" w:hAnsi="TH Sarabun New" w:cs="TH Sarabun New"/>
-          <w:sz w:val="28"/>
-          <w:cs/>
-        </w:rPr>
-        <w:t xml:space="preserve">รวมถึงอุปกรณ์ที่รองรับการทำงานในเครือข่ายแบบ </w:t>
-      </w:r>
-      <w:r>
-        <w:rPr>
-          <w:rFonts w:ascii="TH Sarabun New" w:hAnsi="TH Sarabun New" w:cs="TH Sarabun New"/>
-          <w:sz w:val="28"/>
-        </w:rPr>
-        <w:t>Software-Defined Networking (SDN)</w:t>
-      </w:r>
-      <w:r>
-        <w:rPr>
-          <w:rFonts w:ascii="TH Sarabun New" w:hAnsi="TH Sarabun New" w:cs="TH Sarabun New"/>
-          <w:sz w:val="28"/>
-        </w:rPr>
-        <w:t xml:space="preserve"> </w:t>
-      </w:r>
-      <w:r>
-        <w:rPr>
-          <w:rFonts w:ascii="TH Sarabun New" w:hAnsi="TH Sarabun New" w:cs="TH Sarabun New"/>
-          <w:sz w:val="28"/>
-          <w:cs/>
-        </w:rPr>
-        <w:t>ส่งผลให้การเฝ้าติดตามสถานะของเครือข่าย การวิเคราะห์ข้อมูลทราฟฟิก และการบริหารจัดการ</w:t>
-      </w:r>
-      <w:r>
-        <w:rPr>
-          <w:rFonts w:ascii="TH Sarabun New" w:hAnsi="TH Sarabun New" w:cs="TH Sarabun New"/>
-          <w:sz w:val="28"/>
-          <w:cs/>
-        </w:rPr>
-        <w:t>กฎ</w:t>
-      </w:r>
-      <w:r>
-        <w:rPr>
-          <w:rFonts w:ascii="TH Sarabun New" w:hAnsi="TH Sarabun New" w:cs="TH Sarabun New"/>
-          <w:sz w:val="28"/>
-          <w:cs/>
-        </w:rPr>
-        <w:t>ของอุปกรณ์แต่ละประเภทมีความซับซ้อนมากขึ้น</w:t>
+        <w:t>จะ</w:t>
+      </w:r>
+      <w:r>
+        <w:rPr>
+          <w:rFonts w:ascii="TH Sarabun New" w:hAnsi="TH Sarabun New" w:cs="TH Sarabun New"/>
+          <w:sz w:val="28"/>
+          <w:cs/>
+        </w:rPr>
+        <w:t>นำมาใช้งานร่วมกับโครงสร้างเครือข่ายแบบดั้งเดิม (</w:t>
+      </w:r>
+      <w:r>
+        <w:rPr>
+          <w:rFonts w:ascii="TH Sarabun New" w:hAnsi="TH Sarabun New" w:cs="TH Sarabun New"/>
+          <w:sz w:val="28"/>
+        </w:rPr>
+        <w:t xml:space="preserve">Traditional Network) </w:t>
+      </w:r>
+      <w:r>
+        <w:rPr>
+          <w:rFonts w:ascii="TH Sarabun New" w:hAnsi="TH Sarabun New" w:cs="TH Sarabun New"/>
+          <w:sz w:val="28"/>
+          <w:cs/>
+        </w:rPr>
+        <w:t>ส่งผลให้กา</w:t>
       </w:r>
       <w:r>
         <w:rPr>
@@ -3833,37 +5963,53 @@
           <w:sz w:val="28"/>
           <w:cs/>
         </w:rPr>
-        <w:t xml:space="preserve"> </w:t>
-      </w:r>
-      <w:r>
-        <w:rPr>
-          <w:rFonts w:ascii="TH Sarabun New" w:hAnsi="TH Sarabun New" w:cs="TH Sarabun New"/>
-          <w:sz w:val="28"/>
-          <w:cs/>
-        </w:rPr>
-        <w:t xml:space="preserve">เนื่องจากอุปกรณ์แต่ละประเภทมีวิธี </w:t>
-      </w:r>
-      <w:r>
-        <w:rPr>
-          <w:rFonts w:ascii="TH Sarabun New" w:hAnsi="TH Sarabun New" w:cs="TH Sarabun New"/>
-          <w:sz w:val="28"/>
-        </w:rPr>
-        <w:t xml:space="preserve">Monitoring, Interface </w:t>
-      </w:r>
-      <w:r>
-        <w:rPr>
-          <w:rFonts w:ascii="TH Sarabun New" w:hAnsi="TH Sarabun New" w:cs="TH Sarabun New"/>
-          <w:sz w:val="28"/>
-          <w:cs/>
-        </w:rPr>
-        <w:t xml:space="preserve">และรูปแบบ </w:t>
-      </w:r>
-      <w:r>
-        <w:rPr>
-          <w:rFonts w:ascii="TH Sarabun New" w:hAnsi="TH Sarabun New" w:cs="TH Sarabun New"/>
-          <w:sz w:val="28"/>
-        </w:rPr>
-        <w:t xml:space="preserve">Configuration </w:t>
+        <w:t>ร</w:t>
+      </w:r>
+      <w:r>
+        <w:rPr>
+          <w:rFonts w:ascii="TH Sarabun New" w:hAnsi="TH Sarabun New" w:cs="TH Sarabun New"/>
+          <w:sz w:val="28"/>
+          <w:cs/>
+        </w:rPr>
+        <w:t>ติดตามสถานะเครือข่าย การวิเคราะห์ข้อมูล และการบริหารจัดการมีความซับซ้อน</w:t>
+      </w:r>
+      <w:r>
+        <w:rPr>
+          <w:rFonts w:ascii="TH Sarabun New" w:hAnsi="TH Sarabun New" w:cs="TH Sarabun New" w:hint="cs"/>
+          <w:sz w:val="28"/>
+          <w:cs/>
+        </w:rPr>
+        <w:t>ขึ้น</w:t>
+      </w:r>
+      <w:r>
+        <w:rPr>
+          <w:rFonts w:ascii="TH Sarabun New" w:hAnsi="TH Sarabun New" w:cs="TH Sarabun New"/>
+          <w:sz w:val="28"/>
+          <w:cs/>
+        </w:rPr>
+        <w:t xml:space="preserve"> เนื่องจากอุปกรณ์และระบบที่เกี่ยวข้องอาจใช้ส่วนเชื่อมต่อ (</w:t>
+      </w:r>
+      <w:r>
+        <w:rPr>
+          <w:rFonts w:ascii="TH Sarabun New" w:hAnsi="TH Sarabun New" w:cs="TH Sarabun New"/>
+          <w:sz w:val="28"/>
+        </w:rPr>
+        <w:t xml:space="preserve">Interface) </w:t>
+      </w:r>
+      <w:r>
+        <w:rPr>
+          <w:rFonts w:ascii="TH Sarabun New" w:hAnsi="TH Sarabun New" w:cs="TH Sarabun New"/>
+          <w:sz w:val="28"/>
+          <w:cs/>
+        </w:rPr>
+        <w:t>รูปแบบข้อมูล และวิธีการกำหนดค่า (</w:t>
+      </w:r>
+      <w:r>
+        <w:rPr>
+          <w:rFonts w:ascii="TH Sarabun New" w:hAnsi="TH Sarabun New" w:cs="TH Sarabun New"/>
+          <w:sz w:val="28"/>
+        </w:rPr>
+        <w:t xml:space="preserve">Configuration) </w:t>
       </w:r>
       <w:r>
         <w:rPr>
@@ -3873,6 +6019,15 @@
         </w:rPr>
         <w:t>ที่แตกต่างกัน</w:t>
       </w:r>
+    </w:p>
+    <w:p>
+      <w:pPr>
+        <w:spacing w:after="0" w:line="240" w:lineRule="auto"/>
+        <w:rPr>
+          <w:rFonts w:ascii="TH Sarabun New" w:hAnsi="TH Sarabun New" w:cs="TH Sarabun New" w:hint="cs"/>
+          <w:sz w:val="28"/>
+        </w:rPr>
+      </w:pPr>
     </w:p>
     <w:p>
       <w:pPr>
@@ -4887,241 +7042,6 @@
         <w:rPr>
           <w:rFonts w:ascii="TH Sarabun New" w:hAnsi="TH Sarabun New" w:cs="TH Sarabun New"/>
           <w:sz w:val="28"/>
-          <w:cs/>
-        </w:rPr>
-      </w:pPr>
-      <w:r>
-        <w:rPr>
-          <w:rFonts w:ascii="TH Sarabun New" w:hAnsi="TH Sarabun New" w:cs="TH Sarabun New"/>
-          <w:sz w:val="28"/>
-          <w:cs/>
-        </w:rPr>
-        <w:br w:type="page"/>
-      </w:r>
-    </w:p>
-    <w:p>
-      <w:pPr>
-        <w:spacing w:after="0" w:line="240" w:lineRule="auto"/>
-        <w:rPr>
-          <w:rFonts w:ascii="TH Sarabun New" w:hAnsi="TH Sarabun New" w:cs="TH Sarabun New"/>
-          <w:sz w:val="28"/>
-        </w:rPr>
-      </w:pPr>
-      <w:r>
-        <w:rPr>
-          <w:rFonts w:ascii="TH Sarabun New" w:eastAsia="TH Sarabun New" w:hAnsi="TH Sarabun New" w:cs="TH Sarabun New"/>
-          <w:b/>
-          <w:sz w:val="32"/>
-        </w:rPr>
-        <w:lastRenderedPageBreak/>
-        <w:t xml:space="preserve">1.5 </w:t>
-      </w:r>
-      <w:proofErr w:type="spellStart"/>
-      <w:r>
-        <w:rPr>
-          <w:rFonts w:ascii="TH Sarabun New" w:eastAsia="TH Sarabun New" w:hAnsi="TH Sarabun New" w:cs="TH Sarabun New"/>
-          <w:b/>
-          <w:sz w:val="32"/>
-        </w:rPr>
-        <w:t>ภาพรวมสถาปัตยกรรมของระบบ</w:t>
-      </w:r>
-      <w:proofErr w:type="spellEnd"/>
-      <w:r>
-        <w:rPr>
-          <w:rFonts w:ascii="TH Sarabun New" w:hAnsi="TH Sarabun New" w:cs="TH Sarabun New"/>
-        </w:rPr>
-        <w:br/>
-      </w:r>
-      <w:r>
-        <w:rPr>
-          <w:rFonts w:ascii="TH Sarabun New" w:hAnsi="TH Sarabun New" w:cs="TH Sarabun New"/>
-        </w:rPr>
-        <w:tab/>
-      </w:r>
-      <w:r>
-        <w:rPr>
-          <w:rFonts w:ascii="TH Sarabun New" w:hAnsi="TH Sarabun New" w:cs="TH Sarabun New"/>
-          <w:sz w:val="28"/>
-        </w:rPr>
-        <w:t>1.</w:t>
-      </w:r>
-      <w:r>
-        <w:t xml:space="preserve"> </w:t>
-      </w:r>
-      <w:r>
-        <w:rPr>
-          <w:rFonts w:ascii="TH Sarabun New" w:hAnsi="TH Sarabun New" w:cs="TH Sarabun New"/>
-          <w:sz w:val="28"/>
-        </w:rPr>
-        <w:t>Hybrid SDN Network Topology</w:t>
-      </w:r>
-    </w:p>
-    <w:p>
-      <w:pPr>
-        <w:spacing w:after="0" w:line="240" w:lineRule="auto"/>
-        <w:jc w:val="center"/>
-        <w:rPr>
-          <w:rFonts w:ascii="TH Sarabun New" w:hAnsi="TH Sarabun New" w:cs="TH Sarabun New"/>
-        </w:rPr>
-      </w:pPr>
-      <w:r>
-        <w:rPr>
-          <w:rFonts w:ascii="TH Sarabun New" w:hAnsi="TH Sarabun New" w:cs="TH Sarabun New"/>
-          <w:noProof/>
-        </w:rPr>
-        <w:drawing>
-          <wp:inline distT="0" distB="0" distL="0" distR="0" wp14:anchorId="64591F15" wp14:editId="4AD78401">
-            <wp:extent cx="5556374" cy="4067251"/>
-            <wp:effectExtent l="0" t="0" r="6350" b="0"/>
-            <wp:docPr id="1044122966" name="Picture 1"/>
-            <wp:cNvGraphicFramePr>
-              <a:graphicFrameLocks xmlns:a="http://schemas.openxmlformats.org/drawingml/2006/main" noChangeAspect="1"/>
-            </wp:cNvGraphicFramePr>
-            <a:graphic xmlns:a="http://schemas.openxmlformats.org/drawingml/2006/main">
-              <a:graphicData uri="http://schemas.openxmlformats.org/drawingml/2006/picture">
-                <pic:pic xmlns:pic="http://schemas.openxmlformats.org/drawingml/2006/picture">
-                  <pic:nvPicPr>
-                    <pic:cNvPr id="0" name="Picture 1"/>
-                    <pic:cNvPicPr>
-                      <a:picLocks noChangeAspect="1" noChangeArrowheads="1"/>
-                    </pic:cNvPicPr>
-                  </pic:nvPicPr>
-                  <pic:blipFill rotWithShape="1">
-                    <a:blip r:embed="rId5">
-                      <a:extLst>
-                        <a:ext uri="{28A0092B-C50C-407E-A947-70E740481C1C}">
-                          <a14:useLocalDpi xmlns:a14="http://schemas.microsoft.com/office/drawing/2010/main" val="0"/>
-                        </a:ext>
-                      </a:extLst>
-                    </a:blip>
-                    <a:srcRect l="13430" t="3980" r="12151" b="18990"/>
-                    <a:stretch/>
-                  </pic:blipFill>
-                  <pic:spPr bwMode="auto">
-                    <a:xfrm>
-                      <a:off x="0" y="0"/>
-                      <a:ext cx="5588034" cy="4090426"/>
-                    </a:xfrm>
-                    <a:prstGeom prst="rect">
-                      <a:avLst/>
-                    </a:prstGeom>
-                    <a:noFill/>
-                    <a:ln>
-                      <a:noFill/>
-                    </a:ln>
-                    <a:extLst>
-                      <a:ext uri="{53640926-AAD7-44D8-BBD7-CCE9431645EC}">
-                        <a14:shadowObscured xmlns:a14="http://schemas.microsoft.com/office/drawing/2010/main"/>
-                      </a:ext>
-                    </a:extLst>
-                  </pic:spPr>
-                </pic:pic>
-              </a:graphicData>
-            </a:graphic>
-          </wp:inline>
-        </w:drawing>
-      </w:r>
-    </w:p>
-    <w:p>
-      <w:pPr>
-        <w:spacing w:after="0" w:line="240" w:lineRule="auto"/>
-        <w:rPr>
-          <w:rFonts w:ascii="TH Sarabun New" w:hAnsi="TH Sarabun New" w:cs="TH Sarabun New"/>
-        </w:rPr>
-      </w:pPr>
-      <w:r>
-        <w:rPr>
-          <w:rFonts w:ascii="TH Sarabun New" w:hAnsi="TH Sarabun New" w:cs="TH Sarabun New"/>
-        </w:rPr>
-        <w:tab/>
-      </w:r>
-      <w:r>
-        <w:rPr>
-          <w:rFonts w:ascii="TH Sarabun New" w:hAnsi="TH Sarabun New" w:cs="TH Sarabun New"/>
-          <w:sz w:val="28"/>
-          <w:szCs w:val="36"/>
-        </w:rPr>
-        <w:t xml:space="preserve">2. </w:t>
-      </w:r>
-      <w:r>
-        <w:rPr>
-          <w:rFonts w:ascii="TH Sarabun New" w:hAnsi="TH Sarabun New" w:cs="TH Sarabun New"/>
-          <w:sz w:val="28"/>
-          <w:szCs w:val="36"/>
-        </w:rPr>
-        <w:t>Hybrid Network Monitoring and Policy Orchestration Framework</w:t>
-      </w:r>
-    </w:p>
-    <w:p>
-      <w:pPr>
-        <w:jc w:val="center"/>
-        <w:rPr>
-          <w:rFonts w:ascii="TH Sarabun New" w:hAnsi="TH Sarabun New" w:cs="TH Sarabun New"/>
-        </w:rPr>
-      </w:pPr>
-      <w:r>
-        <w:rPr>
-          <w:noProof/>
-        </w:rPr>
-        <w:drawing>
-          <wp:inline distT="0" distB="0" distL="0" distR="0" wp14:anchorId="1F639A94" wp14:editId="7D83250A">
-            <wp:extent cx="3019883" cy="3601941"/>
-            <wp:effectExtent l="0" t="0" r="9525" b="0"/>
-            <wp:docPr id="451480572" name="Picture 3" descr="A diagram of a computer system&#10;&#10;Description automatically generated with medium confidence"/>
-            <wp:cNvGraphicFramePr>
-              <a:graphicFrameLocks xmlns:a="http://schemas.openxmlformats.org/drawingml/2006/main" noChangeAspect="1"/>
-            </wp:cNvGraphicFramePr>
-            <a:graphic xmlns:a="http://schemas.openxmlformats.org/drawingml/2006/main">
-              <a:graphicData uri="http://schemas.openxmlformats.org/drawingml/2006/picture">
-                <pic:pic xmlns:pic="http://schemas.openxmlformats.org/drawingml/2006/picture">
-                  <pic:nvPicPr>
-                    <pic:cNvPr id="451480572" name="Picture 3" descr="A diagram of a computer system&#10;&#10;Description automatically generated with medium confidence"/>
-                    <pic:cNvPicPr>
-                      <a:picLocks noChangeAspect="1" noChangeArrowheads="1"/>
-                    </pic:cNvPicPr>
-                  </pic:nvPicPr>
-                  <pic:blipFill rotWithShape="1">
-                    <a:blip r:embed="rId6" cstate="print">
-                      <a:extLst>
-                        <a:ext uri="{28A0092B-C50C-407E-A947-70E740481C1C}">
-                          <a14:useLocalDpi xmlns:a14="http://schemas.microsoft.com/office/drawing/2010/main" val="0"/>
-                        </a:ext>
-                      </a:extLst>
-                    </a:blip>
-                    <a:srcRect t="7739" b="7963"/>
-                    <a:stretch/>
-                  </pic:blipFill>
-                  <pic:spPr bwMode="auto">
-                    <a:xfrm>
-                      <a:off x="0" y="0"/>
-                      <a:ext cx="3028322" cy="3612007"/>
-                    </a:xfrm>
-                    <a:prstGeom prst="rect">
-                      <a:avLst/>
-                    </a:prstGeom>
-                    <a:noFill/>
-                    <a:ln>
-                      <a:noFill/>
-                    </a:ln>
-                    <a:extLst>
-                      <a:ext uri="{53640926-AAD7-44D8-BBD7-CCE9431645EC}">
-                        <a14:shadowObscured xmlns:a14="http://schemas.microsoft.com/office/drawing/2010/main"/>
-                      </a:ext>
-                    </a:extLst>
-                  </pic:spPr>
-                </pic:pic>
-              </a:graphicData>
-            </a:graphic>
-          </wp:inline>
-        </w:drawing>
-      </w:r>
-    </w:p>
-    <w:p>
-      <w:pPr>
-        <w:rPr>
-          <w:rFonts w:ascii="TH Sarabun New" w:eastAsia="TH Sarabun New" w:hAnsi="TH Sarabun New" w:cs="TH Sarabun New"/>
-          <w:b/>
-          <w:sz w:val="36"/>
         </w:rPr>
       </w:pPr>
       <w:r>
@@ -8489,13 +10409,95 @@
         </w:rPr>
         <w:tab/>
       </w:r>
+      <w:r>
+        <w:rPr>
+          <w:rFonts w:ascii="TH Sarabun New" w:hAnsi="TH Sarabun New" w:cs="TH Sarabun New"/>
+          <w:sz w:val="28"/>
+        </w:rPr>
+        <w:t xml:space="preserve">OpenFlow </w:t>
+      </w:r>
+      <w:r>
+        <w:rPr>
+          <w:rFonts w:ascii="TH Sarabun New" w:hAnsi="TH Sarabun New" w:cs="TH Sarabun New"/>
+          <w:sz w:val="28"/>
+          <w:cs/>
+        </w:rPr>
+        <w:t xml:space="preserve">เป็นโปรโตคอลที่ใช้สำหรับการสื่อสารระหว่าง </w:t>
+      </w:r>
+      <w:r>
+        <w:rPr>
+          <w:rFonts w:ascii="TH Sarabun New" w:hAnsi="TH Sarabun New" w:cs="TH Sarabun New"/>
+          <w:sz w:val="28"/>
+        </w:rPr>
+        <w:t xml:space="preserve">SDN Controller </w:t>
+      </w:r>
+      <w:r>
+        <w:rPr>
+          <w:rFonts w:ascii="TH Sarabun New" w:hAnsi="TH Sarabun New" w:cs="TH Sarabun New"/>
+          <w:sz w:val="28"/>
+          <w:cs/>
+        </w:rPr>
+        <w:t xml:space="preserve">ซึ่งอยู่ใน </w:t>
+      </w:r>
+      <w:r>
+        <w:rPr>
+          <w:rFonts w:ascii="TH Sarabun New" w:hAnsi="TH Sarabun New" w:cs="TH Sarabun New"/>
+          <w:sz w:val="28"/>
+        </w:rPr>
+        <w:t xml:space="preserve">Control Plane </w:t>
+      </w:r>
+      <w:r>
+        <w:rPr>
+          <w:rFonts w:ascii="TH Sarabun New" w:hAnsi="TH Sarabun New" w:cs="TH Sarabun New"/>
+          <w:sz w:val="28"/>
+          <w:cs/>
+        </w:rPr>
+        <w:t xml:space="preserve">กับอุปกรณ์เครือข่ายที่อยู่ใน </w:t>
+      </w:r>
+      <w:r>
+        <w:rPr>
+          <w:rFonts w:ascii="TH Sarabun New" w:hAnsi="TH Sarabun New" w:cs="TH Sarabun New"/>
+          <w:sz w:val="28"/>
+        </w:rPr>
+        <w:t xml:space="preserve">Data Plane </w:t>
+      </w:r>
+      <w:r>
+        <w:rPr>
+          <w:rFonts w:ascii="TH Sarabun New" w:hAnsi="TH Sarabun New" w:cs="TH Sarabun New"/>
+          <w:sz w:val="28"/>
+          <w:cs/>
+        </w:rPr>
+        <w:t xml:space="preserve">เช่น </w:t>
+      </w:r>
+      <w:r>
+        <w:rPr>
+          <w:rFonts w:ascii="TH Sarabun New" w:hAnsi="TH Sarabun New" w:cs="TH Sarabun New"/>
+          <w:sz w:val="28"/>
+        </w:rPr>
+        <w:t xml:space="preserve">OpenFlow Switch </w:t>
+      </w:r>
+      <w:r>
+        <w:rPr>
+          <w:rFonts w:ascii="TH Sarabun New" w:hAnsi="TH Sarabun New" w:cs="TH Sarabun New"/>
+          <w:sz w:val="28"/>
+          <w:cs/>
+        </w:rPr>
+        <w:t xml:space="preserve">หรือ </w:t>
+      </w:r>
+      <w:r>
+        <w:rPr>
+          <w:rFonts w:ascii="TH Sarabun New" w:hAnsi="TH Sarabun New" w:cs="TH Sarabun New"/>
+          <w:sz w:val="28"/>
+        </w:rPr>
+        <w:t xml:space="preserve">Open </w:t>
+      </w:r>
       <w:proofErr w:type="spellStart"/>
       <w:r>
         <w:rPr>
           <w:rFonts w:ascii="TH Sarabun New" w:hAnsi="TH Sarabun New" w:cs="TH Sarabun New"/>
           <w:sz w:val="28"/>
         </w:rPr>
-        <w:t>OpenFlow</w:t>
+        <w:t>vSwitch</w:t>
       </w:r>
       <w:proofErr w:type="spellEnd"/>
       <w:r>
@@ -8511,86 +10513,247 @@
           <w:sz w:val="28"/>
           <w:cs/>
         </w:rPr>
-        <w:t xml:space="preserve">เป็นโปรโตคอลที่ใช้สำหรับการสื่อสารระหว่าง </w:t>
-      </w:r>
-      <w:r>
-        <w:rPr>
-          <w:rFonts w:ascii="TH Sarabun New" w:hAnsi="TH Sarabun New" w:cs="TH Sarabun New"/>
-          <w:sz w:val="28"/>
-        </w:rPr>
-        <w:t xml:space="preserve">SDN Controller </w:t>
-      </w:r>
-      <w:r>
-        <w:rPr>
-          <w:rFonts w:ascii="TH Sarabun New" w:hAnsi="TH Sarabun New" w:cs="TH Sarabun New"/>
-          <w:sz w:val="28"/>
-          <w:cs/>
-        </w:rPr>
-        <w:t xml:space="preserve">ซึ่งอยู่ใน </w:t>
-      </w:r>
-      <w:r>
-        <w:rPr>
-          <w:rFonts w:ascii="TH Sarabun New" w:hAnsi="TH Sarabun New" w:cs="TH Sarabun New"/>
-          <w:sz w:val="28"/>
-        </w:rPr>
-        <w:t xml:space="preserve">Control Plane </w:t>
-      </w:r>
-      <w:r>
-        <w:rPr>
-          <w:rFonts w:ascii="TH Sarabun New" w:hAnsi="TH Sarabun New" w:cs="TH Sarabun New"/>
-          <w:sz w:val="28"/>
-          <w:cs/>
-        </w:rPr>
-        <w:t xml:space="preserve">กับอุปกรณ์เครือข่ายที่อยู่ใน </w:t>
-      </w:r>
-      <w:r>
-        <w:rPr>
-          <w:rFonts w:ascii="TH Sarabun New" w:hAnsi="TH Sarabun New" w:cs="TH Sarabun New"/>
-          <w:sz w:val="28"/>
-        </w:rPr>
-        <w:t xml:space="preserve">Data Plane </w:t>
-      </w:r>
-      <w:r>
-        <w:rPr>
-          <w:rFonts w:ascii="TH Sarabun New" w:hAnsi="TH Sarabun New" w:cs="TH Sarabun New"/>
-          <w:sz w:val="28"/>
-          <w:cs/>
-        </w:rPr>
-        <w:t xml:space="preserve">เช่น </w:t>
-      </w:r>
-      <w:r>
-        <w:rPr>
-          <w:rFonts w:ascii="TH Sarabun New" w:hAnsi="TH Sarabun New" w:cs="TH Sarabun New"/>
-          <w:sz w:val="28"/>
-        </w:rPr>
-        <w:t xml:space="preserve">OpenFlow Switch </w:t>
-      </w:r>
-      <w:r>
-        <w:rPr>
-          <w:rFonts w:ascii="TH Sarabun New" w:hAnsi="TH Sarabun New" w:cs="TH Sarabun New"/>
-          <w:sz w:val="28"/>
-          <w:cs/>
-        </w:rPr>
-        <w:t xml:space="preserve">หรือ </w:t>
-      </w:r>
-      <w:r>
-        <w:rPr>
-          <w:rFonts w:ascii="TH Sarabun New" w:hAnsi="TH Sarabun New" w:cs="TH Sarabun New"/>
-          <w:sz w:val="28"/>
-        </w:rPr>
-        <w:t xml:space="preserve">Open </w:t>
+        <w:t xml:space="preserve">โดย </w:t>
+      </w:r>
+      <w:r>
+        <w:rPr>
+          <w:rFonts w:ascii="TH Sarabun New" w:hAnsi="TH Sarabun New" w:cs="TH Sarabun New"/>
+          <w:sz w:val="28"/>
+        </w:rPr>
+        <w:t xml:space="preserve">OpenFlow </w:t>
+      </w:r>
+      <w:r>
+        <w:rPr>
+          <w:rFonts w:ascii="TH Sarabun New" w:hAnsi="TH Sarabun New" w:cs="TH Sarabun New"/>
+          <w:sz w:val="28"/>
+          <w:cs/>
+        </w:rPr>
+        <w:t xml:space="preserve">ช่วยให้ </w:t>
+      </w:r>
+      <w:r>
+        <w:rPr>
+          <w:rFonts w:ascii="TH Sarabun New" w:hAnsi="TH Sarabun New" w:cs="TH Sarabun New"/>
+          <w:sz w:val="28"/>
+        </w:rPr>
+        <w:t xml:space="preserve">Controller </w:t>
+      </w:r>
+      <w:r>
+        <w:rPr>
+          <w:rFonts w:ascii="TH Sarabun New" w:hAnsi="TH Sarabun New" w:cs="TH Sarabun New"/>
+          <w:sz w:val="28"/>
+          <w:cs/>
+        </w:rPr>
+        <w:t xml:space="preserve">สามารถกำหนด เพิ่ม แก้ไข และลบ </w:t>
+      </w:r>
+      <w:r>
+        <w:rPr>
+          <w:rFonts w:ascii="TH Sarabun New" w:hAnsi="TH Sarabun New" w:cs="TH Sarabun New"/>
+          <w:sz w:val="28"/>
+        </w:rPr>
+        <w:t xml:space="preserve">Flow Rule </w:t>
+      </w:r>
+      <w:r>
+        <w:rPr>
+          <w:rFonts w:ascii="TH Sarabun New" w:hAnsi="TH Sarabun New" w:cs="TH Sarabun New"/>
+          <w:sz w:val="28"/>
+          <w:cs/>
+        </w:rPr>
+        <w:t xml:space="preserve">ภายใน </w:t>
+      </w:r>
+      <w:r>
+        <w:rPr>
+          <w:rFonts w:ascii="TH Sarabun New" w:hAnsi="TH Sarabun New" w:cs="TH Sarabun New"/>
+          <w:sz w:val="28"/>
+        </w:rPr>
+        <w:t xml:space="preserve">Flow Table </w:t>
+      </w:r>
+      <w:r>
+        <w:rPr>
+          <w:rFonts w:ascii="TH Sarabun New" w:hAnsi="TH Sarabun New" w:cs="TH Sarabun New"/>
+          <w:sz w:val="28"/>
+          <w:cs/>
+        </w:rPr>
+        <w:t>ของสวิตช์ได้จากส่วนกลาง</w:t>
+      </w:r>
+      <w:r>
+        <w:rPr>
+          <w:rFonts w:ascii="TH Sarabun New" w:hAnsi="TH Sarabun New" w:cs="TH Sarabun New"/>
+          <w:sz w:val="28"/>
+        </w:rPr>
+        <w:br/>
+      </w:r>
+      <w:r>
+        <w:rPr>
+          <w:rFonts w:ascii="TH Sarabun New" w:hAnsi="TH Sarabun New" w:cs="TH Sarabun New"/>
+          <w:sz w:val="28"/>
+        </w:rPr>
+        <w:tab/>
+      </w:r>
+      <w:r>
+        <w:rPr>
+          <w:rFonts w:ascii="TH Sarabun New" w:hAnsi="TH Sarabun New" w:cs="TH Sarabun New"/>
+          <w:sz w:val="28"/>
+          <w:cs/>
+        </w:rPr>
+        <w:t xml:space="preserve">องค์ประกอบสำคัญของ </w:t>
+      </w:r>
+      <w:r>
+        <w:rPr>
+          <w:rFonts w:ascii="TH Sarabun New" w:hAnsi="TH Sarabun New" w:cs="TH Sarabun New"/>
+          <w:sz w:val="28"/>
+        </w:rPr>
+        <w:t xml:space="preserve">Flow Rule </w:t>
+      </w:r>
+      <w:r>
+        <w:rPr>
+          <w:rFonts w:ascii="TH Sarabun New" w:hAnsi="TH Sarabun New" w:cs="TH Sarabun New"/>
+          <w:sz w:val="28"/>
+          <w:cs/>
+        </w:rPr>
+        <w:t xml:space="preserve">ที่เกี่ยวข้องกับการทำงานของงานวิจัยนี้ </w:t>
+      </w:r>
+      <w:r>
+        <w:rPr>
+          <w:rFonts w:ascii="TH Sarabun New" w:hAnsi="TH Sarabun New" w:cs="TH Sarabun New"/>
+          <w:sz w:val="28"/>
+          <w:cs/>
+        </w:rPr>
+        <w:t>ได้แก่</w:t>
+      </w:r>
+      <w:r>
+        <w:rPr>
+          <w:rFonts w:ascii="TH Sarabun New" w:eastAsia="TH Sarabun New" w:hAnsi="TH Sarabun New" w:cs="TH Sarabun New"/>
+          <w:b/>
+          <w:sz w:val="28"/>
+          <w:cs/>
+        </w:rPr>
+        <w:br/>
+      </w:r>
+      <w:r>
+        <w:rPr>
+          <w:rFonts w:ascii="TH Sarabun New" w:eastAsia="TH Sarabun New" w:hAnsi="TH Sarabun New" w:cs="TH Sarabun New"/>
+          <w:b/>
+          <w:sz w:val="28"/>
+          <w:cs/>
+        </w:rPr>
+        <w:tab/>
+      </w:r>
+      <w:proofErr w:type="gramStart"/>
+      <w:r>
+        <w:rPr>
+          <w:rFonts w:ascii="TH Sarabun New" w:eastAsia="TH Sarabun New" w:hAnsi="TH Sarabun New" w:cs="TH Sarabun New"/>
+          <w:bCs/>
+          <w:sz w:val="28"/>
+          <w:cs/>
+        </w:rPr>
+        <w:t>1</w:t>
+      </w:r>
+      <w:proofErr w:type="gramEnd"/>
+      <w:r>
+        <w:rPr>
+          <w:rFonts w:ascii="TH Sarabun New" w:eastAsia="TH Sarabun New" w:hAnsi="TH Sarabun New" w:cs="TH Sarabun New"/>
+          <w:bCs/>
+          <w:sz w:val="28"/>
+          <w:cs/>
+        </w:rPr>
+        <w:t xml:space="preserve">. </w:t>
+      </w:r>
+      <w:r>
+        <w:rPr>
+          <w:rFonts w:ascii="TH Sarabun New" w:eastAsia="TH Sarabun New" w:hAnsi="TH Sarabun New" w:cs="TH Sarabun New"/>
+          <w:b/>
+          <w:sz w:val="28"/>
+        </w:rPr>
+        <w:t>Match</w:t>
+      </w:r>
+      <w:r>
+        <w:rPr>
+          <w:rFonts w:ascii="TH Sarabun New" w:eastAsia="TH Sarabun New" w:hAnsi="TH Sarabun New" w:cs="TH Sarabun New"/>
+          <w:bCs/>
+          <w:sz w:val="28"/>
+        </w:rPr>
+        <w:t xml:space="preserve"> </w:t>
+      </w:r>
+      <w:r>
+        <w:rPr>
+          <w:rFonts w:ascii="TH Sarabun New" w:eastAsia="TH Sarabun New" w:hAnsi="TH Sarabun New" w:cs="TH Sarabun New"/>
+          <w:b/>
+          <w:sz w:val="28"/>
+        </w:rPr>
+        <w:t xml:space="preserve">Field </w:t>
+      </w:r>
+      <w:r>
+        <w:rPr>
+          <w:rFonts w:ascii="TH Sarabun New" w:eastAsia="TH Sarabun New" w:hAnsi="TH Sarabun New" w:cs="TH Sarabun New"/>
+          <w:b/>
+          <w:sz w:val="28"/>
+          <w:cs/>
+        </w:rPr>
+        <w:t>คือ เงื่อนไขที่ใช้สำหรับตรวจสอบและจับคู่</w:t>
       </w:r>
       <w:proofErr w:type="spellStart"/>
       <w:r>
         <w:rPr>
-          <w:rFonts w:ascii="TH Sarabun New" w:hAnsi="TH Sarabun New" w:cs="TH Sarabun New"/>
-          <w:sz w:val="28"/>
-        </w:rPr>
-        <w:t>vSwitch</w:t>
+          <w:rFonts w:ascii="TH Sarabun New" w:eastAsia="TH Sarabun New" w:hAnsi="TH Sarabun New" w:cs="TH Sarabun New"/>
+          <w:b/>
+          <w:sz w:val="28"/>
+          <w:cs/>
+        </w:rPr>
+        <w:t>แพ็ก</w:t>
       </w:r>
       <w:proofErr w:type="spellEnd"/>
       <w:r>
         <w:rPr>
+          <w:rFonts w:ascii="TH Sarabun New" w:eastAsia="TH Sarabun New" w:hAnsi="TH Sarabun New" w:cs="TH Sarabun New"/>
+          <w:b/>
+          <w:sz w:val="28"/>
+          <w:cs/>
+        </w:rPr>
+        <w:t>เก็ต</w:t>
+      </w:r>
+      <w:r>
+        <w:rPr>
+          <w:rFonts w:ascii="TH Sarabun New" w:hAnsi="TH Sarabun New" w:cs="TH Sarabun New"/>
+          <w:sz w:val="28"/>
+        </w:rPr>
+        <w:br/>
+      </w:r>
+      <w:r>
+        <w:rPr>
+          <w:rFonts w:ascii="TH Sarabun New" w:hAnsi="TH Sarabun New" w:cs="TH Sarabun New"/>
+          <w:sz w:val="28"/>
+        </w:rPr>
+        <w:tab/>
+      </w:r>
+      <w:proofErr w:type="gramStart"/>
+      <w:r>
+        <w:rPr>
+          <w:rFonts w:ascii="TH Sarabun New" w:hAnsi="TH Sarabun New" w:cs="TH Sarabun New"/>
+          <w:b/>
+          <w:bCs/>
+          <w:sz w:val="28"/>
+        </w:rPr>
+        <w:t>2</w:t>
+      </w:r>
+      <w:proofErr w:type="gramEnd"/>
+      <w:r>
+        <w:rPr>
+          <w:rFonts w:ascii="TH Sarabun New" w:hAnsi="TH Sarabun New" w:cs="TH Sarabun New"/>
+          <w:sz w:val="28"/>
+        </w:rPr>
+        <w:t xml:space="preserve">. </w:t>
+      </w:r>
+      <w:r>
+        <w:rPr>
+          <w:rFonts w:ascii="TH Sarabun New" w:hAnsi="TH Sarabun New" w:cs="TH Sarabun New"/>
+          <w:b/>
+          <w:bCs/>
+          <w:sz w:val="28"/>
+        </w:rPr>
+        <w:t>Priority</w:t>
+      </w:r>
+      <w:r>
+        <w:rPr>
           <w:rFonts w:ascii="TH Sarabun New" w:hAnsi="TH Sarabun New" w:cs="TH Sarabun New"/>
           <w:sz w:val="28"/>
         </w:rPr>
@@ -8602,72 +10765,13 @@
           <w:sz w:val="28"/>
           <w:cs/>
         </w:rPr>
-        <w:t xml:space="preserve">โดย </w:t>
-      </w:r>
-      <w:r>
-        <w:rPr>
-          <w:rFonts w:ascii="TH Sarabun New" w:hAnsi="TH Sarabun New" w:cs="TH Sarabun New"/>
-          <w:sz w:val="28"/>
-        </w:rPr>
-        <w:t xml:space="preserve">OpenFlow </w:t>
-      </w:r>
-      <w:r>
-        <w:rPr>
-          <w:rFonts w:ascii="TH Sarabun New" w:hAnsi="TH Sarabun New" w:cs="TH Sarabun New"/>
-          <w:sz w:val="28"/>
-          <w:cs/>
-        </w:rPr>
-        <w:t xml:space="preserve">ช่วยให้ </w:t>
-      </w:r>
-      <w:r>
-        <w:rPr>
-          <w:rFonts w:ascii="TH Sarabun New" w:hAnsi="TH Sarabun New" w:cs="TH Sarabun New"/>
-          <w:sz w:val="28"/>
-        </w:rPr>
-        <w:t xml:space="preserve">Controller </w:t>
-      </w:r>
-      <w:r>
-        <w:rPr>
-          <w:rFonts w:ascii="TH Sarabun New" w:hAnsi="TH Sarabun New" w:cs="TH Sarabun New"/>
-          <w:sz w:val="28"/>
-          <w:cs/>
-        </w:rPr>
-        <w:t xml:space="preserve">สามารถกำหนด เพิ่ม แก้ไข และลบ </w:t>
-      </w:r>
-      <w:r>
-        <w:rPr>
-          <w:rFonts w:ascii="TH Sarabun New" w:hAnsi="TH Sarabun New" w:cs="TH Sarabun New"/>
-          <w:sz w:val="28"/>
-        </w:rPr>
-        <w:t xml:space="preserve">Flow Rule </w:t>
-      </w:r>
-      <w:r>
-        <w:rPr>
-          <w:rFonts w:ascii="TH Sarabun New" w:hAnsi="TH Sarabun New" w:cs="TH Sarabun New"/>
-          <w:sz w:val="28"/>
-          <w:cs/>
-        </w:rPr>
-        <w:t xml:space="preserve">ภายใน </w:t>
-      </w:r>
-      <w:r>
-        <w:rPr>
-          <w:rFonts w:ascii="TH Sarabun New" w:hAnsi="TH Sarabun New" w:cs="TH Sarabun New"/>
-          <w:sz w:val="28"/>
-        </w:rPr>
-        <w:t xml:space="preserve">Flow Table </w:t>
-      </w:r>
-      <w:r>
-        <w:rPr>
-          <w:rFonts w:ascii="TH Sarabun New" w:hAnsi="TH Sarabun New" w:cs="TH Sarabun New"/>
-          <w:sz w:val="28"/>
-          <w:cs/>
-        </w:rPr>
-        <w:t>ของสวิตช์ได้จากส่วนกลาง</w:t>
-      </w:r>
-      <w:r>
-        <w:rPr>
-          <w:rFonts w:ascii="TH Sarabun New" w:hAnsi="TH Sarabun New" w:cs="TH Sarabun New"/>
-          <w:sz w:val="28"/>
+        <w:t>คือ ค่าลำดับความสำคัญของกฎ</w:t>
+      </w:r>
+      <w:r>
+        <w:rPr>
+          <w:rFonts w:ascii="TH Sarabun New" w:hAnsi="TH Sarabun New" w:cs="TH Sarabun New"/>
+          <w:sz w:val="28"/>
+          <w:cs/>
         </w:rPr>
         <w:br/>
       </w:r>
@@ -8675,200 +10779,22 @@
         <w:rPr>
           <w:rFonts w:ascii="TH Sarabun New" w:hAnsi="TH Sarabun New" w:cs="TH Sarabun New"/>
           <w:sz w:val="28"/>
+          <w:cs/>
         </w:rPr>
         <w:tab/>
       </w:r>
-      <w:r>
-        <w:rPr>
-          <w:rFonts w:ascii="TH Sarabun New" w:hAnsi="TH Sarabun New" w:cs="TH Sarabun New"/>
-          <w:sz w:val="28"/>
-          <w:cs/>
-        </w:rPr>
-        <w:t xml:space="preserve">องค์ประกอบสำคัญของ </w:t>
-      </w:r>
-      <w:r>
-        <w:rPr>
-          <w:rFonts w:ascii="TH Sarabun New" w:hAnsi="TH Sarabun New" w:cs="TH Sarabun New"/>
-          <w:sz w:val="28"/>
-        </w:rPr>
-        <w:t xml:space="preserve">Flow Rule </w:t>
-      </w:r>
-      <w:r>
-        <w:rPr>
-          <w:rFonts w:ascii="TH Sarabun New" w:hAnsi="TH Sarabun New" w:cs="TH Sarabun New"/>
-          <w:sz w:val="28"/>
-          <w:cs/>
-        </w:rPr>
-        <w:t xml:space="preserve">ที่เกี่ยวข้องกับการทำงานของงานวิจัยนี้ </w:t>
-      </w:r>
-      <w:r>
-        <w:rPr>
-          <w:rFonts w:ascii="TH Sarabun New" w:hAnsi="TH Sarabun New" w:cs="TH Sarabun New"/>
-          <w:sz w:val="28"/>
-          <w:cs/>
-        </w:rPr>
-        <w:t>ได้แก่</w:t>
-      </w:r>
-      <w:r>
-        <w:rPr>
-          <w:rFonts w:ascii="TH Sarabun New" w:eastAsia="TH Sarabun New" w:hAnsi="TH Sarabun New" w:cs="TH Sarabun New"/>
-          <w:b/>
-          <w:sz w:val="28"/>
-          <w:cs/>
-        </w:rPr>
-        <w:br/>
-      </w:r>
-      <w:r>
-        <w:rPr>
-          <w:rFonts w:ascii="TH Sarabun New" w:eastAsia="TH Sarabun New" w:hAnsi="TH Sarabun New" w:cs="TH Sarabun New"/>
-          <w:b/>
-          <w:sz w:val="28"/>
-          <w:cs/>
-        </w:rPr>
-        <w:tab/>
-      </w:r>
-      <w:r>
-        <w:rPr>
-          <w:rFonts w:ascii="TH Sarabun New" w:eastAsia="TH Sarabun New" w:hAnsi="TH Sarabun New" w:cs="TH Sarabun New"/>
+      <w:proofErr w:type="gramStart"/>
+      <w:r>
+        <w:rPr>
+          <w:rFonts w:ascii="TH Sarabun New" w:hAnsi="TH Sarabun New" w:cs="TH Sarabun New"/>
+          <w:b/>
           <w:bCs/>
           <w:sz w:val="28"/>
           <w:cs/>
         </w:rPr>
-        <w:t xml:space="preserve">1. </w:t>
-      </w:r>
-      <w:r>
-        <w:rPr>
-          <w:rFonts w:ascii="TH Sarabun New" w:eastAsia="TH Sarabun New" w:hAnsi="TH Sarabun New" w:cs="TH Sarabun New"/>
-          <w:b/>
-          <w:sz w:val="28"/>
-        </w:rPr>
-        <w:t>Match</w:t>
-      </w:r>
-      <w:r>
-        <w:rPr>
-          <w:rFonts w:ascii="TH Sarabun New" w:eastAsia="TH Sarabun New" w:hAnsi="TH Sarabun New" w:cs="TH Sarabun New"/>
-          <w:bCs/>
-          <w:sz w:val="28"/>
-        </w:rPr>
-        <w:t xml:space="preserve"> </w:t>
-      </w:r>
-      <w:r>
-        <w:rPr>
-          <w:rFonts w:ascii="TH Sarabun New" w:eastAsia="TH Sarabun New" w:hAnsi="TH Sarabun New" w:cs="TH Sarabun New"/>
-          <w:b/>
-          <w:sz w:val="28"/>
-        </w:rPr>
-        <w:t xml:space="preserve">Field </w:t>
-      </w:r>
-      <w:r>
-        <w:rPr>
-          <w:rFonts w:ascii="TH Sarabun New" w:eastAsia="TH Sarabun New" w:hAnsi="TH Sarabun New" w:cs="TH Sarabun New"/>
-          <w:b/>
-          <w:sz w:val="28"/>
-          <w:cs/>
-        </w:rPr>
-        <w:t>คือ เงื่อนไขที่ใช้สำหรับตรวจสอบและจับคู่</w:t>
-      </w:r>
-      <w:proofErr w:type="spellStart"/>
-      <w:r>
-        <w:rPr>
-          <w:rFonts w:ascii="TH Sarabun New" w:eastAsia="TH Sarabun New" w:hAnsi="TH Sarabun New" w:cs="TH Sarabun New"/>
-          <w:b/>
-          <w:sz w:val="28"/>
-          <w:cs/>
-        </w:rPr>
-        <w:t>แพ็ก</w:t>
-      </w:r>
-      <w:proofErr w:type="spellEnd"/>
-      <w:r>
-        <w:rPr>
-          <w:rFonts w:ascii="TH Sarabun New" w:eastAsia="TH Sarabun New" w:hAnsi="TH Sarabun New" w:cs="TH Sarabun New"/>
-          <w:b/>
-          <w:sz w:val="28"/>
-          <w:cs/>
-        </w:rPr>
-        <w:t>เก็ต</w:t>
-      </w:r>
-      <w:r>
-        <w:rPr>
-          <w:rFonts w:ascii="TH Sarabun New" w:hAnsi="TH Sarabun New" w:cs="TH Sarabun New"/>
-          <w:sz w:val="28"/>
-        </w:rPr>
-        <w:br/>
-      </w:r>
-      <w:r>
-        <w:rPr>
-          <w:rFonts w:ascii="TH Sarabun New" w:hAnsi="TH Sarabun New" w:cs="TH Sarabun New"/>
-          <w:sz w:val="28"/>
-        </w:rPr>
-        <w:tab/>
-      </w:r>
-      <w:r>
-        <w:rPr>
-          <w:rFonts w:ascii="TH Sarabun New" w:hAnsi="TH Sarabun New" w:cs="TH Sarabun New"/>
-          <w:b/>
-          <w:bCs/>
-          <w:sz w:val="28"/>
-        </w:rPr>
-        <w:t>2</w:t>
-      </w:r>
-      <w:r>
-        <w:rPr>
-          <w:rFonts w:ascii="TH Sarabun New" w:hAnsi="TH Sarabun New" w:cs="TH Sarabun New"/>
-          <w:sz w:val="28"/>
-        </w:rPr>
-        <w:t xml:space="preserve">. </w:t>
-      </w:r>
-      <w:r>
-        <w:rPr>
-          <w:rFonts w:ascii="TH Sarabun New" w:hAnsi="TH Sarabun New" w:cs="TH Sarabun New"/>
-          <w:b/>
-          <w:bCs/>
-          <w:sz w:val="28"/>
-        </w:rPr>
-        <w:t>Priority</w:t>
-      </w:r>
-      <w:r>
-        <w:rPr>
-          <w:rFonts w:ascii="TH Sarabun New" w:hAnsi="TH Sarabun New" w:cs="TH Sarabun New"/>
-          <w:sz w:val="28"/>
-        </w:rPr>
-        <w:t xml:space="preserve"> </w:t>
-      </w:r>
-      <w:r>
-        <w:rPr>
-          <w:rFonts w:ascii="TH Sarabun New" w:hAnsi="TH Sarabun New" w:cs="TH Sarabun New"/>
-          <w:sz w:val="28"/>
-          <w:cs/>
-        </w:rPr>
-        <w:t>คือ ค่าลำดับความสำคัญของกฎ</w:t>
-      </w:r>
-      <w:r>
-        <w:rPr>
-          <w:rFonts w:ascii="TH Sarabun New" w:hAnsi="TH Sarabun New" w:cs="TH Sarabun New"/>
-          <w:sz w:val="28"/>
-          <w:cs/>
-        </w:rPr>
-        <w:br/>
-      </w:r>
-      <w:r>
-        <w:rPr>
-          <w:rFonts w:ascii="TH Sarabun New" w:hAnsi="TH Sarabun New" w:cs="TH Sarabun New"/>
-          <w:sz w:val="28"/>
-          <w:cs/>
-        </w:rPr>
-        <w:tab/>
-      </w:r>
-      <w:r>
-        <w:rPr>
-          <w:rFonts w:ascii="TH Sarabun New" w:hAnsi="TH Sarabun New" w:cs="TH Sarabun New"/>
-          <w:b/>
-          <w:bCs/>
-          <w:sz w:val="28"/>
-          <w:cs/>
-        </w:rPr>
         <w:t>3</w:t>
       </w:r>
+      <w:proofErr w:type="gramEnd"/>
       <w:r>
         <w:rPr>
           <w:rFonts w:ascii="TH Sarabun New" w:hAnsi="TH Sarabun New" w:cs="TH Sarabun New"/>
@@ -11416,7 +13342,23 @@
                 <w:rFonts w:ascii="TH Sarabun New" w:hAnsi="TH Sarabun New" w:cs="TH Sarabun New"/>
                 <w:szCs w:val="22"/>
               </w:rPr>
-              <w:t>": 1,</w:t>
+              <w:t xml:space="preserve">": </w:t>
+            </w:r>
+            <w:proofErr w:type="gramStart"/>
+            <w:r>
+              <w:rPr>
+                <w:rFonts w:ascii="TH Sarabun New" w:hAnsi="TH Sarabun New" w:cs="TH Sarabun New"/>
+                <w:szCs w:val="22"/>
+              </w:rPr>
+              <w:t>1</w:t>
+            </w:r>
+            <w:proofErr w:type="gramEnd"/>
+            <w:r>
+              <w:rPr>
+                <w:rFonts w:ascii="TH Sarabun New" w:hAnsi="TH Sarabun New" w:cs="TH Sarabun New"/>
+                <w:szCs w:val="22"/>
+              </w:rPr>
+              <w:t>,</w:t>
             </w:r>
           </w:p>
           <w:p>
@@ -11547,7 +13489,23 @@
                 <w:rFonts w:ascii="TH Sarabun New" w:hAnsi="TH Sarabun New" w:cs="TH Sarabun New"/>
                 <w:szCs w:val="22"/>
               </w:rPr>
-              <w:t>": 2,</w:t>
+              <w:t xml:space="preserve">": </w:t>
+            </w:r>
+            <w:proofErr w:type="gramStart"/>
+            <w:r>
+              <w:rPr>
+                <w:rFonts w:ascii="TH Sarabun New" w:hAnsi="TH Sarabun New" w:cs="TH Sarabun New"/>
+                <w:szCs w:val="22"/>
+              </w:rPr>
+              <w:t>2</w:t>
+            </w:r>
+            <w:proofErr w:type="gramEnd"/>
+            <w:r>
+              <w:rPr>
+                <w:rFonts w:ascii="TH Sarabun New" w:hAnsi="TH Sarabun New" w:cs="TH Sarabun New"/>
+                <w:szCs w:val="22"/>
+              </w:rPr>
+              <w:t>,</w:t>
             </w:r>
           </w:p>
           <w:p>
@@ -12792,7 +14750,22 @@
           <w:sz w:val="28"/>
         </w:rPr>
         <w:tab/>
-        <w:t xml:space="preserve">1. GET </w:t>
+      </w:r>
+      <w:proofErr w:type="gramStart"/>
+      <w:r>
+        <w:rPr>
+          <w:rFonts w:ascii="TH Sarabun New" w:hAnsi="TH Sarabun New" w:cs="TH Sarabun New"/>
+          <w:sz w:val="28"/>
+        </w:rPr>
+        <w:t>1</w:t>
+      </w:r>
+      <w:proofErr w:type="gramEnd"/>
+      <w:r>
+        <w:rPr>
+          <w:rFonts w:ascii="TH Sarabun New" w:hAnsi="TH Sarabun New" w:cs="TH Sarabun New"/>
+          <w:sz w:val="28"/>
+        </w:rPr>
+        <w:t xml:space="preserve">. GET </w:t>
       </w:r>
       <w:r>
         <w:rPr>
@@ -12829,7 +14802,22 @@
           <w:sz w:val="28"/>
         </w:rPr>
         <w:tab/>
-        <w:t>2. POST</w:t>
+      </w:r>
+      <w:proofErr w:type="gramStart"/>
+      <w:r>
+        <w:rPr>
+          <w:rFonts w:ascii="TH Sarabun New" w:hAnsi="TH Sarabun New" w:cs="TH Sarabun New"/>
+          <w:sz w:val="28"/>
+        </w:rPr>
+        <w:t>2</w:t>
+      </w:r>
+      <w:proofErr w:type="gramEnd"/>
+      <w:r>
+        <w:rPr>
+          <w:rFonts w:ascii="TH Sarabun New" w:hAnsi="TH Sarabun New" w:cs="TH Sarabun New"/>
+          <w:sz w:val="28"/>
+        </w:rPr>
+        <w:t>. POST</w:t>
       </w:r>
       <w:r>
         <w:rPr>
@@ -12866,7 +14854,22 @@
           <w:sz w:val="28"/>
         </w:rPr>
         <w:tab/>
-        <w:t>3. PUT</w:t>
+      </w:r>
+      <w:proofErr w:type="gramStart"/>
+      <w:r>
+        <w:rPr>
+          <w:rFonts w:ascii="TH Sarabun New" w:hAnsi="TH Sarabun New" w:cs="TH Sarabun New"/>
+          <w:sz w:val="28"/>
+        </w:rPr>
+        <w:t>3</w:t>
+      </w:r>
+      <w:proofErr w:type="gramEnd"/>
+      <w:r>
+        <w:rPr>
+          <w:rFonts w:ascii="TH Sarabun New" w:hAnsi="TH Sarabun New" w:cs="TH Sarabun New"/>
+          <w:sz w:val="28"/>
+        </w:rPr>
+        <w:t>. PUT</w:t>
       </w:r>
       <w:r>
         <w:rPr>
@@ -12905,7 +14908,22 @@
           <w:sz w:val="28"/>
         </w:rPr>
         <w:tab/>
-        <w:t>4. PATCH</w:t>
+      </w:r>
+      <w:proofErr w:type="gramStart"/>
+      <w:r>
+        <w:rPr>
+          <w:rFonts w:ascii="TH Sarabun New" w:hAnsi="TH Sarabun New" w:cs="TH Sarabun New"/>
+          <w:sz w:val="28"/>
+        </w:rPr>
+        <w:t>4</w:t>
+      </w:r>
+      <w:proofErr w:type="gramEnd"/>
+      <w:r>
+        <w:rPr>
+          <w:rFonts w:ascii="TH Sarabun New" w:hAnsi="TH Sarabun New" w:cs="TH Sarabun New"/>
+          <w:sz w:val="28"/>
+        </w:rPr>
+        <w:t>. PATCH</w:t>
       </w:r>
       <w:r>
         <w:rPr>
@@ -12935,7 +14953,22 @@
           <w:sz w:val="28"/>
         </w:rPr>
         <w:tab/>
-        <w:t xml:space="preserve">5. DELETE </w:t>
+      </w:r>
+      <w:proofErr w:type="gramStart"/>
+      <w:r>
+        <w:rPr>
+          <w:rFonts w:ascii="TH Sarabun New" w:hAnsi="TH Sarabun New" w:cs="TH Sarabun New"/>
+          <w:sz w:val="28"/>
+        </w:rPr>
+        <w:t>5</w:t>
+      </w:r>
+      <w:proofErr w:type="gramEnd"/>
+      <w:r>
+        <w:rPr>
+          <w:rFonts w:ascii="TH Sarabun New" w:hAnsi="TH Sarabun New" w:cs="TH Sarabun New"/>
+          <w:sz w:val="28"/>
+        </w:rPr>
+        <w:t xml:space="preserve">. DELETE </w:t>
       </w:r>
       <w:r>
         <w:rPr>
@@ -19801,6 +21834,56 @@
     </w:sectPr>
   </w:body>
 </w:document>
+</file>
+
+<file path=word/endnotes.xml><?xml version="1.0" encoding="utf-8"?>
+<w:endnotes xmlns:wpc="http://schemas.microsoft.com/office/word/2010/wordprocessingCanvas" xmlns:cx="http://schemas.microsoft.com/office/drawing/2014/chartex" xmlns:cx1="http://schemas.microsoft.com/office/drawing/2015/9/8/chartex" xmlns:cx2="http://schemas.microsoft.com/office/drawing/2015/10/21/chartex" xmlns:cx3="http://schemas.microsoft.com/office/drawing/2016/5/9/chartex" xmlns:cx4="http://schemas.microsoft.com/office/drawing/2016/5/10/chartex" xmlns:cx5="http://schemas.microsoft.com/office/drawing/2016/5/11/chartex" xmlns:cx6="http://schemas.microsoft.com/office/drawing/2016/5/12/chartex" xmlns:cx7="http://schemas.microsoft.com/office/drawing/2016/5/13/chartex" xmlns:cx8="http://schemas.microsoft.com/office/drawing/2016/5/14/chartex" xmlns:mc="http://schemas.openxmlformats.org/markup-compatibility/2006" xmlns:aink="http://schemas.microsoft.com/office/drawing/2016/ink" xmlns:am3d="http://schemas.microsoft.com/office/drawing/2017/model3d" xmlns:o="urn:schemas-microsoft-com:office:office" xmlns:oel="http://schemas.microsoft.com/office/2019/extlst" xmlns:r="http://schemas.openxmlformats.org/officeDocument/2006/relationships" xmlns:m="http://schemas.openxmlformats.org/officeDocument/2006/math" xmlns:v="urn:schemas-microsoft-com:vml" xmlns:wp14="http://schemas.microsoft.com/office/word/2010/wordprocessingDrawing" xmlns:wp="http://schemas.openxmlformats.org/drawingml/2006/wordprocessingDrawing" xmlns:w10="urn:schemas-microsoft-com:office:word" xmlns:w="http://schemas.openxmlformats.org/wordprocessingml/2006/main" xmlns:w14="http://schemas.microsoft.com/office/word/2010/wordml" xmlns:w15="http://schemas.microsoft.com/office/word/2012/wordml" xmlns:w16cex="http://schemas.microsoft.com/office/word/2018/wordml/cex" xmlns:w16cid="http://schemas.microsoft.com/office/word/2016/wordml/cid" xmlns:w16="http://schemas.microsoft.com/office/word/2018/wordml" xmlns:w16du="http://schemas.microsoft.com/office/word/2023/wordml/word16du" xmlns:w16sdtdh="http://schemas.microsoft.com/office/word/2020/wordml/sdtdatahash" xmlns:w16se="http://schemas.microsoft.com/office/word/2015/wordml/symex" xmlns:wpg="http://schemas.microsoft.com/office/word/2010/wordprocessingGroup" xmlns:wpi="http://schemas.microsoft.com/office/word/2010/wordprocessingInk" xmlns:wne="http://schemas.microsoft.com/office/word/2006/wordml" xmlns:wps="http://schemas.microsoft.com/office/word/2010/wordprocessingShape" mc:Ignorable="w14 w15 w16se w16cid w16 w16cex w16sdtdh w16du wp14">
+  <w:endnote w:type="separator" w:id="-1">
+    <w:p>
+      <w:pPr>
+        <w:spacing w:after="0" w:line="240" w:lineRule="auto"/>
+      </w:pPr>
+      <w:r>
+        <w:separator/>
+      </w:r>
+    </w:p>
+  </w:endnote>
+  <w:endnote w:type="continuationSeparator" w:id="0">
+    <w:p>
+      <w:pPr>
+        <w:spacing w:after="0" w:line="240" w:lineRule="auto"/>
+      </w:pPr>
+      <w:r>
+        <w:continuationSeparator/>
+      </w:r>
+    </w:p>
+  </w:endnote>
+</w:endnotes>
+</file>
+
+<file path=word/footnotes.xml><?xml version="1.0" encoding="utf-8"?>
+<w:footnotes xmlns:wpc="http://schemas.microsoft.com/office/word/2010/wordprocessingCanvas" xmlns:cx="http://schemas.microsoft.com/office/drawing/2014/chartex" xmlns:cx1="http://schemas.microsoft.com/office/drawing/2015/9/8/chartex" xmlns:cx2="http://schemas.microsoft.com/office/drawing/2015/10/21/chartex" xmlns:cx3="http://schemas.microsoft.com/office/drawing/2016/5/9/chartex" xmlns:cx4="http://schemas.microsoft.com/office/drawing/2016/5/10/chartex" xmlns:cx5="http://schemas.microsoft.com/office/drawing/2016/5/11/chartex" xmlns:cx6="http://schemas.microsoft.com/office/drawing/2016/5/12/chartex" xmlns:cx7="http://schemas.microsoft.com/office/drawing/2016/5/13/chartex" xmlns:cx8="http://schemas.microsoft.com/office/drawing/2016/5/14/chartex" xmlns:mc="http://schemas.openxmlformats.org/markup-compatibility/2006" xmlns:aink="http://schemas.microsoft.com/office/drawing/2016/ink" xmlns:am3d="http://schemas.microsoft.com/office/drawing/2017/model3d" xmlns:o="urn:schemas-microsoft-com:office:office" xmlns:oel="http://schemas.microsoft.com/office/2019/extlst" xmlns:r="http://schemas.openxmlformats.org/officeDocument/2006/relationships" xmlns:m="http://schemas.openxmlformats.org/officeDocument/2006/math" xmlns:v="urn:schemas-microsoft-com:vml" xmlns:wp14="http://schemas.microsoft.com/office/word/2010/wordprocessingDrawing" xmlns:wp="http://schemas.openxmlformats.org/drawingml/2006/wordprocessingDrawing" xmlns:w10="urn:schemas-microsoft-com:office:word" xmlns:w="http://schemas.openxmlformats.org/wordprocessingml/2006/main" xmlns:w14="http://schemas.microsoft.com/office/word/2010/wordml" xmlns:w15="http://schemas.microsoft.com/office/word/2012/wordml" xmlns:w16cex="http://schemas.microsoft.com/office/word/2018/wordml/cex" xmlns:w16cid="http://schemas.microsoft.com/office/word/2016/wordml/cid" xmlns:w16="http://schemas.microsoft.com/office/word/2018/wordml" xmlns:w16du="http://schemas.microsoft.com/office/word/2023/wordml/word16du" xmlns:w16sdtdh="http://schemas.microsoft.com/office/word/2020/wordml/sdtdatahash" xmlns:w16se="http://schemas.microsoft.com/office/word/2015/wordml/symex" xmlns:wpg="http://schemas.microsoft.com/office/word/2010/wordprocessingGroup" xmlns:wpi="http://schemas.microsoft.com/office/word/2010/wordprocessingInk" xmlns:wne="http://schemas.microsoft.com/office/word/2006/wordml" xmlns:wps="http://schemas.microsoft.com/office/word/2010/wordprocessingShape" mc:Ignorable="w14 w15 w16se w16cid w16 w16cex w16sdtdh w16du wp14">
+  <w:footnote w:type="separator" w:id="-1">
+    <w:p>
+      <w:pPr>
+        <w:spacing w:after="0" w:line="240" w:lineRule="auto"/>
+      </w:pPr>
+      <w:r>
+        <w:separator/>
+      </w:r>
+    </w:p>
+  </w:footnote>
+  <w:footnote w:type="continuationSeparator" w:id="0">
+    <w:p>
+      <w:pPr>
+        <w:spacing w:after="0" w:line="240" w:lineRule="auto"/>
+      </w:pPr>
+      <w:r>
+        <w:continuationSeparator/>
+      </w:r>
+    </w:p>
+  </w:footnote>
+</w:footnotes>
 </file>
 
 <file path=word/numbering.xml><?xml version="1.0" encoding="utf-8"?>
@@ -21807,7 +23890,6 @@
   <w:style w:type="character" w:default="1" w:styleId="DefaultParagraphFont">
     <w:name w:val="Default Paragraph Font"/>
     <w:uiPriority w:val="1"/>
-    <w:semiHidden/>
     <w:unhideWhenUsed/>
   </w:style>
   <w:style w:type="table" w:default="1" w:styleId="TableNormal">
@@ -22163,6 +24245,63 @@
       </w:tblBorders>
     </w:tblPr>
   </w:style>
+  <w:style w:type="paragraph" w:styleId="Header">
+    <w:name w:val="header"/>
+    <w:basedOn w:val="Normal"/>
+    <w:link w:val="HeaderChar"/>
+    <w:uiPriority w:val="99"/>
+    <w:unhideWhenUsed/>
+    <w:rsid w:val="00216AED"/>
+    <w:pPr>
+      <w:tabs>
+        <w:tab w:val="center" w:pos="4513"/>
+        <w:tab w:val="right" w:pos="9026"/>
+      </w:tabs>
+      <w:spacing w:after="0" w:line="240" w:lineRule="auto"/>
+    </w:pPr>
+  </w:style>
+  <w:style w:type="character" w:customStyle="1" w:styleId="HeaderChar">
+    <w:name w:val="Header Char"/>
+    <w:basedOn w:val="DefaultParagraphFont"/>
+    <w:link w:val="Header"/>
+    <w:uiPriority w:val="99"/>
+    <w:rsid w:val="00216AED"/>
+  </w:style>
+  <w:style w:type="paragraph" w:styleId="Footer">
+    <w:name w:val="footer"/>
+    <w:basedOn w:val="Normal"/>
+    <w:link w:val="FooterChar"/>
+    <w:uiPriority w:val="99"/>
+    <w:unhideWhenUsed/>
+    <w:rsid w:val="00216AED"/>
+    <w:pPr>
+      <w:tabs>
+        <w:tab w:val="center" w:pos="4513"/>
+        <w:tab w:val="right" w:pos="9026"/>
+      </w:tabs>
+      <w:spacing w:after="0" w:line="240" w:lineRule="auto"/>
+    </w:pPr>
+  </w:style>
+  <w:style w:type="character" w:customStyle="1" w:styleId="FooterChar">
+    <w:name w:val="Footer Char"/>
+    <w:basedOn w:val="DefaultParagraphFont"/>
+    <w:link w:val="Footer"/>
+    <w:uiPriority w:val="99"/>
+    <w:rsid w:val="00216AED"/>
+  </w:style>
+  <w:style w:type="paragraph" w:styleId="NormalWeb">
+    <w:name w:val="Normal (Web)"/>
+    <w:basedOn w:val="Normal"/>
+    <w:uiPriority w:val="99"/>
+    <w:semiHidden/>
+    <w:unhideWhenUsed/>
+    <w:rsid w:val="00452805"/>
+    <w:rPr>
+      <w:rFonts w:ascii="Times New Roman" w:hAnsi="Times New Roman" w:cs="Angsana New"/>
+      <w:sz w:val="24"/>
+      <w:szCs w:val="30"/>
+    </w:rPr>
+  </w:style>
 </w:styles>
 </file>
 
